--- a/chapters/computing preiciple by alkhawrizm_v1.docx
+++ b/chapters/computing preiciple by alkhawrizm_v1.docx
@@ -79,7 +79,6 @@
         </w:rPr>
         <w:t xml:space="preserve">تطبيق عناصر نظام الحوسبة بلغة البرمجة </w:t>
       </w:r>
-      <w:proofErr w:type="spellStart"/>
       <w:r>
         <w:rPr>
           <w:rFonts w:hint="cs"/>
@@ -88,7 +87,6 @@
         </w:rPr>
         <w:t>الخوارزم</w:t>
       </w:r>
-      <w:proofErr w:type="spellEnd"/>
     </w:p>
     <w:p>
       <w:pPr>
@@ -133,6 +131,151 @@
         </w:rPr>
         <w:br w:type="page"/>
       </w:r>
+      <w:r>
+        <w:rPr>
+          <w:rtl/>
+          <w:lang w:bidi="ar-EG"/>
+        </w:rPr>
+        <w:lastRenderedPageBreak/>
+        <w:br w:type="page"/>
+      </w:r>
+    </w:p>
+    <w:p>
+      <w:pPr>
+        <w:pStyle w:val="ListParagraph"/>
+        <w:rPr>
+          <w:rtl/>
+          <w:lang w:bidi="ar-EG"/>
+        </w:rPr>
+      </w:pPr>
+    </w:p>
+    <w:p>
+      <w:pPr>
+        <w:pStyle w:val="ListParagraph"/>
+        <w:rPr>
+          <w:rtl/>
+          <w:lang w:bidi="ar-EG"/>
+        </w:rPr>
+      </w:pPr>
+    </w:p>
+    <w:p>
+      <w:pPr>
+        <w:pStyle w:val="ListParagraph"/>
+        <w:rPr>
+          <w:rtl/>
+          <w:lang w:bidi="ar-EG"/>
+        </w:rPr>
+      </w:pPr>
+    </w:p>
+    <w:p>
+      <w:pPr>
+        <w:pStyle w:val="ListParagraph"/>
+        <w:rPr>
+          <w:rtl/>
+          <w:lang w:bidi="ar-EG"/>
+        </w:rPr>
+      </w:pPr>
+    </w:p>
+    <w:p>
+      <w:pPr>
+        <w:pStyle w:val="ListParagraph"/>
+        <w:rPr>
+          <w:rtl/>
+          <w:lang w:bidi="ar-EG"/>
+        </w:rPr>
+      </w:pPr>
+    </w:p>
+    <w:p>
+      <w:pPr>
+        <w:pStyle w:val="ListParagraph"/>
+        <w:rPr>
+          <w:rtl/>
+          <w:lang w:bidi="ar-EG"/>
+        </w:rPr>
+      </w:pPr>
+    </w:p>
+    <w:p>
+      <w:pPr>
+        <w:pStyle w:val="ListParagraph"/>
+        <w:jc w:val="center"/>
+        <w:rPr>
+          <w:rtl/>
+          <w:lang w:bidi="ar-EG"/>
+        </w:rPr>
+      </w:pPr>
+      <w:r>
+        <w:rPr>
+          <w:rFonts w:hint="cs"/>
+          <w:rtl/>
+          <w:lang w:bidi="ar-EG"/>
+        </w:rPr>
+        <w:t xml:space="preserve">جميع حقوق النشر والتوزيع محفوظة لـ اندلسي للبحث والتطوير   </w:t>
+      </w:r>
+      <w:r>
+        <w:rPr>
+          <w:lang w:bidi="ar-EG"/>
+        </w:rPr>
+        <w:t>qhse-erp.com</w:t>
+      </w:r>
+    </w:p>
+    <w:p>
+      <w:pPr>
+        <w:pStyle w:val="ListParagraph"/>
+        <w:rPr>
+          <w:rtl/>
+          <w:lang w:bidi="ar-EG"/>
+        </w:rPr>
+      </w:pPr>
+    </w:p>
+    <w:p>
+      <w:pPr>
+        <w:pStyle w:val="ListParagraph"/>
+        <w:rPr>
+          <w:rtl/>
+          <w:lang w:bidi="ar-EG"/>
+        </w:rPr>
+      </w:pPr>
+    </w:p>
+    <w:p>
+      <w:pPr>
+        <w:pStyle w:val="ListParagraph"/>
+        <w:jc w:val="center"/>
+        <w:rPr>
+          <w:lang w:bidi="ar-EG"/>
+        </w:rPr>
+      </w:pPr>
+      <w:r>
+        <w:rPr>
+          <w:rFonts w:hint="cs"/>
+          <w:rtl/>
+          <w:lang w:bidi="ar-EG"/>
+        </w:rPr>
+        <w:t>مسموح بالنشر والاقتباس بشرط الإشارة للمصدر</w:t>
+      </w:r>
+    </w:p>
+    <w:p>
+      <w:pPr>
+        <w:bidi w:val="0"/>
+        <w:rPr>
+          <w:lang w:bidi="ar-EG"/>
+        </w:rPr>
+      </w:pPr>
+      <w:r>
+        <w:rPr>
+          <w:lang w:bidi="ar-EG"/>
+        </w:rPr>
+        <w:br w:type="page"/>
+      </w:r>
+    </w:p>
+    <w:p>
+      <w:pPr>
+        <w:bidi w:val="0"/>
+        <w:jc w:val="center"/>
+        <w:rPr>
+          <w:rtl/>
+          <w:lang w:bidi="ar-EG"/>
+        </w:rPr>
+      </w:pPr>
     </w:p>
     <w:sdt>
       <w:sdtPr>
@@ -891,9 +1034,19 @@
           <w:rtl/>
           <w:lang w:bidi="ar-EG"/>
         </w:rPr>
-        <w:t xml:space="preserve">علوم الحاسب الآلي من </w:t>
-      </w:r>
-      <w:proofErr w:type="spellStart"/>
+        <w:t>علوم الحاسب الآلي من من الألف إلي الياء</w:t>
+      </w:r>
+    </w:p>
+    <w:p>
+      <w:pPr>
+        <w:jc w:val="center"/>
+        <w:rPr>
+          <w:b w:val="0"/>
+          <w:bCs w:val="0"/>
+          <w:rtl/>
+          <w:lang w:bidi="ar-EG"/>
+        </w:rPr>
+      </w:pPr>
       <w:r>
         <w:rPr>
           <w:rFonts w:hint="cs"/>
@@ -902,9 +1055,29 @@
           <w:rtl/>
           <w:lang w:bidi="ar-EG"/>
         </w:rPr>
-        <w:t>من</w:t>
-      </w:r>
-      <w:proofErr w:type="spellEnd"/>
+        <w:t>ولكن مع اختلافات جوهرية</w:t>
+      </w:r>
+    </w:p>
+    <w:p>
+      <w:pPr>
+        <w:jc w:val="center"/>
+        <w:rPr>
+          <w:b w:val="0"/>
+          <w:bCs w:val="0"/>
+          <w:rtl/>
+          <w:lang w:bidi="ar-EG"/>
+        </w:rPr>
+      </w:pPr>
+    </w:p>
+    <w:p>
+      <w:pPr>
+        <w:jc w:val="center"/>
+        <w:rPr>
+          <w:b w:val="0"/>
+          <w:bCs w:val="0"/>
+          <w:lang w:bidi="ar-EG"/>
+        </w:rPr>
+      </w:pPr>
       <w:r>
         <w:rPr>
           <w:rFonts w:hint="cs"/>
@@ -913,9 +1086,8 @@
           <w:rtl/>
           <w:lang w:bidi="ar-EG"/>
         </w:rPr>
-        <w:t xml:space="preserve"> الألف </w:t>
-      </w:r>
-      <w:proofErr w:type="gramStart"/>
+        <w:t>يتم ا</w:t>
+      </w:r>
       <w:r>
         <w:rPr>
           <w:rFonts w:hint="cs"/>
@@ -924,9 +1096,8 @@
           <w:rtl/>
           <w:lang w:bidi="ar-EG"/>
         </w:rPr>
-        <w:t>إلي</w:t>
-      </w:r>
-      <w:proofErr w:type="gramEnd"/>
+        <w:t>ستخدام لغة البرمجة الخوازرم</w:t>
+      </w:r>
       <w:r>
         <w:rPr>
           <w:rFonts w:hint="cs"/>
@@ -935,7 +1106,25 @@
           <w:rtl/>
           <w:lang w:bidi="ar-EG"/>
         </w:rPr>
-        <w:t xml:space="preserve"> الياء</w:t>
+        <w:t xml:space="preserve"> </w:t>
+      </w:r>
+      <w:r>
+        <w:rPr>
+          <w:rFonts w:hint="cs"/>
+          <w:b w:val="0"/>
+          <w:bCs w:val="0"/>
+          <w:rtl/>
+          <w:lang w:bidi="ar-EG"/>
+        </w:rPr>
+        <w:t xml:space="preserve">وليس لغة </w:t>
+      </w:r>
+      <w:r>
+        <w:rPr>
+          <w:b w:val="0"/>
+          <w:bCs w:val="0"/>
+          <w:lang w:bidi="ar-EG"/>
+        </w:rPr>
+        <w:t>C</w:t>
       </w:r>
     </w:p>
     <w:p>
@@ -948,6 +1137,17 @@
           <w:lang w:bidi="ar-EG"/>
         </w:rPr>
       </w:pPr>
+    </w:p>
+    <w:p>
+      <w:pPr>
+        <w:jc w:val="center"/>
+        <w:rPr>
+          <w:b w:val="0"/>
+          <w:bCs w:val="0"/>
+          <w:rtl/>
+          <w:lang w:bidi="ar-EG"/>
+        </w:rPr>
+      </w:pPr>
       <w:r>
         <w:rPr>
           <w:rFonts w:hint="cs"/>
@@ -956,7 +1156,7 @@
           <w:rtl/>
           <w:lang w:bidi="ar-EG"/>
         </w:rPr>
-        <w:t>ولكن مع اختلافات جوهرية</w:t>
+        <w:t>هذا الكتاب خطوة متقدمة ليست للمبتدئين ، لكي تكون قادرا علي فهمه يجب ان تدرس أولا أساسيات لغة الخوازرم</w:t>
       </w:r>
     </w:p>
     <w:p>
@@ -969,6 +1169,88 @@
           <w:lang w:bidi="ar-EG"/>
         </w:rPr>
       </w:pPr>
+      <w:hyperlink r:id="rId8" w:history="1">
+        <w:r>
+          <w:rPr>
+            <w:rStyle w:val="Hyperlink"/>
+            <w:b w:val="0"/>
+            <w:bCs w:val="0"/>
+            <w:lang w:bidi="ar-EG"/>
+          </w:rPr>
+          <w:t>https://alkhawarizm.org/book</w:t>
+        </w:r>
+        <w:r>
+          <w:rPr>
+            <w:rStyle w:val="Hyperlink"/>
+            <w:b w:val="0"/>
+            <w:bCs w:val="0"/>
+            <w:rtl/>
+            <w:lang w:bidi="ar-EG"/>
+          </w:rPr>
+          <w:t>/</w:t>
+        </w:r>
+      </w:hyperlink>
+      <w:r>
+        <w:rPr>
+          <w:b w:val="0"/>
+          <w:bCs w:val="0"/>
+          <w:lang w:bidi="ar-EG"/>
+        </w:rPr>
+        <w:t xml:space="preserve"> </w:t>
+      </w:r>
+      <w:r>
+        <w:rPr>
+          <w:noProof/>
+        </w:rPr>
+        <w:drawing>
+          <wp:inline distT="0" distB="0" distL="0" distR="0" wp14:anchorId="1A12D097" wp14:editId="57B094EF">
+            <wp:extent cx="2171700" cy="2171700"/>
+            <wp:effectExtent l="0" t="0" r="0" b="0"/>
+            <wp:docPr id="87217713" name="Picture 2"/>
+            <wp:cNvGraphicFramePr>
+              <a:graphicFrameLocks xmlns:a="http://schemas.openxmlformats.org/drawingml/2006/main" noChangeAspect="1"/>
+            </wp:cNvGraphicFramePr>
+            <a:graphic xmlns:a="http://schemas.openxmlformats.org/drawingml/2006/main">
+              <a:graphicData uri="http://schemas.openxmlformats.org/drawingml/2006/picture">
+                <pic:pic xmlns:pic="http://schemas.openxmlformats.org/drawingml/2006/picture">
+                  <pic:nvPicPr>
+                    <pic:cNvPr id="0" name="Picture 3"/>
+                    <pic:cNvPicPr>
+                      <a:picLocks noChangeAspect="1" noChangeArrowheads="1"/>
+                    </pic:cNvPicPr>
+                  </pic:nvPicPr>
+                  <pic:blipFill>
+                    <a:blip r:embed="rId9">
+                      <a:extLst>
+                        <a:ext uri="{28A0092B-C50C-407E-A947-70E740481C1C}">
+                          <a14:useLocalDpi xmlns:a14="http://schemas.microsoft.com/office/drawing/2010/main" val="0"/>
+                        </a:ext>
+                      </a:extLst>
+                    </a:blip>
+                    <a:srcRect/>
+                    <a:stretch>
+                      <a:fillRect/>
+                    </a:stretch>
+                  </pic:blipFill>
+                  <pic:spPr bwMode="auto">
+                    <a:xfrm>
+                      <a:off x="0" y="0"/>
+                      <a:ext cx="2171700" cy="2171700"/>
+                    </a:xfrm>
+                    <a:prstGeom prst="rect">
+                      <a:avLst/>
+                    </a:prstGeom>
+                    <a:noFill/>
+                    <a:ln>
+                      <a:noFill/>
+                    </a:ln>
+                  </pic:spPr>
+                </pic:pic>
+              </a:graphicData>
+            </a:graphic>
+          </wp:inline>
+        </w:drawing>
+      </w:r>
     </w:p>
     <w:p>
       <w:pPr>
@@ -987,69 +1269,69 @@
           <w:rtl/>
           <w:lang w:bidi="ar-EG"/>
         </w:rPr>
-        <w:t>يتم ا</w:t>
-      </w:r>
-      <w:r>
-        <w:rPr>
-          <w:rFonts w:hint="cs"/>
-          <w:b w:val="0"/>
-          <w:bCs w:val="0"/>
-          <w:rtl/>
-          <w:lang w:bidi="ar-EG"/>
-        </w:rPr>
-        <w:t xml:space="preserve">ستخدام لغة البرمجة </w:t>
-      </w:r>
-      <w:proofErr w:type="spellStart"/>
-      <w:r>
-        <w:rPr>
-          <w:rFonts w:hint="cs"/>
-          <w:b w:val="0"/>
-          <w:bCs w:val="0"/>
-          <w:rtl/>
-          <w:lang w:bidi="ar-EG"/>
-        </w:rPr>
-        <w:t>الخوازرم</w:t>
-      </w:r>
-      <w:proofErr w:type="spellEnd"/>
-      <w:r>
-        <w:rPr>
-          <w:rFonts w:hint="cs"/>
-          <w:b w:val="0"/>
-          <w:bCs w:val="0"/>
-          <w:rtl/>
+        <w:t>او قناة اليوتيوب الخاصة بها</w:t>
+      </w:r>
+      <w:r>
+        <w:rPr>
+          <w:b w:val="0"/>
+          <w:bCs w:val="0"/>
           <w:lang w:bidi="ar-EG"/>
         </w:rPr>
         <w:t xml:space="preserve"> </w:t>
       </w:r>
       <w:r>
         <w:rPr>
-          <w:rFonts w:hint="cs"/>
-          <w:b w:val="0"/>
-          <w:bCs w:val="0"/>
-          <w:rtl/>
-          <w:lang w:bidi="ar-EG"/>
-        </w:rPr>
-        <w:t xml:space="preserve">وليس لغة </w:t>
-      </w:r>
-      <w:r>
-        <w:rPr>
-          <w:b w:val="0"/>
-          <w:bCs w:val="0"/>
-          <w:lang w:bidi="ar-EG"/>
-        </w:rPr>
-        <w:t>C</w:t>
-      </w:r>
-    </w:p>
-    <w:p>
-      <w:pPr>
-        <w:jc w:val="center"/>
-        <w:rPr>
-          <w:b w:val="0"/>
-          <w:bCs w:val="0"/>
-          <w:rtl/>
-          <w:lang w:bidi="ar-EG"/>
-        </w:rPr>
-      </w:pPr>
+          <w:noProof/>
+        </w:rPr>
+        <w:drawing>
+          <wp:inline distT="0" distB="0" distL="0" distR="0" wp14:anchorId="5E1F0A19" wp14:editId="24585F3F">
+            <wp:extent cx="1924050" cy="1924050"/>
+            <wp:effectExtent l="0" t="0" r="0" b="0"/>
+            <wp:docPr id="2046098471" name="Picture 1"/>
+            <wp:cNvGraphicFramePr>
+              <a:graphicFrameLocks xmlns:a="http://schemas.openxmlformats.org/drawingml/2006/main" noChangeAspect="1"/>
+            </wp:cNvGraphicFramePr>
+            <a:graphic xmlns:a="http://schemas.openxmlformats.org/drawingml/2006/main">
+              <a:graphicData uri="http://schemas.openxmlformats.org/drawingml/2006/picture">
+                <pic:pic xmlns:pic="http://schemas.openxmlformats.org/drawingml/2006/picture">
+                  <pic:nvPicPr>
+                    <pic:cNvPr id="0" name="Picture 1"/>
+                    <pic:cNvPicPr>
+                      <a:picLocks noChangeAspect="1" noChangeArrowheads="1"/>
+                    </pic:cNvPicPr>
+                  </pic:nvPicPr>
+                  <pic:blipFill>
+                    <a:blip r:embed="rId10" cstate="print">
+                      <a:extLst>
+                        <a:ext uri="{28A0092B-C50C-407E-A947-70E740481C1C}">
+                          <a14:useLocalDpi xmlns:a14="http://schemas.microsoft.com/office/drawing/2010/main" val="0"/>
+                        </a:ext>
+                      </a:extLst>
+                    </a:blip>
+                    <a:srcRect/>
+                    <a:stretch>
+                      <a:fillRect/>
+                    </a:stretch>
+                  </pic:blipFill>
+                  <pic:spPr bwMode="auto">
+                    <a:xfrm>
+                      <a:off x="0" y="0"/>
+                      <a:ext cx="1924050" cy="1924050"/>
+                    </a:xfrm>
+                    <a:prstGeom prst="rect">
+                      <a:avLst/>
+                    </a:prstGeom>
+                    <a:noFill/>
+                    <a:ln>
+                      <a:noFill/>
+                    </a:ln>
+                  </pic:spPr>
+                </pic:pic>
+              </a:graphicData>
+            </a:graphic>
+          </wp:inline>
+        </w:drawing>
+      </w:r>
     </w:p>
     <w:p>
       <w:pPr>
@@ -1090,51 +1372,7 @@
           <w:rtl/>
           <w:lang w:bidi="ar-EG"/>
         </w:rPr>
-        <w:t xml:space="preserve">وسيتم استخدام </w:t>
-      </w:r>
-      <w:proofErr w:type="gramStart"/>
-      <w:r>
-        <w:rPr>
-          <w:rFonts w:hint="cs"/>
-          <w:b w:val="0"/>
-          <w:bCs w:val="0"/>
-          <w:rtl/>
-          <w:lang w:bidi="ar-EG"/>
-        </w:rPr>
-        <w:t>نفس  الترقيم</w:t>
-      </w:r>
-      <w:proofErr w:type="gramEnd"/>
-      <w:r>
-        <w:rPr>
-          <w:rFonts w:hint="cs"/>
-          <w:b w:val="0"/>
-          <w:bCs w:val="0"/>
-          <w:rtl/>
-          <w:lang w:bidi="ar-EG"/>
-        </w:rPr>
-        <w:t xml:space="preserve"> لتوضيح نقاط </w:t>
-      </w:r>
-      <w:proofErr w:type="gramStart"/>
-      <w:r>
-        <w:rPr>
-          <w:rFonts w:hint="cs"/>
-          <w:b w:val="0"/>
-          <w:bCs w:val="0"/>
-          <w:rtl/>
-          <w:lang w:bidi="ar-EG"/>
-        </w:rPr>
-        <w:t>الربط</w:t>
-      </w:r>
-      <w:proofErr w:type="gramEnd"/>
-      <w:r>
-        <w:rPr>
-          <w:rFonts w:hint="cs"/>
-          <w:b w:val="0"/>
-          <w:bCs w:val="0"/>
-          <w:rtl/>
-          <w:lang w:bidi="ar-EG"/>
-        </w:rPr>
-        <w:t xml:space="preserve"> ولكن الكلام سيختلف وربما سيتم ترك بعضها فارغا خاصة إذا تحدث عن نظام تشغيل</w:t>
+        <w:t>وسيتم استخدام نفس  الترقيم لتوضيح نقاط الربط ولكن الكلام سيختلف وربما سيتم ترك بعضها فارغا خاصة إذا تحدث عن نظام تشغيل</w:t>
       </w:r>
     </w:p>
     <w:p>
@@ -1198,7 +1436,7 @@
           <w:lang w:bidi="ar-EG"/>
         </w:rPr>
       </w:pPr>
-      <w:hyperlink r:id="rId8" w:history="1">
+      <w:hyperlink r:id="rId11" w:history="1">
         <w:r>
           <w:rPr>
             <w:rStyle w:val="Hyperlink"/>
@@ -1238,7 +1476,7 @@
                     </pic:cNvPicPr>
                   </pic:nvPicPr>
                   <pic:blipFill>
-                    <a:blip r:embed="rId9">
+                    <a:blip r:embed="rId12">
                       <a:extLst>
                         <a:ext uri="{28A0092B-C50C-407E-A947-70E740481C1C}">
                           <a14:useLocalDpi xmlns:a14="http://schemas.microsoft.com/office/drawing/2010/main" val="0"/>
@@ -1272,7 +1510,6 @@
     </w:p>
     <w:p>
       <w:pPr>
-        <w:bidi w:val="0"/>
         <w:rPr>
           <w:lang w:bidi="ar-EG"/>
         </w:rPr>
@@ -1282,6 +1519,15 @@
           <w:lang w:bidi="ar-EG"/>
         </w:rPr>
         <w:br w:type="page"/>
+      </w:r>
+      <w:r>
+        <w:rPr>
+          <w:rFonts w:hint="cs"/>
+          <w:rtl/>
+          <w:lang w:bidi="ar-EG"/>
+        </w:rPr>
+        <w:lastRenderedPageBreak/>
+        <w:t>كل الشرح العملي لهذا الكتاب ستجده في الرابط ، يجب ان تقوم بإنشاء مشروعك باتباع الخطوات المبينة ، ثم قم بنسخ ملفات المشروع داخل بيئة الخوارزم التي قمت بإنشاؤها</w:t>
       </w:r>
     </w:p>
     <w:p>
@@ -1371,7 +1617,7 @@
           <w:lang w:eastAsia="en-US" w:bidi="ar-EG"/>
         </w:rPr>
       </w:pPr>
-      <w:hyperlink r:id="rId10" w:history="1">
+      <w:hyperlink r:id="rId13" w:history="1">
         <w:r>
           <w:rPr>
             <w:rStyle w:val="Hyperlink"/>
@@ -1427,7 +1673,7 @@
                     </pic:cNvPicPr>
                   </pic:nvPicPr>
                   <pic:blipFill>
-                    <a:blip r:embed="rId11">
+                    <a:blip r:embed="rId14">
                       <a:extLst>
                         <a:ext uri="{28A0092B-C50C-407E-A947-70E740481C1C}">
                           <a14:useLocalDpi xmlns:a14="http://schemas.microsoft.com/office/drawing/2010/main" val="0"/>
@@ -1636,14 +1882,12 @@
                 <w:lang w:eastAsia="en-US" w:bidi="ar-EG"/>
               </w:rPr>
             </w:pPr>
-            <w:proofErr w:type="spellStart"/>
             <w:r>
               <w:rPr>
                 <w:lang w:bidi="ar-EG"/>
               </w:rPr>
               <w:t>usb</w:t>
             </w:r>
-            <w:proofErr w:type="spellEnd"/>
           </w:p>
         </w:tc>
         <w:tc>
@@ -1659,6 +1903,12 @@
                 <w:lang w:bidi="ar-EG"/>
               </w:rPr>
             </w:pPr>
+            <w:r>
+              <w:rPr>
+                <w:lang w:bidi="ar-EG"/>
+              </w:rPr>
+              <w:t>Universal Serial Bus</w:t>
+            </w:r>
           </w:p>
         </w:tc>
         <w:tc>
@@ -1674,23 +1924,13 @@
                 <w:lang w:bidi="ar-EG"/>
               </w:rPr>
             </w:pPr>
-            <w:proofErr w:type="gramStart"/>
             <w:r>
               <w:rPr>
                 <w:rFonts w:hint="cs"/>
                 <w:rtl/>
                 <w:lang w:bidi="ar-EG"/>
               </w:rPr>
-              <w:t>و ح</w:t>
-            </w:r>
-            <w:proofErr w:type="gramEnd"/>
-            <w:r>
-              <w:rPr>
-                <w:rFonts w:hint="cs"/>
-                <w:rtl/>
-                <w:lang w:bidi="ar-EG"/>
-              </w:rPr>
-              <w:t xml:space="preserve"> م</w:t>
+              <w:t>و ح م</w:t>
             </w:r>
           </w:p>
         </w:tc>
@@ -1736,14 +1976,12 @@
                 <w:lang w:eastAsia="en-US" w:bidi="ar-EG"/>
               </w:rPr>
             </w:pPr>
-            <w:proofErr w:type="spellStart"/>
             <w:r>
               <w:rPr>
                 <w:lang w:bidi="ar-EG"/>
               </w:rPr>
               <w:t>cpu</w:t>
             </w:r>
-            <w:proofErr w:type="spellEnd"/>
           </w:p>
         </w:tc>
         <w:tc>
@@ -1804,7 +2042,7 @@
                 <w:rtl/>
                 <w:lang w:bidi="ar-EG"/>
               </w:rPr>
-              <w:t xml:space="preserve">لوحدة المعالجة المركزية </w:t>
+              <w:t xml:space="preserve">وحدة المعالجة المركزية </w:t>
             </w:r>
           </w:p>
           <w:p>
@@ -1855,7 +2093,6 @@
                 <w:lang w:eastAsia="en-US" w:bidi="ar-EG"/>
               </w:rPr>
             </w:pPr>
-            <w:proofErr w:type="gramStart"/>
             <w:r>
               <w:rPr>
                 <w:rFonts w:ascii="Calibri" w:eastAsia="Calibri" w:hAnsi="Calibri" w:cs="Arial"/>
@@ -1865,7 +2102,6 @@
               </w:rPr>
               <w:t>Hard ware</w:t>
             </w:r>
-            <w:proofErr w:type="gramEnd"/>
           </w:p>
         </w:tc>
         <w:tc>
@@ -2135,6 +2371,12 @@
                 <w:lang w:bidi="ar-EG"/>
               </w:rPr>
             </w:pPr>
+            <w:r>
+              <w:rPr>
+                <w:lang w:bidi="ar-EG"/>
+              </w:rPr>
+              <w:t>application programming interface</w:t>
+            </w:r>
           </w:p>
         </w:tc>
         <w:tc>
@@ -2150,23 +2392,13 @@
                 <w:lang w:bidi="ar-EG"/>
               </w:rPr>
             </w:pPr>
-            <w:proofErr w:type="gramStart"/>
             <w:r>
               <w:rPr>
                 <w:rFonts w:hint="cs"/>
                 <w:rtl/>
                 <w:lang w:bidi="ar-EG"/>
               </w:rPr>
-              <w:t>و ب</w:t>
-            </w:r>
-            <w:proofErr w:type="gramEnd"/>
-            <w:r>
-              <w:rPr>
-                <w:rFonts w:hint="cs"/>
-                <w:rtl/>
-                <w:lang w:bidi="ar-EG"/>
-              </w:rPr>
-              <w:t xml:space="preserve"> ت</w:t>
+              <w:t>و ب ت</w:t>
             </w:r>
           </w:p>
         </w:tc>
@@ -2232,6 +2464,12 @@
                 <w:lang w:bidi="ar-EG"/>
               </w:rPr>
             </w:pPr>
+            <w:r>
+              <w:rPr>
+                <w:lang w:bidi="ar-EG"/>
+              </w:rPr>
+              <w:t>Hypertext Transfer Protocol</w:t>
+            </w:r>
           </w:p>
         </w:tc>
         <w:tc>
@@ -2247,6 +2485,14 @@
                 <w:lang w:bidi="ar-EG"/>
               </w:rPr>
             </w:pPr>
+            <w:r>
+              <w:rPr>
+                <w:rFonts w:hint="cs"/>
+                <w:rtl/>
+                <w:lang w:bidi="ar-EG"/>
+              </w:rPr>
+              <w:t>ب ا ن م</w:t>
+            </w:r>
           </w:p>
         </w:tc>
         <w:tc>
@@ -2285,6 +2531,12 @@
                 <w:lang w:bidi="ar-EG"/>
               </w:rPr>
             </w:pPr>
+            <w:r>
+              <w:rPr>
+                <w:lang w:bidi="ar-EG"/>
+              </w:rPr>
+              <w:t>OOP</w:t>
+            </w:r>
           </w:p>
         </w:tc>
         <w:tc>
@@ -2304,7 +2556,7 @@
               <w:rPr>
                 <w:lang w:bidi="ar-EG"/>
               </w:rPr>
-              <w:t>object-oriented</w:t>
+              <w:t>Object-Oriented Programming</w:t>
             </w:r>
           </w:p>
         </w:tc>
@@ -2321,6 +2573,14 @@
                 <w:lang w:bidi="ar-EG"/>
               </w:rPr>
             </w:pPr>
+            <w:r>
+              <w:rPr>
+                <w:rFonts w:hint="cs"/>
+                <w:rtl/>
+                <w:lang w:bidi="ar-EG"/>
+              </w:rPr>
+              <w:t>ب ك ت</w:t>
+            </w:r>
           </w:p>
         </w:tc>
         <w:tc>
@@ -2336,6 +2596,14 @@
                 <w:lang w:bidi="ar-EG"/>
               </w:rPr>
             </w:pPr>
+            <w:r>
+              <w:rPr>
+                <w:rFonts w:hint="cs"/>
+                <w:rtl/>
+                <w:lang w:bidi="ar-EG"/>
+              </w:rPr>
+              <w:t xml:space="preserve">البرمجة </w:t>
+            </w:r>
             <w:r>
               <w:rPr>
                 <w:rFonts w:hint="cs"/>
@@ -2384,21 +2652,8 @@
                 <w:szCs w:val="22"/>
                 <w:lang w:eastAsia="en-US" w:bidi="ar-EG"/>
               </w:rPr>
-              <w:t xml:space="preserve">Structure green </w:t>
-            </w:r>
-            <w:proofErr w:type="spellStart"/>
-            <w:r>
-              <w:rPr>
-                <w:rFonts w:ascii="Calibri" w:eastAsia="Calibri" w:hAnsi="Calibri" w:cs="Arial"/>
-                <w:b w:val="0"/>
-                <w:bCs w:val="0"/>
-                <w:sz w:val="22"/>
-                <w:szCs w:val="22"/>
-                <w:lang w:eastAsia="en-US" w:bidi="ar-EG"/>
-              </w:rPr>
-              <w:t>api</w:t>
-            </w:r>
-            <w:proofErr w:type="spellEnd"/>
+              <w:t>Structure green api</w:t>
+            </w:r>
           </w:p>
         </w:tc>
         <w:tc>
@@ -2545,6 +2800,76 @@
           </w:p>
         </w:tc>
       </w:tr>
+      <w:tr>
+        <w:tc>
+          <w:tcPr>
+            <w:tcW w:w="3397" w:type="dxa"/>
+          </w:tcPr>
+          <w:p>
+            <w:pPr>
+              <w:bidi w:val="0"/>
+              <w:jc w:val="center"/>
+              <w:rPr>
+                <w:lang w:bidi="ar-EG"/>
+              </w:rPr>
+            </w:pPr>
+          </w:p>
+        </w:tc>
+        <w:tc>
+          <w:tcPr>
+            <w:tcW w:w="2633" w:type="dxa"/>
+          </w:tcPr>
+          <w:p>
+            <w:pPr>
+              <w:bidi w:val="0"/>
+              <w:jc w:val="center"/>
+              <w:rPr>
+                <w:rFonts w:ascii="Calibri" w:eastAsia="Calibri" w:hAnsi="Calibri" w:cs="Arial"/>
+                <w:b w:val="0"/>
+                <w:bCs w:val="0"/>
+                <w:sz w:val="22"/>
+                <w:szCs w:val="22"/>
+                <w:lang w:eastAsia="en-US" w:bidi="ar-EG"/>
+              </w:rPr>
+            </w:pPr>
+          </w:p>
+        </w:tc>
+        <w:tc>
+          <w:tcPr>
+            <w:tcW w:w="2160" w:type="dxa"/>
+          </w:tcPr>
+          <w:p>
+            <w:pPr>
+              <w:bidi w:val="0"/>
+              <w:jc w:val="center"/>
+              <w:rPr>
+                <w:rtl/>
+                <w:lang w:bidi="ar-EG"/>
+              </w:rPr>
+            </w:pPr>
+          </w:p>
+        </w:tc>
+        <w:tc>
+          <w:tcPr>
+            <w:tcW w:w="2790" w:type="dxa"/>
+          </w:tcPr>
+          <w:p>
+            <w:pPr>
+              <w:spacing w:after="200"/>
+              <w:jc w:val="center"/>
+              <w:rPr>
+                <w:rFonts w:ascii="Calibri" w:eastAsia="Calibri" w:hAnsi="Calibri" w:cs="Arial"/>
+                <w:b w:val="0"/>
+                <w:bCs w:val="0"/>
+                <w:sz w:val="22"/>
+                <w:szCs w:val="22"/>
+                <w:rtl/>
+                <w:lang w:eastAsia="en-US" w:bidi="ar-EG"/>
+              </w:rPr>
+            </w:pPr>
+          </w:p>
+        </w:tc>
+      </w:tr>
     </w:tbl>
     <w:p>
       <w:pPr>
@@ -2590,19 +2915,9 @@
           <w:rtl/>
           <w:lang w:bidi="ar-EG"/>
         </w:rPr>
-        <w:t xml:space="preserve">نظرة متقدمة عن لغة نظام التشغيل () و لغة البرمجة العربية </w:t>
-      </w:r>
-      <w:proofErr w:type="spellStart"/>
-      <w:r>
-        <w:rPr>
-          <w:rFonts w:hint="cs"/>
-          <w:rtl/>
-          <w:lang w:bidi="ar-EG"/>
-        </w:rPr>
-        <w:t>الخوارزم</w:t>
+        <w:t>نظرة متقدمة عن لغة نظام التشغيل () و لغة البرمجة العربية الخوارزم</w:t>
       </w:r>
       <w:bookmarkEnd w:id="2"/>
-      <w:proofErr w:type="spellEnd"/>
     </w:p>
     <w:p>
       <w:pPr>
@@ -2685,369 +3000,97 @@
           <w:rtl/>
           <w:lang w:bidi="ar-EG"/>
         </w:rPr>
-        <w:t xml:space="preserve">لنستعرض بعض الطرفيات الشائعة الموصولة </w:t>
-      </w:r>
-      <w:proofErr w:type="gramStart"/>
+        <w:t>لنستعرض بعض الطرفيات الشائعة الموصولة بالحاسوب ، وما ارتبط بالعمليات الأساسية علي الملفات</w:t>
+      </w:r>
+    </w:p>
+    <w:p>
+      <w:pPr>
+        <w:pStyle w:val="ListParagraph"/>
+        <w:rPr>
+          <w:lang w:bidi="ar-EG"/>
+        </w:rPr>
+      </w:pPr>
       <w:r>
         <w:rPr>
           <w:rFonts w:hint="cs"/>
           <w:rtl/>
           <w:lang w:bidi="ar-EG"/>
         </w:rPr>
-        <w:t>بالحاسوب ،</w:t>
-      </w:r>
-      <w:proofErr w:type="gramEnd"/>
+        <w:t xml:space="preserve">مثل الشاشة ، لوحة المفاتيح ، الطابعة ، </w:t>
+      </w:r>
       <w:r>
         <w:rPr>
           <w:rFonts w:hint="cs"/>
           <w:rtl/>
           <w:lang w:bidi="ar-EG"/>
         </w:rPr>
-        <w:t xml:space="preserve"> وما ارتبط بالعمليات الأساسية </w:t>
-      </w:r>
-      <w:proofErr w:type="gramStart"/>
+        <w:t xml:space="preserve">وحدة الحفظ المحمولة </w:t>
+      </w:r>
+      <w:r>
+        <w:rPr>
+          <w:lang w:bidi="ar-EG"/>
+        </w:rPr>
+        <w:t>usb</w:t>
+      </w:r>
+    </w:p>
+    <w:p>
+      <w:pPr>
+        <w:pStyle w:val="ListParagraph"/>
+        <w:rPr>
+          <w:rtl/>
+          <w:lang w:bidi="ar-EG"/>
+        </w:rPr>
+      </w:pPr>
+    </w:p>
+    <w:p>
+      <w:pPr>
+        <w:pStyle w:val="ListParagraph"/>
+        <w:rPr>
+          <w:rtl/>
+          <w:lang w:bidi="ar-EG"/>
+        </w:rPr>
+      </w:pPr>
       <w:r>
         <w:rPr>
           <w:rFonts w:hint="cs"/>
           <w:rtl/>
           <w:lang w:bidi="ar-EG"/>
         </w:rPr>
-        <w:t>علي</w:t>
-      </w:r>
-      <w:proofErr w:type="gramEnd"/>
+        <w:t>نقاط التشابه بين الشاشة والطابعة هو ملف الكتابة ، أي تعرض المعلومات بشكل نقاط علي الشاشة او خطوط علي الصفحة بدلا من تخزينها علي هيئة بتات علي القرص</w:t>
+      </w:r>
+    </w:p>
+    <w:p>
+      <w:pPr>
+        <w:pStyle w:val="ListParagraph"/>
+        <w:rPr>
+          <w:rtl/>
+          <w:lang w:bidi="ar-EG"/>
+        </w:rPr>
+      </w:pPr>
+    </w:p>
+    <w:p>
+      <w:pPr>
+        <w:pStyle w:val="ListParagraph"/>
+        <w:rPr>
+          <w:rtl/>
+          <w:lang w:bidi="ar-EG"/>
+        </w:rPr>
+      </w:pPr>
       <w:r>
         <w:rPr>
           <w:rFonts w:hint="cs"/>
           <w:rtl/>
           <w:lang w:bidi="ar-EG"/>
         </w:rPr>
-        <w:t xml:space="preserve"> الملفات</w:t>
-      </w:r>
-    </w:p>
-    <w:p>
-      <w:pPr>
-        <w:pStyle w:val="ListParagraph"/>
-        <w:rPr>
-          <w:lang w:bidi="ar-EG"/>
-        </w:rPr>
-      </w:pPr>
+        <w:t>أما لوحة المفاتيح ، فتعد ملفات للقراءة فقط ، إذ ترد البيانات من خلال ضغطات المستخدم علي المفاتيح</w:t>
+      </w:r>
       <w:r>
         <w:rPr>
           <w:rFonts w:hint="cs"/>
           <w:rtl/>
           <w:lang w:bidi="ar-EG"/>
         </w:rPr>
-        <w:t xml:space="preserve">مثل </w:t>
-      </w:r>
-      <w:proofErr w:type="gramStart"/>
-      <w:r>
-        <w:rPr>
-          <w:rFonts w:hint="cs"/>
-          <w:rtl/>
-          <w:lang w:bidi="ar-EG"/>
-        </w:rPr>
-        <w:t>الشاشة ،</w:t>
-      </w:r>
-      <w:proofErr w:type="gramEnd"/>
-      <w:r>
-        <w:rPr>
-          <w:rFonts w:hint="cs"/>
-          <w:rtl/>
-          <w:lang w:bidi="ar-EG"/>
-        </w:rPr>
-        <w:t xml:space="preserve"> لوحة </w:t>
-      </w:r>
-      <w:proofErr w:type="gramStart"/>
-      <w:r>
-        <w:rPr>
-          <w:rFonts w:hint="cs"/>
-          <w:rtl/>
-          <w:lang w:bidi="ar-EG"/>
-        </w:rPr>
-        <w:t>المفاتيح ،</w:t>
-      </w:r>
-      <w:proofErr w:type="gramEnd"/>
-      <w:r>
-        <w:rPr>
-          <w:rFonts w:hint="cs"/>
-          <w:rtl/>
-          <w:lang w:bidi="ar-EG"/>
-        </w:rPr>
-        <w:t xml:space="preserve"> </w:t>
-      </w:r>
-      <w:proofErr w:type="gramStart"/>
-      <w:r>
-        <w:rPr>
-          <w:rFonts w:hint="cs"/>
-          <w:rtl/>
-          <w:lang w:bidi="ar-EG"/>
-        </w:rPr>
-        <w:t>الطابعة ،</w:t>
-      </w:r>
-      <w:proofErr w:type="gramEnd"/>
-      <w:r>
-        <w:rPr>
-          <w:rFonts w:hint="cs"/>
-          <w:rtl/>
-          <w:lang w:bidi="ar-EG"/>
-        </w:rPr>
-        <w:t xml:space="preserve"> </w:t>
-      </w:r>
-      <w:r>
-        <w:rPr>
-          <w:rFonts w:hint="cs"/>
-          <w:rtl/>
-          <w:lang w:bidi="ar-EG"/>
-        </w:rPr>
-        <w:t xml:space="preserve">وحدة الحفظ المحمولة </w:t>
-      </w:r>
-      <w:proofErr w:type="spellStart"/>
-      <w:r>
-        <w:rPr>
-          <w:lang w:bidi="ar-EG"/>
-        </w:rPr>
-        <w:t>usb</w:t>
-      </w:r>
-      <w:proofErr w:type="spellEnd"/>
-    </w:p>
-    <w:p>
-      <w:pPr>
-        <w:pStyle w:val="ListParagraph"/>
-        <w:rPr>
-          <w:rtl/>
-          <w:lang w:bidi="ar-EG"/>
-        </w:rPr>
-      </w:pPr>
-    </w:p>
-    <w:p>
-      <w:pPr>
-        <w:pStyle w:val="ListParagraph"/>
-        <w:rPr>
-          <w:rtl/>
-          <w:lang w:bidi="ar-EG"/>
-        </w:rPr>
-      </w:pPr>
-      <w:r>
-        <w:rPr>
-          <w:rFonts w:hint="cs"/>
-          <w:rtl/>
-          <w:lang w:bidi="ar-EG"/>
-        </w:rPr>
-        <w:t xml:space="preserve">نقاط التشابه بين الشاشة والطابعة هو ملف </w:t>
-      </w:r>
-      <w:proofErr w:type="gramStart"/>
-      <w:r>
-        <w:rPr>
-          <w:rFonts w:hint="cs"/>
-          <w:rtl/>
-          <w:lang w:bidi="ar-EG"/>
-        </w:rPr>
-        <w:t>الكتابة ،</w:t>
-      </w:r>
-      <w:proofErr w:type="gramEnd"/>
-      <w:r>
-        <w:rPr>
-          <w:rFonts w:hint="cs"/>
-          <w:rtl/>
-          <w:lang w:bidi="ar-EG"/>
-        </w:rPr>
-        <w:t xml:space="preserve"> أي تعرض المعلومات بشكل نقاط </w:t>
-      </w:r>
-      <w:proofErr w:type="gramStart"/>
-      <w:r>
-        <w:rPr>
-          <w:rFonts w:hint="cs"/>
-          <w:rtl/>
-          <w:lang w:bidi="ar-EG"/>
-        </w:rPr>
-        <w:t>علي</w:t>
-      </w:r>
-      <w:proofErr w:type="gramEnd"/>
-      <w:r>
-        <w:rPr>
-          <w:rFonts w:hint="cs"/>
-          <w:rtl/>
-          <w:lang w:bidi="ar-EG"/>
-        </w:rPr>
-        <w:t xml:space="preserve"> الشاشة او خطوط </w:t>
-      </w:r>
-      <w:proofErr w:type="gramStart"/>
-      <w:r>
-        <w:rPr>
-          <w:rFonts w:hint="cs"/>
-          <w:rtl/>
-          <w:lang w:bidi="ar-EG"/>
-        </w:rPr>
-        <w:t>علي</w:t>
-      </w:r>
-      <w:proofErr w:type="gramEnd"/>
-      <w:r>
-        <w:rPr>
-          <w:rFonts w:hint="cs"/>
-          <w:rtl/>
-          <w:lang w:bidi="ar-EG"/>
-        </w:rPr>
-        <w:t xml:space="preserve"> الصفحة بدلا من تخزينها </w:t>
-      </w:r>
-      <w:proofErr w:type="gramStart"/>
-      <w:r>
-        <w:rPr>
-          <w:rFonts w:hint="cs"/>
-          <w:rtl/>
-          <w:lang w:bidi="ar-EG"/>
-        </w:rPr>
-        <w:t>علي</w:t>
-      </w:r>
-      <w:proofErr w:type="gramEnd"/>
-      <w:r>
-        <w:rPr>
-          <w:rFonts w:hint="cs"/>
-          <w:rtl/>
-          <w:lang w:bidi="ar-EG"/>
-        </w:rPr>
-        <w:t xml:space="preserve"> هيئة بتات </w:t>
-      </w:r>
-      <w:proofErr w:type="gramStart"/>
-      <w:r>
-        <w:rPr>
-          <w:rFonts w:hint="cs"/>
-          <w:rtl/>
-          <w:lang w:bidi="ar-EG"/>
-        </w:rPr>
-        <w:t>علي</w:t>
-      </w:r>
-      <w:proofErr w:type="gramEnd"/>
-      <w:r>
-        <w:rPr>
-          <w:rFonts w:hint="cs"/>
-          <w:rtl/>
-          <w:lang w:bidi="ar-EG"/>
-        </w:rPr>
-        <w:t xml:space="preserve"> القرص</w:t>
-      </w:r>
-    </w:p>
-    <w:p>
-      <w:pPr>
-        <w:pStyle w:val="ListParagraph"/>
-        <w:rPr>
-          <w:rtl/>
-          <w:lang w:bidi="ar-EG"/>
-        </w:rPr>
-      </w:pPr>
-    </w:p>
-    <w:p>
-      <w:pPr>
-        <w:pStyle w:val="ListParagraph"/>
-        <w:rPr>
-          <w:rtl/>
-          <w:lang w:bidi="ar-EG"/>
-        </w:rPr>
-      </w:pPr>
-      <w:r>
-        <w:rPr>
-          <w:rFonts w:hint="cs"/>
-          <w:rtl/>
-          <w:lang w:bidi="ar-EG"/>
-        </w:rPr>
-        <w:t xml:space="preserve">أما لوحة </w:t>
-      </w:r>
-      <w:proofErr w:type="gramStart"/>
-      <w:r>
-        <w:rPr>
-          <w:rFonts w:hint="cs"/>
-          <w:rtl/>
-          <w:lang w:bidi="ar-EG"/>
-        </w:rPr>
-        <w:t>المفاتيح ،</w:t>
-      </w:r>
-      <w:proofErr w:type="gramEnd"/>
-      <w:r>
-        <w:rPr>
-          <w:rFonts w:hint="cs"/>
-          <w:rtl/>
-          <w:lang w:bidi="ar-EG"/>
-        </w:rPr>
-        <w:t xml:space="preserve"> فتعد ملفات للقراءة </w:t>
-      </w:r>
-      <w:proofErr w:type="gramStart"/>
-      <w:r>
-        <w:rPr>
-          <w:rFonts w:hint="cs"/>
-          <w:rtl/>
-          <w:lang w:bidi="ar-EG"/>
-        </w:rPr>
-        <w:t>فقط ،</w:t>
-      </w:r>
-      <w:proofErr w:type="gramEnd"/>
-      <w:r>
-        <w:rPr>
-          <w:rFonts w:hint="cs"/>
-          <w:rtl/>
-          <w:lang w:bidi="ar-EG"/>
-        </w:rPr>
-        <w:t xml:space="preserve"> إذ ترد البيانات من خلال ضغطات المستخدم </w:t>
-      </w:r>
-      <w:proofErr w:type="gramStart"/>
-      <w:r>
-        <w:rPr>
-          <w:rFonts w:hint="cs"/>
-          <w:rtl/>
-          <w:lang w:bidi="ar-EG"/>
-        </w:rPr>
-        <w:t>علي</w:t>
-      </w:r>
-      <w:proofErr w:type="gramEnd"/>
-      <w:r>
-        <w:rPr>
-          <w:rFonts w:hint="cs"/>
-          <w:rtl/>
-          <w:lang w:bidi="ar-EG"/>
-        </w:rPr>
-        <w:t xml:space="preserve"> </w:t>
-      </w:r>
-      <w:proofErr w:type="gramStart"/>
-      <w:r>
-        <w:rPr>
-          <w:rFonts w:hint="cs"/>
-          <w:rtl/>
-          <w:lang w:bidi="ar-EG"/>
-        </w:rPr>
-        <w:t>المفاتيح</w:t>
-      </w:r>
-      <w:r>
-        <w:rPr>
-          <w:rFonts w:hint="cs"/>
-          <w:rtl/>
-          <w:lang w:bidi="ar-EG"/>
-        </w:rPr>
-        <w:t xml:space="preserve"> ،</w:t>
-      </w:r>
-      <w:proofErr w:type="gramEnd"/>
-      <w:r>
-        <w:rPr>
-          <w:rFonts w:hint="cs"/>
-          <w:rtl/>
-          <w:lang w:bidi="ar-EG"/>
-        </w:rPr>
-        <w:t xml:space="preserve"> وكذلك الأمر بالنسبة </w:t>
-      </w:r>
-      <w:proofErr w:type="spellStart"/>
-      <w:r>
-        <w:rPr>
-          <w:rFonts w:hint="cs"/>
-          <w:rtl/>
-          <w:lang w:bidi="ar-EG"/>
-        </w:rPr>
-        <w:t>لل</w:t>
-      </w:r>
-      <w:proofErr w:type="spellEnd"/>
-      <w:r>
-        <w:rPr>
-          <w:rFonts w:hint="cs"/>
-          <w:rtl/>
-          <w:lang w:bidi="ar-EG"/>
-        </w:rPr>
-        <w:t xml:space="preserve">ـ </w:t>
+        <w:t xml:space="preserve"> ، وكذلك الأمر بالنسبة للـ </w:t>
       </w:r>
       <w:bookmarkStart w:id="4" w:name="متابعة"/>
       <w:bookmarkEnd w:id="4"/>
@@ -3059,15 +3102,12 @@
         </w:rPr>
         <w:t xml:space="preserve">وحدة الحفظ المحمولة </w:t>
       </w:r>
-      <w:proofErr w:type="spellStart"/>
-      <w:proofErr w:type="gramStart"/>
       <w:r>
         <w:rPr>
           <w:lang w:bidi="ar-EG"/>
         </w:rPr>
         <w:t>usb</w:t>
       </w:r>
-      <w:proofErr w:type="spellEnd"/>
       <w:r>
         <w:rPr>
           <w:rFonts w:hint="cs"/>
@@ -3088,166 +3128,47 @@
           <w:rtl/>
           <w:lang w:bidi="ar-EG"/>
         </w:rPr>
-        <w:t>اذ</w:t>
-      </w:r>
-      <w:proofErr w:type="gramEnd"/>
+        <w:t>اذ تخزن البيانات علي وحدة الحفظ المحمولة بدلا من ان يدخلها المستخدم مباشرة</w:t>
+      </w:r>
+    </w:p>
+    <w:p>
+      <w:pPr>
+        <w:pStyle w:val="ListParagraph"/>
+        <w:rPr>
+          <w:rtl/>
+          <w:lang w:bidi="ar-EG"/>
+        </w:rPr>
+      </w:pPr>
+    </w:p>
+    <w:p>
+      <w:pPr>
+        <w:pStyle w:val="ListParagraph"/>
+        <w:rPr>
+          <w:rtl/>
+          <w:lang w:bidi="ar-EG"/>
+        </w:rPr>
+      </w:pPr>
       <w:r>
         <w:rPr>
           <w:rFonts w:hint="cs"/>
           <w:rtl/>
           <w:lang w:bidi="ar-EG"/>
         </w:rPr>
-        <w:t xml:space="preserve"> تخزن البيانات </w:t>
-      </w:r>
-      <w:proofErr w:type="gramStart"/>
+        <w:t xml:space="preserve">فالتجريد هو المفهوم الأساسي الذي الذي يدعم جميع اشكال الحوسبة الحديثة ، حيث يمكن لشخص واحد فهم كل الأمور من تصميم واجهة مستخدم حديثة إلي العمليات الداخلية لوحدة المعالجة المركزية </w:t>
+      </w:r>
+      <w:r>
+        <w:rPr>
+          <w:lang w:bidi="ar-EG"/>
+        </w:rPr>
+        <w:t>cpu</w:t>
+      </w:r>
       <w:r>
         <w:rPr>
           <w:rFonts w:hint="cs"/>
           <w:rtl/>
           <w:lang w:bidi="ar-EG"/>
         </w:rPr>
-        <w:t>علي</w:t>
-      </w:r>
-      <w:proofErr w:type="gramEnd"/>
-      <w:r>
-        <w:rPr>
-          <w:rFonts w:hint="cs"/>
-          <w:rtl/>
-          <w:lang w:bidi="ar-EG"/>
-        </w:rPr>
-        <w:t xml:space="preserve"> وحدة الحفظ المحمولة بدلا من ان يدخلها المستخدم مباشرة</w:t>
-      </w:r>
-    </w:p>
-    <w:p>
-      <w:pPr>
-        <w:pStyle w:val="ListParagraph"/>
-        <w:rPr>
-          <w:rtl/>
-          <w:lang w:bidi="ar-EG"/>
-        </w:rPr>
-      </w:pPr>
-    </w:p>
-    <w:p>
-      <w:pPr>
-        <w:pStyle w:val="ListParagraph"/>
-        <w:rPr>
-          <w:rtl/>
-          <w:lang w:bidi="ar-EG"/>
-        </w:rPr>
-      </w:pPr>
-      <w:r>
-        <w:rPr>
-          <w:rFonts w:hint="cs"/>
-          <w:rtl/>
-          <w:lang w:bidi="ar-EG"/>
-        </w:rPr>
-        <w:t xml:space="preserve">فالتجريد هو المفهوم الأساسي الذي </w:t>
-      </w:r>
-      <w:proofErr w:type="spellStart"/>
-      <w:r>
-        <w:rPr>
-          <w:rFonts w:hint="cs"/>
-          <w:rtl/>
-          <w:lang w:bidi="ar-EG"/>
-        </w:rPr>
-        <w:t>الذي</w:t>
-      </w:r>
-      <w:proofErr w:type="spellEnd"/>
-      <w:r>
-        <w:rPr>
-          <w:rFonts w:hint="cs"/>
-          <w:rtl/>
-          <w:lang w:bidi="ar-EG"/>
-        </w:rPr>
-        <w:t xml:space="preserve"> يدعم جميع اشكال الحوسبة </w:t>
-      </w:r>
-      <w:proofErr w:type="gramStart"/>
-      <w:r>
-        <w:rPr>
-          <w:rFonts w:hint="cs"/>
-          <w:rtl/>
-          <w:lang w:bidi="ar-EG"/>
-        </w:rPr>
-        <w:t>الحديثة ،</w:t>
-      </w:r>
-      <w:proofErr w:type="gramEnd"/>
-      <w:r>
-        <w:rPr>
-          <w:rFonts w:hint="cs"/>
-          <w:rtl/>
-          <w:lang w:bidi="ar-EG"/>
-        </w:rPr>
-        <w:t xml:space="preserve"> حيث يمكن لشخص واحد فهم كل الأمور من تصميم واجهة مستخدم حديثة </w:t>
-      </w:r>
-      <w:proofErr w:type="gramStart"/>
-      <w:r>
-        <w:rPr>
-          <w:rFonts w:hint="cs"/>
-          <w:rtl/>
-          <w:lang w:bidi="ar-EG"/>
-        </w:rPr>
-        <w:t>إلي</w:t>
-      </w:r>
-      <w:proofErr w:type="gramEnd"/>
-      <w:r>
-        <w:rPr>
-          <w:rFonts w:hint="cs"/>
-          <w:rtl/>
-          <w:lang w:bidi="ar-EG"/>
-        </w:rPr>
-        <w:t xml:space="preserve"> العمليات الداخلية لوحدة المعالجة المركزية </w:t>
-      </w:r>
-      <w:proofErr w:type="spellStart"/>
-      <w:r>
-        <w:rPr>
-          <w:lang w:bidi="ar-EG"/>
-        </w:rPr>
-        <w:t>cpu</w:t>
-      </w:r>
-      <w:proofErr w:type="spellEnd"/>
-      <w:r>
-        <w:rPr>
-          <w:rFonts w:hint="cs"/>
-          <w:rtl/>
-          <w:lang w:bidi="ar-EG"/>
-        </w:rPr>
-        <w:t xml:space="preserve"> ناهيك عن </w:t>
-      </w:r>
-      <w:proofErr w:type="gramStart"/>
-      <w:r>
-        <w:rPr>
-          <w:rFonts w:hint="cs"/>
-          <w:rtl/>
-          <w:lang w:bidi="ar-EG"/>
-        </w:rPr>
-        <w:t>بناؤها</w:t>
-      </w:r>
-      <w:proofErr w:type="gramEnd"/>
-      <w:r>
-        <w:rPr>
-          <w:rFonts w:hint="cs"/>
-          <w:rtl/>
-          <w:lang w:bidi="ar-EG"/>
-        </w:rPr>
-        <w:t xml:space="preserve"> </w:t>
-      </w:r>
-      <w:proofErr w:type="gramStart"/>
-      <w:r>
-        <w:rPr>
-          <w:rFonts w:hint="cs"/>
-          <w:rtl/>
-          <w:lang w:bidi="ar-EG"/>
-        </w:rPr>
-        <w:t>بكاملهم ،</w:t>
-      </w:r>
-      <w:proofErr w:type="gramEnd"/>
-      <w:r>
-        <w:rPr>
-          <w:rFonts w:hint="cs"/>
-          <w:rtl/>
-          <w:lang w:bidi="ar-EG"/>
-        </w:rPr>
-        <w:t xml:space="preserve"> اما بالنسبة للمبرمجين فالتجريد هو اللغة المشتركة التي تتيح لنا التعاون والابتكار.</w:t>
+        <w:t xml:space="preserve"> ناهيك عن بناؤها بكاملهم ، اما بالنسبة للمبرمجين فالتجريد هو اللغة المشتركة التي تتيح لنا التعاون والابتكار.</w:t>
       </w:r>
     </w:p>
     <w:p>
@@ -3338,7 +3259,6 @@
         </w:rPr>
         <w:t xml:space="preserve">يطبق التجريد عموما بما يسمي واجهة برامج التطبيق </w:t>
       </w:r>
-      <w:proofErr w:type="gramStart"/>
       <w:r>
         <w:rPr>
           <w:lang w:bidi="ar-EG"/>
@@ -3351,113 +3271,48 @@
           <w:rtl/>
           <w:lang w:bidi="ar-EG"/>
         </w:rPr>
-        <w:t xml:space="preserve"> ،</w:t>
-      </w:r>
-      <w:proofErr w:type="gramEnd"/>
+        <w:t xml:space="preserve"> ، حيث يصمم المبرمج في الأساس مجموعة دوال ، ويوثق واجهتها ووظائفها حسب مبدأ ان التنفيذ الفعلي الذي يزوده بواجهة برامج التطبيق </w:t>
+      </w:r>
       <w:r>
         <w:rPr>
           <w:rFonts w:hint="cs"/>
           <w:rtl/>
           <w:lang w:bidi="ar-EG"/>
         </w:rPr>
-        <w:t xml:space="preserve"> حيث يصمم المبرمج في الأساس مجموعة </w:t>
-      </w:r>
-      <w:proofErr w:type="gramStart"/>
+        <w:t>يكون مخفيا</w:t>
+      </w:r>
+    </w:p>
+    <w:p>
+      <w:pPr>
+        <w:pStyle w:val="ListParagraph"/>
+        <w:rPr>
+          <w:rtl/>
+          <w:lang w:bidi="ar-EG"/>
+        </w:rPr>
+      </w:pPr>
+    </w:p>
+    <w:p>
+      <w:pPr>
+        <w:pStyle w:val="ListParagraph"/>
+        <w:rPr>
+          <w:rtl/>
+          <w:lang w:bidi="ar-EG"/>
+        </w:rPr>
+      </w:pPr>
       <w:r>
         <w:rPr>
           <w:rFonts w:hint="cs"/>
           <w:rtl/>
           <w:lang w:bidi="ar-EG"/>
         </w:rPr>
-        <w:t>دوال ،</w:t>
-      </w:r>
-      <w:proofErr w:type="gramEnd"/>
-      <w:r>
-        <w:rPr>
-          <w:rFonts w:hint="cs"/>
-          <w:rtl/>
-          <w:lang w:bidi="ar-EG"/>
-        </w:rPr>
-        <w:t xml:space="preserve"> ويوثق واجهتها ووظائفها حسب مبدأ ان التنفيذ الفعلي الذي يزوده بواجهة برامج التطبيق </w:t>
-      </w:r>
-      <w:r>
-        <w:rPr>
-          <w:rFonts w:hint="cs"/>
-          <w:rtl/>
-          <w:lang w:bidi="ar-EG"/>
-        </w:rPr>
-        <w:t>يكون مخفيا</w:t>
-      </w:r>
-    </w:p>
-    <w:p>
-      <w:pPr>
-        <w:pStyle w:val="ListParagraph"/>
-        <w:rPr>
-          <w:rtl/>
-          <w:lang w:bidi="ar-EG"/>
-        </w:rPr>
-      </w:pPr>
-    </w:p>
-    <w:p>
-      <w:pPr>
-        <w:pStyle w:val="ListParagraph"/>
-        <w:rPr>
-          <w:rtl/>
-          <w:lang w:bidi="ar-EG"/>
-        </w:rPr>
-      </w:pPr>
-      <w:r>
-        <w:rPr>
-          <w:rFonts w:hint="cs"/>
-          <w:rtl/>
-          <w:lang w:bidi="ar-EG"/>
-        </w:rPr>
-        <w:t xml:space="preserve">تقدم العديد من تطبيقات الويب </w:t>
-      </w:r>
-      <w:proofErr w:type="gramStart"/>
-      <w:r>
-        <w:rPr>
-          <w:rFonts w:hint="cs"/>
-          <w:rtl/>
-          <w:lang w:bidi="ar-EG"/>
-        </w:rPr>
-        <w:t>علي</w:t>
-      </w:r>
-      <w:proofErr w:type="gramEnd"/>
-      <w:r>
-        <w:rPr>
-          <w:rFonts w:hint="cs"/>
-          <w:rtl/>
-          <w:lang w:bidi="ar-EG"/>
-        </w:rPr>
-        <w:t xml:space="preserve"> سبيل المثال </w:t>
-      </w:r>
-      <w:proofErr w:type="gramStart"/>
-      <w:r>
-        <w:rPr>
-          <w:rFonts w:hint="cs"/>
-          <w:rtl/>
-          <w:lang w:bidi="ar-EG"/>
-        </w:rPr>
-        <w:t>و ب</w:t>
-      </w:r>
-      <w:proofErr w:type="gramEnd"/>
-      <w:r>
-        <w:rPr>
-          <w:rFonts w:hint="cs"/>
-          <w:rtl/>
-          <w:lang w:bidi="ar-EG"/>
-        </w:rPr>
-        <w:t xml:space="preserve"> ت </w:t>
-      </w:r>
-      <w:proofErr w:type="spellStart"/>
+        <w:t xml:space="preserve">تقدم العديد من تطبيقات الويب علي سبيل المثال و ب ت </w:t>
+      </w:r>
       <w:r>
         <w:rPr>
           <w:lang w:bidi="ar-EG"/>
         </w:rPr>
         <w:t>api</w:t>
       </w:r>
-      <w:proofErr w:type="spellEnd"/>
       <w:r>
         <w:rPr>
           <w:rFonts w:hint="cs"/>
@@ -3522,216 +3377,70 @@
           <w:rtl/>
           <w:lang w:bidi="ar-EG"/>
         </w:rPr>
-        <w:t xml:space="preserve"> في لغة البرمجة </w:t>
-      </w:r>
-      <w:proofErr w:type="spellStart"/>
+        <w:t xml:space="preserve"> في لغة البرمجة الخوارزم.</w:t>
+      </w:r>
+      <w:bookmarkEnd w:id="6"/>
+    </w:p>
+    <w:p>
+      <w:pPr>
+        <w:pStyle w:val="ListParagraph"/>
+        <w:rPr>
+          <w:lang w:bidi="ar-EG"/>
+        </w:rPr>
+      </w:pPr>
       <w:r>
         <w:rPr>
           <w:rFonts w:hint="cs"/>
           <w:rtl/>
           <w:lang w:bidi="ar-EG"/>
         </w:rPr>
+        <w:t>وتختلف لغة الخوارزم عن لغة السي في أن لغة السي غير كائنية التوجيه ، ولكن لغة الخوارزم رغم انتماؤها للمستوي الادني من اللغات هي كائنية التوجيه ، فهي لغة تشبه السي في انها لغة دنيا ، ولكنها تشابه بايثون وجافا في انها كائنية التوجيه ومن هنا ينبع مصدر قوتها وقدرتها علي الصعود والتطور سريعا.</w:t>
+      </w:r>
+    </w:p>
+    <w:p>
+      <w:r>
+        <w:rPr>
+          <w:b w:val="0"/>
+          <w:bCs w:val="0"/>
+          <w:szCs w:val="30"/>
+          <w:rtl/>
+          <w:lang w:bidi="ar-EG"/>
+        </w:rPr>
+        <w:t xml:space="preserve">لتحميل بيئة </w:t>
+      </w:r>
+      <w:r>
+        <w:rPr>
+          <w:rFonts w:hint="cs"/>
+          <w:b w:val="0"/>
+          <w:bCs w:val="0"/>
+          <w:szCs w:val="30"/>
+          <w:rtl/>
+          <w:lang w:bidi="ar-EG"/>
+        </w:rPr>
         <w:t>الخوارزم</w:t>
       </w:r>
-      <w:proofErr w:type="spellEnd"/>
+      <w:r>
+        <w:rPr>
+          <w:b w:val="0"/>
+          <w:bCs w:val="0"/>
+          <w:szCs w:val="30"/>
+          <w:rtl/>
+          <w:lang w:bidi="ar-EG"/>
+        </w:rPr>
+        <w:t xml:space="preserve"> من هنا</w:t>
+      </w:r>
       <w:r>
         <w:rPr>
           <w:rFonts w:hint="cs"/>
-          <w:rtl/>
-          <w:lang w:bidi="ar-EG"/>
-        </w:rPr>
-        <w:t>.</w:t>
-      </w:r>
-      <w:bookmarkEnd w:id="6"/>
-    </w:p>
-    <w:p>
-      <w:pPr>
-        <w:pStyle w:val="ListParagraph"/>
-        <w:rPr>
-          <w:lang w:bidi="ar-EG"/>
-        </w:rPr>
-      </w:pPr>
-      <w:r>
-        <w:rPr>
-          <w:rFonts w:hint="cs"/>
-          <w:rtl/>
-          <w:lang w:bidi="ar-EG"/>
-        </w:rPr>
-        <w:t xml:space="preserve">وتختلف لغة </w:t>
-      </w:r>
-      <w:proofErr w:type="spellStart"/>
-      <w:r>
-        <w:rPr>
-          <w:rFonts w:hint="cs"/>
-          <w:rtl/>
-          <w:lang w:bidi="ar-EG"/>
-        </w:rPr>
-        <w:t>الخوارزم</w:t>
-      </w:r>
-      <w:proofErr w:type="spellEnd"/>
-      <w:r>
-        <w:rPr>
-          <w:rFonts w:hint="cs"/>
-          <w:rtl/>
-          <w:lang w:bidi="ar-EG"/>
-        </w:rPr>
-        <w:t xml:space="preserve"> عن لغة السي في أن لغة السي غير كائنية </w:t>
-      </w:r>
-      <w:proofErr w:type="gramStart"/>
-      <w:r>
-        <w:rPr>
-          <w:rFonts w:hint="cs"/>
-          <w:rtl/>
-          <w:lang w:bidi="ar-EG"/>
-        </w:rPr>
-        <w:t>التوجيه ،</w:t>
-      </w:r>
-      <w:proofErr w:type="gramEnd"/>
-      <w:r>
-        <w:rPr>
-          <w:rFonts w:hint="cs"/>
-          <w:rtl/>
-          <w:lang w:bidi="ar-EG"/>
-        </w:rPr>
-        <w:t xml:space="preserve"> ولكن لغة </w:t>
-      </w:r>
-      <w:proofErr w:type="spellStart"/>
-      <w:r>
-        <w:rPr>
-          <w:rFonts w:hint="cs"/>
-          <w:rtl/>
-          <w:lang w:bidi="ar-EG"/>
-        </w:rPr>
-        <w:t>الخوارزم</w:t>
-      </w:r>
-      <w:proofErr w:type="spellEnd"/>
-      <w:r>
-        <w:rPr>
-          <w:rFonts w:hint="cs"/>
-          <w:rtl/>
-          <w:lang w:bidi="ar-EG"/>
-        </w:rPr>
-        <w:t xml:space="preserve"> رغم انتماؤها للمستوي </w:t>
-      </w:r>
-      <w:proofErr w:type="spellStart"/>
-      <w:r>
-        <w:rPr>
-          <w:rFonts w:hint="cs"/>
-          <w:rtl/>
-          <w:lang w:bidi="ar-EG"/>
-        </w:rPr>
-        <w:t>الادني</w:t>
-      </w:r>
-      <w:proofErr w:type="spellEnd"/>
-      <w:r>
-        <w:rPr>
-          <w:rFonts w:hint="cs"/>
-          <w:rtl/>
-          <w:lang w:bidi="ar-EG"/>
-        </w:rPr>
-        <w:t xml:space="preserve"> من اللغات هي كائنية </w:t>
-      </w:r>
-      <w:proofErr w:type="gramStart"/>
-      <w:r>
-        <w:rPr>
-          <w:rFonts w:hint="cs"/>
-          <w:rtl/>
-          <w:lang w:bidi="ar-EG"/>
-        </w:rPr>
-        <w:t>التوجيه ،</w:t>
-      </w:r>
-      <w:proofErr w:type="gramEnd"/>
-      <w:r>
-        <w:rPr>
-          <w:rFonts w:hint="cs"/>
-          <w:rtl/>
-          <w:lang w:bidi="ar-EG"/>
-        </w:rPr>
-        <w:t xml:space="preserve"> فهي لغة تشبه السي في انها لغة </w:t>
-      </w:r>
-      <w:proofErr w:type="gramStart"/>
-      <w:r>
-        <w:rPr>
-          <w:rFonts w:hint="cs"/>
-          <w:rtl/>
-          <w:lang w:bidi="ar-EG"/>
-        </w:rPr>
-        <w:t>دنيا ،</w:t>
-      </w:r>
-      <w:proofErr w:type="gramEnd"/>
-      <w:r>
-        <w:rPr>
-          <w:rFonts w:hint="cs"/>
-          <w:rtl/>
-          <w:lang w:bidi="ar-EG"/>
-        </w:rPr>
-        <w:t xml:space="preserve"> ولكنها تشابه بايثون وجافا في انها كائنية التوجيه ومن هنا ينبع مصدر قوتها وقدرتها </w:t>
-      </w:r>
-      <w:proofErr w:type="gramStart"/>
-      <w:r>
-        <w:rPr>
-          <w:rFonts w:hint="cs"/>
-          <w:rtl/>
-          <w:lang w:bidi="ar-EG"/>
-        </w:rPr>
-        <w:t>علي</w:t>
-      </w:r>
-      <w:proofErr w:type="gramEnd"/>
-      <w:r>
-        <w:rPr>
-          <w:rFonts w:hint="cs"/>
-          <w:rtl/>
-          <w:lang w:bidi="ar-EG"/>
-        </w:rPr>
-        <w:t xml:space="preserve"> الصعود والتطور سريعا.</w:t>
-      </w:r>
-    </w:p>
-    <w:p>
-      <w:r>
-        <w:rPr>
           <w:b w:val="0"/>
           <w:bCs w:val="0"/>
           <w:szCs w:val="30"/>
           <w:rtl/>
           <w:lang w:bidi="ar-EG"/>
         </w:rPr>
-        <w:t xml:space="preserve">لتحميل بيئة </w:t>
-      </w:r>
-      <w:proofErr w:type="spellStart"/>
-      <w:r>
-        <w:rPr>
-          <w:rFonts w:hint="cs"/>
-          <w:b w:val="0"/>
-          <w:bCs w:val="0"/>
-          <w:szCs w:val="30"/>
-          <w:rtl/>
-          <w:lang w:bidi="ar-EG"/>
-        </w:rPr>
-        <w:t>الخوارزم</w:t>
-      </w:r>
-      <w:proofErr w:type="spellEnd"/>
-      <w:r>
-        <w:rPr>
-          <w:b w:val="0"/>
-          <w:bCs w:val="0"/>
-          <w:szCs w:val="30"/>
-          <w:rtl/>
-          <w:lang w:bidi="ar-EG"/>
-        </w:rPr>
-        <w:t xml:space="preserve"> من هنا</w:t>
-      </w:r>
-      <w:r>
-        <w:rPr>
-          <w:rFonts w:hint="cs"/>
-          <w:b w:val="0"/>
-          <w:bCs w:val="0"/>
-          <w:szCs w:val="30"/>
-          <w:rtl/>
-          <w:lang w:bidi="ar-EG"/>
-        </w:rPr>
         <w:t xml:space="preserve"> </w:t>
       </w:r>
-      <w:hyperlink r:id="rId12" w:history="1">
+      <w:hyperlink r:id="rId15" w:history="1">
         <w:r>
           <w:rPr>
             <w:rFonts w:ascii="Calibri" w:hAnsi="Calibri"/>
@@ -3766,7 +3475,7 @@
                     </pic:cNvPicPr>
                   </pic:nvPicPr>
                   <pic:blipFill>
-                    <a:blip r:embed="rId13" cstate="print">
+                    <a:blip r:embed="rId16" cstate="print">
                       <a:extLst>
                         <a:ext uri="{28A0092B-C50C-407E-A947-70E740481C1C}">
                           <a14:useLocalDpi xmlns:a14="http://schemas.microsoft.com/office/drawing/2010/main" val="0"/>
@@ -3803,7 +3512,6 @@
         <w:rPr>
           <w:noProof/>
         </w:rPr>
-        <w:lastRenderedPageBreak/>
         <w:drawing>
           <wp:inline distT="0" distB="0" distL="0" distR="0" wp14:anchorId="5B71FA43" wp14:editId="09FC1708">
             <wp:extent cx="5467350" cy="3648075"/>
@@ -3822,7 +3530,7 @@
                     </pic:cNvPicPr>
                   </pic:nvPicPr>
                   <pic:blipFill>
-                    <a:blip r:embed="rId14">
+                    <a:blip r:embed="rId17">
                       <a:extLst>
                         <a:ext uri="{28A0092B-C50C-407E-A947-70E740481C1C}">
                           <a14:useLocalDpi xmlns:a14="http://schemas.microsoft.com/office/drawing/2010/main" val="0"/>
@@ -3868,43 +3576,7 @@
           <w:rtl/>
           <w:lang w:bidi="ar-EG"/>
         </w:rPr>
-        <w:t xml:space="preserve">انزل </w:t>
-      </w:r>
-      <w:proofErr w:type="spellStart"/>
-      <w:r>
-        <w:rPr>
-          <w:szCs w:val="30"/>
-          <w:rtl/>
-          <w:lang w:bidi="ar-EG"/>
-        </w:rPr>
-        <w:t>للاسفل</w:t>
-      </w:r>
-      <w:proofErr w:type="spellEnd"/>
-      <w:r>
-        <w:rPr>
-          <w:szCs w:val="30"/>
-          <w:rtl/>
-          <w:lang w:bidi="ar-EG"/>
-        </w:rPr>
-        <w:t xml:space="preserve"> </w:t>
-      </w:r>
-      <w:proofErr w:type="gramStart"/>
-      <w:r>
-        <w:rPr>
-          <w:szCs w:val="30"/>
-          <w:rtl/>
-          <w:lang w:bidi="ar-EG"/>
-        </w:rPr>
-        <w:t>حتي</w:t>
-      </w:r>
-      <w:proofErr w:type="gramEnd"/>
-      <w:r>
-        <w:rPr>
-          <w:szCs w:val="30"/>
-          <w:rtl/>
-          <w:lang w:bidi="ar-EG"/>
-        </w:rPr>
-        <w:t xml:space="preserve"> تصل الي جزء التحميلات</w:t>
+        <w:t>انزل للاسفل حتي تصل الي جزء التحميلات</w:t>
       </w:r>
     </w:p>
     <w:p>
@@ -3939,63 +3611,7 @@
           <w:rtl/>
           <w:lang w:bidi="ar-EG"/>
         </w:rPr>
-        <w:t xml:space="preserve">نضغط موافقه </w:t>
-      </w:r>
-      <w:proofErr w:type="gramStart"/>
-      <w:r>
-        <w:rPr>
-          <w:rFonts w:cs="Calibri"/>
-          <w:b w:val="0"/>
-          <w:bCs w:val="0"/>
-          <w:smallCaps/>
-          <w:snapToGrid w:val="0"/>
-          <w:szCs w:val="30"/>
-          <w:rtl/>
-          <w:lang w:bidi="ar-EG"/>
-        </w:rPr>
-        <w:t>علي</w:t>
-      </w:r>
-      <w:proofErr w:type="gramEnd"/>
-      <w:r>
-        <w:rPr>
-          <w:rFonts w:cs="Calibri"/>
-          <w:b w:val="0"/>
-          <w:bCs w:val="0"/>
-          <w:smallCaps/>
-          <w:snapToGrid w:val="0"/>
-          <w:szCs w:val="30"/>
-          <w:rtl/>
-          <w:lang w:bidi="ar-EG"/>
-        </w:rPr>
-        <w:t xml:space="preserve"> الشروط والاحكام ونختار تحميل </w:t>
-      </w:r>
-      <w:proofErr w:type="gramStart"/>
-      <w:r>
-        <w:rPr>
-          <w:rFonts w:cs="Calibri"/>
-          <w:b w:val="0"/>
-          <w:bCs w:val="0"/>
-          <w:smallCaps/>
-          <w:snapToGrid w:val="0"/>
-          <w:szCs w:val="30"/>
-          <w:rtl/>
-          <w:lang w:bidi="ar-EG"/>
-        </w:rPr>
-        <w:t>علي</w:t>
-      </w:r>
-      <w:proofErr w:type="gramEnd"/>
-      <w:r>
-        <w:rPr>
-          <w:rFonts w:cs="Calibri"/>
-          <w:b w:val="0"/>
-          <w:bCs w:val="0"/>
-          <w:smallCaps/>
-          <w:snapToGrid w:val="0"/>
-          <w:szCs w:val="30"/>
-          <w:rtl/>
-          <w:lang w:bidi="ar-EG"/>
-        </w:rPr>
-        <w:t xml:space="preserve"> النظام الذي نعمل عليه</w:t>
+        <w:t>نضغط موافقه علي الشروط والاحكام ونختار تحميل علي النظام الذي نعمل عليه</w:t>
       </w:r>
     </w:p>
     <w:p>
@@ -4006,7 +3622,6 @@
         <w:rPr>
           <w:noProof/>
         </w:rPr>
-        <w:lastRenderedPageBreak/>
         <w:drawing>
           <wp:inline distT="0" distB="0" distL="0" distR="0" wp14:anchorId="0CE17289" wp14:editId="0E7873D7">
             <wp:extent cx="5467350" cy="2981325"/>
@@ -4025,7 +3640,7 @@
                     </pic:cNvPicPr>
                   </pic:nvPicPr>
                   <pic:blipFill>
-                    <a:blip r:embed="rId15">
+                    <a:blip r:embed="rId18">
                       <a:extLst>
                         <a:ext uri="{28A0092B-C50C-407E-A947-70E740481C1C}">
                           <a14:useLocalDpi xmlns:a14="http://schemas.microsoft.com/office/drawing/2010/main" val="0"/>
@@ -4072,35 +3687,7 @@
           <w:rtl/>
           <w:lang w:bidi="ar-EG"/>
         </w:rPr>
-        <w:t xml:space="preserve">نفتح بيئة </w:t>
-      </w:r>
-      <w:proofErr w:type="spellStart"/>
-      <w:r>
-        <w:rPr>
-          <w:rFonts w:cs="Calibri"/>
-          <w:b w:val="0"/>
-          <w:bCs w:val="0"/>
-          <w:smallCaps/>
-          <w:snapToGrid w:val="0"/>
-          <w:szCs w:val="30"/>
-          <w:rtl/>
-          <w:lang w:bidi="ar-EG"/>
-        </w:rPr>
-        <w:t>الخواريزم</w:t>
-      </w:r>
-      <w:proofErr w:type="spellEnd"/>
-      <w:r>
-        <w:rPr>
-          <w:rFonts w:cs="Calibri"/>
-          <w:b w:val="0"/>
-          <w:bCs w:val="0"/>
-          <w:smallCaps/>
-          <w:snapToGrid w:val="0"/>
-          <w:szCs w:val="30"/>
-          <w:rtl/>
-          <w:lang w:bidi="ar-EG"/>
-        </w:rPr>
-        <w:t xml:space="preserve"> التي سنقوم بكتابة الكود عليها</w:t>
+        <w:t>نفتح بيئة الخواريزم التي سنقوم بكتابة الكود عليها</w:t>
       </w:r>
     </w:p>
     <w:p>
@@ -4129,7 +3716,7 @@
                     </pic:cNvPicPr>
                   </pic:nvPicPr>
                   <pic:blipFill>
-                    <a:blip r:embed="rId16">
+                    <a:blip r:embed="rId19">
                       <a:extLst>
                         <a:ext uri="{28A0092B-C50C-407E-A947-70E740481C1C}">
                           <a14:useLocalDpi xmlns:a14="http://schemas.microsoft.com/office/drawing/2010/main" val="0"/>
@@ -4176,35 +3763,7 @@
           <w:rtl/>
           <w:lang w:bidi="ar-EG"/>
         </w:rPr>
-        <w:t xml:space="preserve">لبدا مشروع نضغط </w:t>
-      </w:r>
-      <w:proofErr w:type="gramStart"/>
-      <w:r>
-        <w:rPr>
-          <w:rFonts w:cs="Calibri"/>
-          <w:b w:val="0"/>
-          <w:bCs w:val="0"/>
-          <w:smallCaps/>
-          <w:snapToGrid w:val="0"/>
-          <w:szCs w:val="30"/>
-          <w:rtl/>
-          <w:lang w:bidi="ar-EG"/>
-        </w:rPr>
-        <w:t>علي</w:t>
-      </w:r>
-      <w:proofErr w:type="gramEnd"/>
-      <w:r>
-        <w:rPr>
-          <w:rFonts w:cs="Calibri"/>
-          <w:b w:val="0"/>
-          <w:bCs w:val="0"/>
-          <w:smallCaps/>
-          <w:snapToGrid w:val="0"/>
-          <w:szCs w:val="30"/>
-          <w:rtl/>
-          <w:lang w:bidi="ar-EG"/>
-        </w:rPr>
-        <w:t xml:space="preserve"> ملف ثم جديد ثم مشروع</w:t>
+        <w:t>لبدا مشروع نضغط علي ملف ثم جديد ثم مشروع</w:t>
       </w:r>
     </w:p>
     <w:p>
@@ -4234,7 +3793,7 @@
                     </pic:cNvPicPr>
                   </pic:nvPicPr>
                   <pic:blipFill>
-                    <a:blip r:embed="rId17">
+                    <a:blip r:embed="rId20">
                       <a:extLst>
                         <a:ext uri="{28A0092B-C50C-407E-A947-70E740481C1C}">
                           <a14:useLocalDpi xmlns:a14="http://schemas.microsoft.com/office/drawing/2010/main" val="0"/>
@@ -4290,12 +3849,11 @@
           <w:rtl/>
           <w:lang w:bidi="ar-EG"/>
         </w:rPr>
-        <w:t xml:space="preserve">نضغط </w:t>
-      </w:r>
-      <w:proofErr w:type="gramStart"/>
-      <w:r>
-        <w:rPr>
-          <w:rFonts w:cs="Calibri"/>
+        <w:t xml:space="preserve">نضغط علي مشروع </w:t>
+      </w:r>
+      <w:r>
+        <w:rPr>
+          <w:rFonts w:cs="Calibri" w:hint="cs"/>
           <w:b w:val="0"/>
           <w:bCs w:val="0"/>
           <w:smallCaps/>
@@ -4304,9 +3862,8 @@
           <w:rtl/>
           <w:lang w:bidi="ar-EG"/>
         </w:rPr>
-        <w:t>علي</w:t>
-      </w:r>
-      <w:proofErr w:type="gramEnd"/>
+        <w:t>الخوارزم</w:t>
+      </w:r>
       <w:r>
         <w:rPr>
           <w:rFonts w:cs="Calibri"/>
@@ -4318,12 +3875,11 @@
           <w:rtl/>
           <w:lang w:bidi="ar-EG"/>
         </w:rPr>
-        <w:t xml:space="preserve"> مشروع </w:t>
-      </w:r>
-      <w:proofErr w:type="spellStart"/>
-      <w:r>
-        <w:rPr>
-          <w:rFonts w:cs="Calibri"/>
+        <w:t xml:space="preserve"> ثم مشروع </w:t>
+      </w:r>
+      <w:r>
+        <w:rPr>
+          <w:rFonts w:cs="Calibri" w:hint="cs"/>
           <w:b w:val="0"/>
           <w:bCs w:val="0"/>
           <w:smallCaps/>
@@ -4332,37 +3888,8 @@
           <w:rtl/>
           <w:lang w:bidi="ar-EG"/>
         </w:rPr>
-        <w:t>الخواريزم</w:t>
-      </w:r>
-      <w:proofErr w:type="spellEnd"/>
-      <w:r>
-        <w:rPr>
-          <w:rFonts w:cs="Calibri"/>
-          <w:b w:val="0"/>
-          <w:bCs w:val="0"/>
-          <w:smallCaps/>
-          <w:snapToGrid w:val="0"/>
-          <w:szCs w:val="30"/>
-          <w:rtl/>
-          <w:lang w:bidi="ar-EG"/>
-        </w:rPr>
-        <w:t xml:space="preserve"> ثم مشروع </w:t>
-      </w:r>
-      <w:proofErr w:type="spellStart"/>
-      <w:r>
-        <w:rPr>
-          <w:rFonts w:cs="Calibri"/>
-          <w:b w:val="0"/>
-          <w:bCs w:val="0"/>
-          <w:smallCaps/>
-          <w:snapToGrid w:val="0"/>
-          <w:szCs w:val="30"/>
-          <w:rtl/>
-          <w:lang w:bidi="ar-EG"/>
-        </w:rPr>
-        <w:t>الخواريزم</w:t>
-      </w:r>
-      <w:proofErr w:type="spellEnd"/>
+        <w:t>الخوارزم</w:t>
+      </w:r>
       <w:r>
         <w:rPr>
           <w:rFonts w:cs="Calibri"/>
@@ -4403,7 +3930,7 @@
                     </pic:cNvPicPr>
                   </pic:nvPicPr>
                   <pic:blipFill>
-                    <a:blip r:embed="rId18">
+                    <a:blip r:embed="rId21">
                       <a:extLst>
                         <a:ext uri="{28A0092B-C50C-407E-A947-70E740481C1C}">
                           <a14:useLocalDpi xmlns:a14="http://schemas.microsoft.com/office/drawing/2010/main" val="0"/>
@@ -4459,9 +3986,18 @@
           <w:rtl/>
           <w:lang w:bidi="ar-EG"/>
         </w:rPr>
-        <w:t xml:space="preserve">نكتب اسم المشروع ثم نضغط </w:t>
-      </w:r>
-      <w:proofErr w:type="gramStart"/>
+        <w:t>نكتب اسم المشروع ثم نضغط علي انتهاء</w:t>
+      </w:r>
+    </w:p>
+    <w:p>
+      <w:pPr>
+        <w:spacing w:after="200"/>
+      </w:pPr>
+    </w:p>
+    <w:p>
+      <w:pPr>
+        <w:spacing w:after="200"/>
+      </w:pPr>
       <w:r>
         <w:rPr>
           <w:rFonts w:cs="Calibri"/>
@@ -4473,128 +4009,7 @@
           <w:rtl/>
           <w:lang w:bidi="ar-EG"/>
         </w:rPr>
-        <w:t>علي</w:t>
-      </w:r>
-      <w:proofErr w:type="gramEnd"/>
-      <w:r>
-        <w:rPr>
-          <w:rFonts w:cs="Calibri"/>
-          <w:b w:val="0"/>
-          <w:bCs w:val="0"/>
-          <w:smallCaps/>
-          <w:snapToGrid w:val="0"/>
-          <w:szCs w:val="30"/>
-          <w:rtl/>
-          <w:lang w:bidi="ar-EG"/>
-        </w:rPr>
-        <w:t xml:space="preserve"> انتهاء</w:t>
-      </w:r>
-    </w:p>
-    <w:p>
-      <w:pPr>
-        <w:spacing w:after="200"/>
-      </w:pPr>
-    </w:p>
-    <w:p>
-      <w:pPr>
-        <w:spacing w:after="200"/>
-      </w:pPr>
-      <w:r>
-        <w:rPr>
-          <w:rFonts w:cs="Calibri"/>
-          <w:b w:val="0"/>
-          <w:bCs w:val="0"/>
-          <w:smallCaps/>
-          <w:snapToGrid w:val="0"/>
-          <w:szCs w:val="30"/>
-          <w:rtl/>
-          <w:lang w:bidi="ar-EG"/>
-        </w:rPr>
-        <w:t xml:space="preserve">نضغط </w:t>
-      </w:r>
-      <w:proofErr w:type="gramStart"/>
-      <w:r>
-        <w:rPr>
-          <w:rFonts w:cs="Calibri"/>
-          <w:b w:val="0"/>
-          <w:bCs w:val="0"/>
-          <w:smallCaps/>
-          <w:snapToGrid w:val="0"/>
-          <w:szCs w:val="30"/>
-          <w:rtl/>
-          <w:lang w:bidi="ar-EG"/>
-        </w:rPr>
-        <w:t>علي</w:t>
-      </w:r>
-      <w:proofErr w:type="gramEnd"/>
-      <w:r>
-        <w:rPr>
-          <w:rFonts w:cs="Calibri"/>
-          <w:b w:val="0"/>
-          <w:bCs w:val="0"/>
-          <w:smallCaps/>
-          <w:snapToGrid w:val="0"/>
-          <w:szCs w:val="30"/>
-          <w:rtl/>
-          <w:lang w:bidi="ar-EG"/>
-        </w:rPr>
-        <w:t xml:space="preserve"> اسم المشروع الذي قمنا بكتابته ثم اضغط </w:t>
-      </w:r>
-      <w:proofErr w:type="gramStart"/>
-      <w:r>
-        <w:rPr>
-          <w:rFonts w:cs="Calibri"/>
-          <w:b w:val="0"/>
-          <w:bCs w:val="0"/>
-          <w:smallCaps/>
-          <w:snapToGrid w:val="0"/>
-          <w:szCs w:val="30"/>
-          <w:rtl/>
-          <w:lang w:bidi="ar-EG"/>
-        </w:rPr>
-        <w:t>علي</w:t>
-      </w:r>
-      <w:proofErr w:type="gramEnd"/>
-      <w:r>
-        <w:rPr>
-          <w:rFonts w:cs="Calibri"/>
-          <w:b w:val="0"/>
-          <w:bCs w:val="0"/>
-          <w:smallCaps/>
-          <w:snapToGrid w:val="0"/>
-          <w:szCs w:val="30"/>
-          <w:rtl/>
-          <w:lang w:bidi="ar-EG"/>
-        </w:rPr>
-        <w:t xml:space="preserve"> المصدر ثم ننقر عل </w:t>
-      </w:r>
-      <w:proofErr w:type="spellStart"/>
-      <w:r>
-        <w:rPr>
-          <w:rFonts w:cs="Calibri"/>
-          <w:b w:val="0"/>
-          <w:bCs w:val="0"/>
-          <w:smallCaps/>
-          <w:snapToGrid w:val="0"/>
-          <w:szCs w:val="30"/>
-          <w:rtl/>
-          <w:lang w:bidi="ar-EG"/>
-        </w:rPr>
-        <w:t>يميم</w:t>
-      </w:r>
-      <w:proofErr w:type="spellEnd"/>
-      <w:r>
-        <w:rPr>
-          <w:rFonts w:cs="Calibri"/>
-          <w:b w:val="0"/>
-          <w:bCs w:val="0"/>
-          <w:smallCaps/>
-          <w:snapToGrid w:val="0"/>
-          <w:szCs w:val="30"/>
-          <w:rtl/>
-          <w:lang w:bidi="ar-EG"/>
-        </w:rPr>
-        <w:t xml:space="preserve"> الماوس ونختار جديد ثم اخري</w:t>
+        <w:t>نضغط علي اسم المشروع الذي قمنا بكتابته ثم اضغط علي المصدر ثم ننقر عل يميم الماوس ونختار جديد ثم اخري</w:t>
       </w:r>
       <w:r>
         <w:rPr>
@@ -4636,7 +4051,7 @@
                     </pic:cNvPicPr>
                   </pic:nvPicPr>
                   <pic:blipFill>
-                    <a:blip r:embed="rId19">
+                    <a:blip r:embed="rId22">
                       <a:extLst>
                         <a:ext uri="{28A0092B-C50C-407E-A947-70E740481C1C}">
                           <a14:useLocalDpi xmlns:a14="http://schemas.microsoft.com/office/drawing/2010/main" val="0"/>
@@ -4683,35 +4098,7 @@
           <w:rtl/>
           <w:lang w:bidi="ar-EG"/>
         </w:rPr>
-        <w:t xml:space="preserve">نضغط علي بيان </w:t>
-      </w:r>
-      <w:proofErr w:type="spellStart"/>
-      <w:r>
-        <w:rPr>
-          <w:rFonts w:cs="Calibri"/>
-          <w:b w:val="0"/>
-          <w:bCs w:val="0"/>
-          <w:smallCaps/>
-          <w:snapToGrid w:val="0"/>
-          <w:szCs w:val="30"/>
-          <w:rtl/>
-          <w:lang w:bidi="ar-EG"/>
-        </w:rPr>
-        <w:t>الخوارزم</w:t>
-      </w:r>
-      <w:proofErr w:type="spellEnd"/>
-      <w:r>
-        <w:rPr>
-          <w:rFonts w:cs="Calibri"/>
-          <w:b w:val="0"/>
-          <w:bCs w:val="0"/>
-          <w:smallCaps/>
-          <w:snapToGrid w:val="0"/>
-          <w:szCs w:val="30"/>
-          <w:rtl/>
-          <w:lang w:bidi="ar-EG"/>
-        </w:rPr>
-        <w:t xml:space="preserve"> ثم التالي</w:t>
+        <w:t>نضغط علي بيان الخوارزم ثم التالي</w:t>
       </w:r>
     </w:p>
     <w:p>
@@ -4741,7 +4128,7 @@
                     </pic:cNvPicPr>
                   </pic:nvPicPr>
                   <pic:blipFill>
-                    <a:blip r:embed="rId20">
+                    <a:blip r:embed="rId23">
                       <a:extLst>
                         <a:ext uri="{28A0092B-C50C-407E-A947-70E740481C1C}">
                           <a14:useLocalDpi xmlns:a14="http://schemas.microsoft.com/office/drawing/2010/main" val="0"/>
@@ -4788,35 +4175,7 @@
           <w:rtl/>
           <w:lang w:bidi="ar-EG"/>
         </w:rPr>
-        <w:t xml:space="preserve">نضغط </w:t>
-      </w:r>
-      <w:proofErr w:type="gramStart"/>
-      <w:r>
-        <w:rPr>
-          <w:rFonts w:cs="Calibri"/>
-          <w:b w:val="0"/>
-          <w:bCs w:val="0"/>
-          <w:smallCaps/>
-          <w:snapToGrid w:val="0"/>
-          <w:szCs w:val="30"/>
-          <w:rtl/>
-          <w:lang w:bidi="ar-EG"/>
-        </w:rPr>
-        <w:t>علي</w:t>
-      </w:r>
-      <w:proofErr w:type="gramEnd"/>
-      <w:r>
-        <w:rPr>
-          <w:rFonts w:cs="Calibri"/>
-          <w:b w:val="0"/>
-          <w:bCs w:val="0"/>
-          <w:smallCaps/>
-          <w:snapToGrid w:val="0"/>
-          <w:szCs w:val="30"/>
-          <w:rtl/>
-          <w:lang w:bidi="ar-EG"/>
-        </w:rPr>
-        <w:t xml:space="preserve"> المصدر ثم نقوم بتسميه بيان المشروع ونضغط انتهاء</w:t>
+        <w:t>نضغط علي المصدر ثم نقوم بتسميه بيان المشروع ونضغط انتهاء</w:t>
       </w:r>
     </w:p>
     <w:p>
@@ -4827,7 +4186,6 @@
         <w:rPr>
           <w:noProof/>
         </w:rPr>
-        <w:lastRenderedPageBreak/>
         <w:drawing>
           <wp:inline distT="0" distB="0" distL="0" distR="0" wp14:anchorId="121AFAEA" wp14:editId="405BDF59">
             <wp:extent cx="5467350" cy="4210050"/>
@@ -4846,7 +4204,7 @@
                     </pic:cNvPicPr>
                   </pic:nvPicPr>
                   <pic:blipFill>
-                    <a:blip r:embed="rId21">
+                    <a:blip r:embed="rId24">
                       <a:extLst>
                         <a:ext uri="{28A0092B-C50C-407E-A947-70E740481C1C}">
                           <a14:useLocalDpi xmlns:a14="http://schemas.microsoft.com/office/drawing/2010/main" val="0"/>
@@ -4969,18 +4327,8 @@
           <w:rtl/>
           <w:lang w:bidi="ar-EG"/>
         </w:rPr>
-        <w:t xml:space="preserve">اول مثال بلغة </w:t>
-      </w:r>
-      <w:proofErr w:type="spellStart"/>
-      <w:r>
-        <w:rPr>
-          <w:rFonts w:hint="cs"/>
-          <w:rtl/>
-          <w:lang w:bidi="ar-EG"/>
-        </w:rPr>
-        <w:t>الخوارزم</w:t>
-      </w:r>
-      <w:proofErr w:type="spellEnd"/>
+        <w:t>اول مثال بلغة الخوارزم</w:t>
+      </w:r>
     </w:p>
     <w:p>
       <w:pPr>
@@ -5001,31 +4349,7 @@
           <w:rtl/>
           <w:lang w:eastAsia="en-US" w:bidi="ar-EG"/>
         </w:rPr>
-        <w:t xml:space="preserve">إذ يمكنك فهم طريقة قراءة التجريدات الموجودة ضمن الشيفرة البرمجية من تكوين فكرة عن تصاميم واجهات </w:t>
-      </w:r>
-      <w:proofErr w:type="gramStart"/>
-      <w:r>
-        <w:rPr>
-          <w:rFonts w:ascii="Calibri" w:eastAsia="Calibri" w:hAnsi="Calibri" w:cs="Arial" w:hint="cs"/>
-          <w:b w:val="0"/>
-          <w:bCs w:val="0"/>
-          <w:szCs w:val="24"/>
-          <w:rtl/>
-          <w:lang w:eastAsia="en-US" w:bidi="ar-EG"/>
-        </w:rPr>
-        <w:t>و ب</w:t>
-      </w:r>
-      <w:proofErr w:type="gramEnd"/>
-      <w:r>
-        <w:rPr>
-          <w:rFonts w:ascii="Calibri" w:eastAsia="Calibri" w:hAnsi="Calibri" w:cs="Arial" w:hint="cs"/>
-          <w:b w:val="0"/>
-          <w:bCs w:val="0"/>
-          <w:szCs w:val="24"/>
-          <w:rtl/>
-          <w:lang w:eastAsia="en-US" w:bidi="ar-EG"/>
-        </w:rPr>
-        <w:t xml:space="preserve"> ت</w:t>
+        <w:t>إذ يمكنك فهم طريقة قراءة التجريدات الموجودة ضمن الشيفرة البرمجية من تكوين فكرة عن تصاميم واجهات و ب ت</w:t>
       </w:r>
     </w:p>
     <w:p>
@@ -5080,7 +4404,7 @@
                     </pic:cNvPicPr>
                   </pic:nvPicPr>
                   <pic:blipFill>
-                    <a:blip r:embed="rId22">
+                    <a:blip r:embed="rId25">
                       <a:extLst>
                         <a:ext uri="{28A0092B-C50C-407E-A947-70E740481C1C}">
                           <a14:useLocalDpi xmlns:a14="http://schemas.microsoft.com/office/drawing/2010/main" val="0"/>
@@ -5134,7 +4458,6 @@
           <w:lang w:bidi="ar-EG"/>
         </w:rPr>
       </w:pPr>
-      <w:proofErr w:type="spellStart"/>
       <w:r>
         <w:rPr>
           <w:sz w:val="24"/>
@@ -5142,97 +4465,7 @@
           <w:rtl/>
           <w:lang w:bidi="ar-EG"/>
         </w:rPr>
-        <w:t>نبدا</w:t>
-      </w:r>
-      <w:proofErr w:type="spellEnd"/>
-      <w:r>
-        <w:rPr>
-          <w:sz w:val="24"/>
-          <w:szCs w:val="24"/>
-          <w:rtl/>
-          <w:lang w:bidi="ar-EG"/>
-        </w:rPr>
-        <w:t xml:space="preserve"> بكتابة البسمة وهو كود غير ضروري فاذا لم تكتبه لن </w:t>
-      </w:r>
-      <w:proofErr w:type="gramStart"/>
-      <w:r>
-        <w:rPr>
-          <w:sz w:val="24"/>
-          <w:szCs w:val="24"/>
-          <w:rtl/>
-          <w:lang w:bidi="ar-EG"/>
-        </w:rPr>
-        <w:t>يأثر</w:t>
-      </w:r>
-      <w:proofErr w:type="gramEnd"/>
-      <w:r>
-        <w:rPr>
-          <w:sz w:val="24"/>
-          <w:szCs w:val="24"/>
-          <w:rtl/>
-          <w:lang w:bidi="ar-EG"/>
-        </w:rPr>
-        <w:t xml:space="preserve"> </w:t>
-      </w:r>
-      <w:proofErr w:type="gramStart"/>
-      <w:r>
-        <w:rPr>
-          <w:sz w:val="24"/>
-          <w:szCs w:val="24"/>
-          <w:rtl/>
-          <w:lang w:bidi="ar-EG"/>
-        </w:rPr>
-        <w:t>علي</w:t>
-      </w:r>
-      <w:proofErr w:type="gramEnd"/>
-      <w:r>
-        <w:rPr>
-          <w:sz w:val="24"/>
-          <w:szCs w:val="24"/>
-          <w:rtl/>
-          <w:lang w:bidi="ar-EG"/>
-        </w:rPr>
-        <w:t xml:space="preserve"> الكود واختصارها (“</w:t>
-      </w:r>
-      <w:proofErr w:type="gramStart"/>
-      <w:r>
-        <w:rPr>
-          <w:sz w:val="24"/>
-          <w:szCs w:val="24"/>
-          <w:rtl/>
-          <w:lang w:bidi="ar-EG"/>
-        </w:rPr>
-        <w:t>ب”</w:t>
-      </w:r>
-      <w:proofErr w:type="gramEnd"/>
-      <w:r>
-        <w:rPr>
-          <w:sz w:val="24"/>
-          <w:szCs w:val="24"/>
-          <w:rtl/>
-          <w:lang w:bidi="ar-EG"/>
-        </w:rPr>
-        <w:t xml:space="preserve"> </w:t>
-      </w:r>
-      <w:proofErr w:type="gramStart"/>
-      <w:r>
-        <w:rPr>
-          <w:sz w:val="24"/>
-          <w:szCs w:val="24"/>
-          <w:rtl/>
-          <w:lang w:bidi="ar-EG"/>
-        </w:rPr>
-        <w:t>+  مسافة</w:t>
-      </w:r>
-      <w:proofErr w:type="gramEnd"/>
-      <w:r>
-        <w:rPr>
-          <w:sz w:val="24"/>
-          <w:szCs w:val="24"/>
-          <w:rtl/>
-          <w:lang w:bidi="ar-EG"/>
-        </w:rPr>
-        <w:t>)</w:t>
+        <w:t>نبدا بكتابة البسمة وهو كود غير ضروري فاذا لم تكتبه لن يأثر علي الكود واختصارها (“ب” +  مسافة)</w:t>
       </w:r>
     </w:p>
     <w:p>
@@ -5294,7 +4527,7 @@
                     </pic:cNvPicPr>
                   </pic:nvPicPr>
                   <pic:blipFill>
-                    <a:blip r:embed="rId23">
+                    <a:blip r:embed="rId26">
                       <a:extLst>
                         <a:ext uri="{28A0092B-C50C-407E-A947-70E740481C1C}">
                           <a14:useLocalDpi xmlns:a14="http://schemas.microsoft.com/office/drawing/2010/main" val="0"/>
@@ -5375,6 +4608,7 @@
         <w:rPr>
           <w:sz w:val="24"/>
           <w:szCs w:val="24"/>
+          <w:rtl/>
           <w:lang w:bidi="ar-EG"/>
         </w:rPr>
       </w:pPr>
@@ -5386,10 +4620,20 @@
         </w:rPr>
         <w:t xml:space="preserve"> </w:t>
       </w:r>
-      <w:r>
+    </w:p>
+    <w:p>
+      <w:pPr>
+        <w:pStyle w:val="ListParagraph"/>
         <w:rPr>
           <w:sz w:val="24"/>
           <w:szCs w:val="24"/>
+          <w:lang w:bidi="ar-EG"/>
+        </w:rPr>
+      </w:pPr>
+      <w:r>
+        <w:rPr>
+          <w:sz w:val="24"/>
+          <w:szCs w:val="24"/>
           <w:rtl/>
           <w:lang w:bidi="ar-EG"/>
         </w:rPr>
@@ -5410,6 +4654,7 @@
           <w:noProof/>
           <w:szCs w:val="24"/>
         </w:rPr>
+        <w:lastRenderedPageBreak/>
         <w:drawing>
           <wp:anchor distT="0" distB="0" distL="114300" distR="114300" simplePos="0" relativeHeight="251661312" behindDoc="0" locked="0" layoutInCell="0" allowOverlap="1" wp14:anchorId="361672B7" wp14:editId="7543E1DA">
             <wp:simplePos x="0" y="0"/>
@@ -5436,7 +4681,7 @@
                     </pic:cNvPicPr>
                   </pic:nvPicPr>
                   <pic:blipFill>
-                    <a:blip r:embed="rId24">
+                    <a:blip r:embed="rId27">
                       <a:extLst>
                         <a:ext uri="{28A0092B-C50C-407E-A947-70E740481C1C}">
                           <a14:useLocalDpi xmlns:a14="http://schemas.microsoft.com/office/drawing/2010/main" val="0"/>
@@ -5547,20 +4792,19 @@
           <w:rtl/>
           <w:lang w:bidi="ar-EG"/>
         </w:rPr>
-        <w:lastRenderedPageBreak/>
-        <w:t xml:space="preserve">ثم نكتب ما للجهاز ان يستعمل </w:t>
-      </w:r>
-      <w:proofErr w:type="spellStart"/>
-      <w:r>
+        <w:t>ثم نكتب ما للجهاز ان يستعمل الخواريزم والوسائط والشاشة</w:t>
+      </w:r>
+    </w:p>
+    <w:p>
+      <w:pPr>
+        <w:pStyle w:val="ListParagraph"/>
         <w:rPr>
           <w:sz w:val="24"/>
           <w:szCs w:val="24"/>
           <w:rtl/>
           <w:lang w:bidi="ar-EG"/>
         </w:rPr>
-        <w:t>الخواريزم</w:t>
-      </w:r>
-      <w:proofErr w:type="spellEnd"/>
+      </w:pPr>
       <w:r>
         <w:rPr>
           <w:sz w:val="24"/>
@@ -5568,7 +4812,7 @@
           <w:rtl/>
           <w:lang w:bidi="ar-EG"/>
         </w:rPr>
-        <w:t xml:space="preserve"> والوسائط والشاشة</w:t>
+        <w:t xml:space="preserve">على غرار بعض لغات البرمجة المتداولة كان من الممكن البدء مباشرة بوضع الصفرة في الدالة الاصل والقيام بالترجمة ثم التنفيذ؛ </w:t>
       </w:r>
     </w:p>
     <w:p>
@@ -5577,6 +4821,7 @@
         <w:rPr>
           <w:sz w:val="24"/>
           <w:szCs w:val="24"/>
+          <w:rtl/>
           <w:lang w:bidi="ar-EG"/>
         </w:rPr>
       </w:pPr>
@@ -5587,19 +4832,19 @@
           <w:rtl/>
           <w:lang w:bidi="ar-EG"/>
         </w:rPr>
-        <w:t xml:space="preserve">على غرار بعض لغات البرمجة المتداولة كان من الممكن البدء مباشرة بوضع الصفرة في الدالة الاصل والقيام بالترجمة ثم التنفيذ؛ لكن ولدواع </w:t>
-      </w:r>
-      <w:proofErr w:type="gramStart"/>
-      <w:r>
+        <w:t xml:space="preserve">لكن ولدواع تنظيمية ، فإن الخوارزم يلزمك بتصنيف الخوارزميات والبرمجيات الى مجموعات ذات اصناف متباينِة : الرزم. حيث ننطلق من مبدأ أن كل رزمة تحوي مجموعة من المصنفات وكل مصنف يحوي بدوره مجموعة من الأدوات . في برنامجنا نعلن أن هذا الاخير ينتمي الى الرزمة اختبارات عن طريق الكلمة رزمة ؛ حيث يمكن استعمال الادوات التي يتيحها باستعمال هذه الرزمة. </w:t>
+      </w:r>
+    </w:p>
+    <w:p>
+      <w:pPr>
+        <w:pStyle w:val="ListParagraph"/>
         <w:rPr>
           <w:sz w:val="24"/>
           <w:szCs w:val="24"/>
           <w:rtl/>
           <w:lang w:bidi="ar-EG"/>
         </w:rPr>
-        <w:t>تنظيمية ،</w:t>
-      </w:r>
-      <w:proofErr w:type="gramEnd"/>
+      </w:pPr>
       <w:r>
         <w:rPr>
           <w:sz w:val="24"/>
@@ -5607,149 +4852,48 @@
           <w:rtl/>
           <w:lang w:bidi="ar-EG"/>
         </w:rPr>
-        <w:t xml:space="preserve"> فإن </w:t>
-      </w:r>
-      <w:proofErr w:type="spellStart"/>
+        <w:t>كما نلاحظ أن برنامجنا يستعمل الشاشة عن طريق استعمال الصنف شاشة مع احترام الطريق الكامل الذي يتواجد فيه هذا الصنف : الخوارزم.وسائط.شاشة</w:t>
+      </w:r>
       <w:r>
         <w:rPr>
           <w:sz w:val="24"/>
           <w:szCs w:val="24"/>
-          <w:rtl/>
-          <w:lang w:bidi="ar-EG"/>
-        </w:rPr>
-        <w:t>الخوارزم</w:t>
-      </w:r>
-      <w:proofErr w:type="spellEnd"/>
-      <w:r>
+          <w:lang w:bidi="ar-EG"/>
+        </w:rPr>
+        <w:t> .</w:t>
+      </w:r>
+    </w:p>
+    <w:p>
+      <w:pPr>
+        <w:pStyle w:val="ListParagraph"/>
         <w:rPr>
           <w:sz w:val="24"/>
           <w:szCs w:val="24"/>
           <w:rtl/>
           <w:lang w:bidi="ar-EG"/>
         </w:rPr>
-        <w:t xml:space="preserve"> يلزمك بتصنيف الخوارزميات والبرمجيات الى مجموعات ذات اصناف </w:t>
-      </w:r>
-      <w:proofErr w:type="gramStart"/>
-      <w:r>
+      </w:pPr>
+    </w:p>
+    <w:p>
+      <w:pPr>
+        <w:pStyle w:val="ListParagraph"/>
         <w:rPr>
           <w:sz w:val="24"/>
           <w:szCs w:val="24"/>
           <w:rtl/>
           <w:lang w:bidi="ar-EG"/>
         </w:rPr>
-        <w:t>متباينِة :</w:t>
-      </w:r>
-      <w:proofErr w:type="gramEnd"/>
-      <w:r>
+      </w:pPr>
+    </w:p>
+    <w:p>
+      <w:pPr>
+        <w:pStyle w:val="ListParagraph"/>
         <w:rPr>
           <w:sz w:val="24"/>
           <w:szCs w:val="24"/>
-          <w:rtl/>
-          <w:lang w:bidi="ar-EG"/>
-        </w:rPr>
-        <w:t xml:space="preserve"> الرزم. حيث ننطلق من مبدأ أن كل رزمة تحوي مجموعة من المصنفات وكل مصنف يحوي بدوره مجموعة من </w:t>
-      </w:r>
-      <w:proofErr w:type="gramStart"/>
-      <w:r>
-        <w:rPr>
-          <w:sz w:val="24"/>
-          <w:szCs w:val="24"/>
-          <w:rtl/>
-          <w:lang w:bidi="ar-EG"/>
-        </w:rPr>
-        <w:t>الأدوات .</w:t>
-      </w:r>
-      <w:proofErr w:type="gramEnd"/>
-      <w:r>
-        <w:rPr>
-          <w:sz w:val="24"/>
-          <w:szCs w:val="24"/>
-          <w:rtl/>
-          <w:lang w:bidi="ar-EG"/>
-        </w:rPr>
-        <w:t xml:space="preserve"> في برنامجنا نعلن أن هذا الاخير ينتمي الى الرزمة اختبارات عن طريق الكلمة </w:t>
-      </w:r>
-      <w:proofErr w:type="gramStart"/>
-      <w:r>
-        <w:rPr>
-          <w:sz w:val="24"/>
-          <w:szCs w:val="24"/>
-          <w:rtl/>
-          <w:lang w:bidi="ar-EG"/>
-        </w:rPr>
-        <w:t>رزمة ؛</w:t>
-      </w:r>
-      <w:proofErr w:type="gramEnd"/>
-      <w:r>
-        <w:rPr>
-          <w:sz w:val="24"/>
-          <w:szCs w:val="24"/>
-          <w:rtl/>
-          <w:lang w:bidi="ar-EG"/>
-        </w:rPr>
-        <w:t xml:space="preserve"> حيث يمكن استعمال الادوات التي يتيحها باستعمال هذه الرزمة. كما نلاحظ أن برنامجنا يستعمل الشاشة عن طريق استعمال الصنف شاشة مع احترام الطريق الكامل الذي يتواجد فيه هذا </w:t>
-      </w:r>
-      <w:proofErr w:type="gramStart"/>
-      <w:r>
-        <w:rPr>
-          <w:sz w:val="24"/>
-          <w:szCs w:val="24"/>
-          <w:rtl/>
-          <w:lang w:bidi="ar-EG"/>
-        </w:rPr>
-        <w:t>الصنف :</w:t>
-      </w:r>
-      <w:proofErr w:type="gramEnd"/>
-      <w:r>
-        <w:rPr>
-          <w:sz w:val="24"/>
-          <w:szCs w:val="24"/>
-          <w:rtl/>
-          <w:lang w:bidi="ar-EG"/>
-        </w:rPr>
-        <w:t> </w:t>
-      </w:r>
-      <w:proofErr w:type="spellStart"/>
-      <w:proofErr w:type="gramStart"/>
-      <w:r>
-        <w:rPr>
-          <w:sz w:val="24"/>
-          <w:szCs w:val="24"/>
-          <w:rtl/>
-          <w:lang w:bidi="ar-EG"/>
-        </w:rPr>
-        <w:t>الخوارزم.وسائط</w:t>
-      </w:r>
-      <w:proofErr w:type="gramEnd"/>
-      <w:r>
-        <w:rPr>
-          <w:sz w:val="24"/>
-          <w:szCs w:val="24"/>
-          <w:rtl/>
-          <w:lang w:bidi="ar-EG"/>
-        </w:rPr>
-        <w:t>.</w:t>
-      </w:r>
-      <w:proofErr w:type="gramStart"/>
-      <w:r>
-        <w:rPr>
-          <w:sz w:val="24"/>
-          <w:szCs w:val="24"/>
-          <w:rtl/>
-          <w:lang w:bidi="ar-EG"/>
-        </w:rPr>
-        <w:t>شاشة</w:t>
-      </w:r>
-      <w:proofErr w:type="spellEnd"/>
-      <w:r>
-        <w:rPr>
-          <w:sz w:val="24"/>
-          <w:szCs w:val="24"/>
-          <w:lang w:bidi="ar-EG"/>
-        </w:rPr>
-        <w:t> .</w:t>
-      </w:r>
-      <w:proofErr w:type="gramEnd"/>
+          <w:lang w:bidi="ar-EG"/>
+        </w:rPr>
+      </w:pPr>
     </w:p>
     <w:p>
       <w:pPr>
@@ -5796,7 +4940,7 @@
                     </pic:cNvPicPr>
                   </pic:nvPicPr>
                   <pic:blipFill>
-                    <a:blip r:embed="rId25">
+                    <a:blip r:embed="rId28">
                       <a:extLst>
                         <a:ext uri="{28A0092B-C50C-407E-A947-70E740481C1C}">
                           <a14:useLocalDpi xmlns:a14="http://schemas.microsoft.com/office/drawing/2010/main" val="0"/>
@@ -5925,11 +5069,6 @@
       <w:pPr>
         <w:spacing w:after="200"/>
         <w:rPr>
-          <w:szCs w:val="24"/>
-        </w:rPr>
-      </w:pPr>
-      <w:r>
-        <w:rPr>
           <w:rFonts w:cs="Calibri"/>
           <w:b w:val="0"/>
           <w:bCs w:val="0"/>
@@ -5939,84 +5078,96 @@
           <w:rtl/>
           <w:lang w:bidi="ar-EG"/>
         </w:rPr>
-        <w:t xml:space="preserve">نكتب الصنف والذي هو التصنيف ونكتب اسم الملف الذي نعمل عليه الذي هو اختبار ونكتب داخل </w:t>
-      </w:r>
-      <w:proofErr w:type="gramStart"/>
-      <w:r>
-        <w:rPr>
-          <w:szCs w:val="24"/>
-        </w:rPr>
-        <w:t>{ }</w:t>
-      </w:r>
-      <w:proofErr w:type="gramEnd"/>
-      <w:r>
-        <w:rPr>
-          <w:szCs w:val="24"/>
-        </w:rPr>
-        <w:t xml:space="preserve"> </w:t>
-      </w:r>
-      <w:r>
-        <w:rPr>
-          <w:szCs w:val="24"/>
-          <w:rtl/>
-          <w:lang w:bidi="ar-EG"/>
-        </w:rPr>
-        <w:t>كل ادوات الصنف من متغيرات ودوال او ال</w:t>
-      </w:r>
-      <w:r>
-        <w:rPr>
-          <w:szCs w:val="24"/>
-          <w:lang w:bidi="ar-EG"/>
-        </w:rPr>
-        <w:t xml:space="preserve"> functions </w:t>
-      </w:r>
-      <w:r>
-        <w:rPr>
-          <w:szCs w:val="24"/>
-          <w:rtl/>
-          <w:lang w:bidi="ar-EG"/>
-        </w:rPr>
-        <w:t>وغيرها</w:t>
-      </w:r>
+      </w:pPr>
     </w:p>
     <w:p>
       <w:pPr>
         <w:spacing w:after="200"/>
         <w:rPr>
-          <w:rFonts w:cs="Times New Roman"/>
-          <w:bCs w:val="0"/>
-          <w:caps/>
+          <w:rFonts w:cs="Calibri"/>
+          <w:b w:val="0"/>
+          <w:bCs w:val="0"/>
           <w:smallCaps/>
           <w:snapToGrid w:val="0"/>
           <w:szCs w:val="24"/>
-          <w:lang w:bidi="ar-EG"/>
-        </w:rPr>
-      </w:pPr>
-      <w:r>
-        <w:rPr>
-          <w:rFonts w:cs="Times New Roman"/>
-          <w:bCs w:val="0"/>
-          <w:caps/>
+          <w:rtl/>
+          <w:lang w:bidi="ar-EG"/>
+        </w:rPr>
+      </w:pPr>
+    </w:p>
+    <w:p>
+      <w:pPr>
+        <w:spacing w:after="200"/>
+        <w:rPr>
+          <w:rFonts w:cs="Calibri"/>
+          <w:b w:val="0"/>
+          <w:bCs w:val="0"/>
           <w:smallCaps/>
-          <w:noProof/>
           <w:snapToGrid w:val="0"/>
           <w:szCs w:val="24"/>
-          <w:lang w:bidi="ar-EG"/>
-        </w:rPr>
-        <w:lastRenderedPageBreak/>
+          <w:rtl/>
+          <w:lang w:bidi="ar-EG"/>
+        </w:rPr>
+      </w:pPr>
+      <w:r>
+        <w:rPr>
+          <w:rFonts w:cs="Calibri" w:hint="cs"/>
+          <w:b w:val="0"/>
+          <w:bCs w:val="0"/>
+          <w:smallCaps/>
+          <w:snapToGrid w:val="0"/>
+          <w:szCs w:val="24"/>
+          <w:rtl/>
+          <w:lang w:bidi="ar-EG"/>
+        </w:rPr>
+        <w:t>يتم الحفظ ثم الضغط علي زر إنتاج</w:t>
+      </w:r>
+    </w:p>
+    <w:p>
+      <w:pPr>
+        <w:spacing w:after="200"/>
+        <w:rPr>
+          <w:rFonts w:cs="Calibri"/>
+          <w:b w:val="0"/>
+          <w:bCs w:val="0"/>
+          <w:smallCaps/>
+          <w:snapToGrid w:val="0"/>
+          <w:szCs w:val="24"/>
+          <w:rtl/>
+          <w:lang w:bidi="ar-EG"/>
+        </w:rPr>
+      </w:pPr>
+    </w:p>
+    <w:p>
+      <w:pPr>
+        <w:spacing w:after="200"/>
+        <w:rPr>
+          <w:rFonts w:cs="Calibri"/>
+          <w:b w:val="0"/>
+          <w:bCs w:val="0"/>
+          <w:smallCaps/>
+          <w:snapToGrid w:val="0"/>
+          <w:szCs w:val="24"/>
+          <w:rtl/>
+          <w:lang w:bidi="ar-EG"/>
+        </w:rPr>
+      </w:pPr>
+      <w:r>
+        <w:rPr>
+          <w:rFonts w:cs="Calibri"/>
+          <w:b w:val="0"/>
+          <w:bCs w:val="0"/>
+          <w:smallCaps/>
+          <w:snapToGrid w:val="0"/>
+          <w:szCs w:val="24"/>
+          <w:rtl/>
+          <w:lang w:bidi="ar-EG"/>
+        </w:rPr>
         <w:drawing>
-          <wp:anchor distT="0" distB="0" distL="114300" distR="114300" simplePos="0" relativeHeight="251663360" behindDoc="0" locked="0" layoutInCell="0" allowOverlap="1" wp14:anchorId="06BABB93" wp14:editId="3588BE6A">
-            <wp:simplePos x="0" y="0"/>
-            <wp:positionH relativeFrom="column">
-              <wp:posOffset>161925</wp:posOffset>
-            </wp:positionH>
-            <wp:positionV relativeFrom="paragraph">
-              <wp:posOffset>0</wp:posOffset>
-            </wp:positionV>
-            <wp:extent cx="5486400" cy="4835525"/>
-            <wp:effectExtent l="0" t="0" r="0" b="3175"/>
-            <wp:wrapSquare wrapText="largest"/>
-            <wp:docPr id="1259936151" name="Picture 44"/>
+          <wp:inline distT="0" distB="0" distL="0" distR="0" wp14:anchorId="3B25E1F9" wp14:editId="2AEED8A5">
+            <wp:extent cx="5486400" cy="2399030"/>
+            <wp:effectExtent l="0" t="0" r="0" b="1270"/>
+            <wp:docPr id="766024127" name="Picture 1"/>
             <wp:cNvGraphicFramePr>
               <a:graphicFrameLocks xmlns:a="http://schemas.openxmlformats.org/drawingml/2006/main" noChangeAspect="1"/>
             </wp:cNvGraphicFramePr>
@@ -6024,13 +5175,461 @@
               <a:graphicData uri="http://schemas.openxmlformats.org/drawingml/2006/picture">
                 <pic:pic xmlns:pic="http://schemas.openxmlformats.org/drawingml/2006/picture">
                   <pic:nvPicPr>
-                    <pic:cNvPr id="0" name="Picture 16"/>
+                    <pic:cNvPr id="766024127" name=""/>
+                    <pic:cNvPicPr/>
+                  </pic:nvPicPr>
+                  <pic:blipFill>
+                    <a:blip r:embed="rId29"/>
+                    <a:stretch>
+                      <a:fillRect/>
+                    </a:stretch>
+                  </pic:blipFill>
+                  <pic:spPr>
+                    <a:xfrm>
+                      <a:off x="0" y="0"/>
+                      <a:ext cx="5486400" cy="2399030"/>
+                    </a:xfrm>
+                    <a:prstGeom prst="rect">
+                      <a:avLst/>
+                    </a:prstGeom>
+                  </pic:spPr>
+                </pic:pic>
+              </a:graphicData>
+            </a:graphic>
+          </wp:inline>
+        </w:drawing>
+      </w:r>
+    </w:p>
+    <w:p>
+      <w:pPr>
+        <w:spacing w:after="200"/>
+        <w:rPr>
+          <w:rFonts w:cs="Calibri"/>
+          <w:b w:val="0"/>
+          <w:bCs w:val="0"/>
+          <w:smallCaps/>
+          <w:snapToGrid w:val="0"/>
+          <w:szCs w:val="24"/>
+          <w:rtl/>
+          <w:lang w:bidi="ar-EG"/>
+        </w:rPr>
+      </w:pPr>
+    </w:p>
+    <w:p>
+      <w:pPr>
+        <w:spacing w:after="200"/>
+        <w:rPr>
+          <w:rFonts w:cs="Calibri"/>
+          <w:b w:val="0"/>
+          <w:bCs w:val="0"/>
+          <w:smallCaps/>
+          <w:snapToGrid w:val="0"/>
+          <w:szCs w:val="24"/>
+          <w:rtl/>
+          <w:lang w:bidi="ar-EG"/>
+        </w:rPr>
+      </w:pPr>
+      <w:r>
+        <w:rPr>
+          <w:rFonts w:cs="Calibri" w:hint="cs"/>
+          <w:b w:val="0"/>
+          <w:bCs w:val="0"/>
+          <w:smallCaps/>
+          <w:snapToGrid w:val="0"/>
+          <w:szCs w:val="24"/>
+          <w:rtl/>
+          <w:lang w:bidi="ar-EG"/>
+        </w:rPr>
+        <w:t>يجب تسجيل توصيف المشروع أولا لامكانية عمله وإنتاج الملف التنفيذي</w:t>
+      </w:r>
+    </w:p>
+    <w:p>
+      <w:pPr>
+        <w:spacing w:after="200"/>
+        <w:rPr>
+          <w:rFonts w:cs="Calibri"/>
+          <w:b w:val="0"/>
+          <w:bCs w:val="0"/>
+          <w:smallCaps/>
+          <w:snapToGrid w:val="0"/>
+          <w:szCs w:val="24"/>
+          <w:rtl/>
+          <w:lang w:bidi="ar-EG"/>
+        </w:rPr>
+      </w:pPr>
+      <w:r>
+        <w:rPr>
+          <w:rFonts w:cs="Calibri"/>
+          <w:b w:val="0"/>
+          <w:bCs w:val="0"/>
+          <w:smallCaps/>
+          <w:noProof/>
+          <w:snapToGrid w:val="0"/>
+          <w:szCs w:val="24"/>
+          <w:rtl/>
+          <w:lang w:bidi="ar-EG"/>
+        </w:rPr>
+        <w:drawing>
+          <wp:inline distT="0" distB="0" distL="0" distR="0" wp14:anchorId="5B90C258" wp14:editId="0BC31C94">
+            <wp:extent cx="5486400" cy="2736850"/>
+            <wp:effectExtent l="0" t="0" r="0" b="6350"/>
+            <wp:docPr id="2013539422" name="Picture 1"/>
+            <wp:cNvGraphicFramePr>
+              <a:graphicFrameLocks xmlns:a="http://schemas.openxmlformats.org/drawingml/2006/main" noChangeAspect="1"/>
+            </wp:cNvGraphicFramePr>
+            <a:graphic xmlns:a="http://schemas.openxmlformats.org/drawingml/2006/main">
+              <a:graphicData uri="http://schemas.openxmlformats.org/drawingml/2006/picture">
+                <pic:pic xmlns:pic="http://schemas.openxmlformats.org/drawingml/2006/picture">
+                  <pic:nvPicPr>
+                    <pic:cNvPr id="2013539422" name=""/>
+                    <pic:cNvPicPr/>
+                  </pic:nvPicPr>
+                  <pic:blipFill>
+                    <a:blip r:embed="rId30"/>
+                    <a:stretch>
+                      <a:fillRect/>
+                    </a:stretch>
+                  </pic:blipFill>
+                  <pic:spPr>
+                    <a:xfrm>
+                      <a:off x="0" y="0"/>
+                      <a:ext cx="5486400" cy="2736850"/>
+                    </a:xfrm>
+                    <a:prstGeom prst="rect">
+                      <a:avLst/>
+                    </a:prstGeom>
+                  </pic:spPr>
+                </pic:pic>
+              </a:graphicData>
+            </a:graphic>
+          </wp:inline>
+        </w:drawing>
+      </w:r>
+    </w:p>
+    <w:p>
+      <w:pPr>
+        <w:spacing w:after="200"/>
+        <w:rPr>
+          <w:rFonts w:cs="Calibri"/>
+          <w:b w:val="0"/>
+          <w:bCs w:val="0"/>
+          <w:smallCaps/>
+          <w:snapToGrid w:val="0"/>
+          <w:szCs w:val="24"/>
+          <w:rtl/>
+          <w:lang w:bidi="ar-EG"/>
+        </w:rPr>
+      </w:pPr>
+      <w:r>
+        <w:rPr>
+          <w:rFonts w:cs="Calibri"/>
+          <w:b w:val="0"/>
+          <w:bCs w:val="0"/>
+          <w:smallCaps/>
+          <w:snapToGrid w:val="0"/>
+          <w:szCs w:val="24"/>
+          <w:rtl/>
+          <w:lang w:bidi="ar-EG"/>
+        </w:rPr>
+        <w:lastRenderedPageBreak/>
+        <w:drawing>
+          <wp:inline distT="0" distB="0" distL="0" distR="0" wp14:anchorId="7AC4E6DF" wp14:editId="6B043CFE">
+            <wp:extent cx="5486400" cy="3218180"/>
+            <wp:effectExtent l="0" t="0" r="0" b="1270"/>
+            <wp:docPr id="171572521" name="Picture 1"/>
+            <wp:cNvGraphicFramePr>
+              <a:graphicFrameLocks xmlns:a="http://schemas.openxmlformats.org/drawingml/2006/main" noChangeAspect="1"/>
+            </wp:cNvGraphicFramePr>
+            <a:graphic xmlns:a="http://schemas.openxmlformats.org/drawingml/2006/main">
+              <a:graphicData uri="http://schemas.openxmlformats.org/drawingml/2006/picture">
+                <pic:pic xmlns:pic="http://schemas.openxmlformats.org/drawingml/2006/picture">
+                  <pic:nvPicPr>
+                    <pic:cNvPr id="171572521" name=""/>
+                    <pic:cNvPicPr/>
+                  </pic:nvPicPr>
+                  <pic:blipFill>
+                    <a:blip r:embed="rId31"/>
+                    <a:stretch>
+                      <a:fillRect/>
+                    </a:stretch>
+                  </pic:blipFill>
+                  <pic:spPr>
+                    <a:xfrm>
+                      <a:off x="0" y="0"/>
+                      <a:ext cx="5486400" cy="3218180"/>
+                    </a:xfrm>
+                    <a:prstGeom prst="rect">
+                      <a:avLst/>
+                    </a:prstGeom>
+                  </pic:spPr>
+                </pic:pic>
+              </a:graphicData>
+            </a:graphic>
+          </wp:inline>
+        </w:drawing>
+      </w:r>
+    </w:p>
+    <w:p>
+      <w:pPr>
+        <w:spacing w:after="200"/>
+        <w:rPr>
+          <w:rFonts w:cs="Calibri"/>
+          <w:b w:val="0"/>
+          <w:bCs w:val="0"/>
+          <w:smallCaps/>
+          <w:snapToGrid w:val="0"/>
+          <w:szCs w:val="24"/>
+          <w:rtl/>
+          <w:lang w:bidi="ar-EG"/>
+        </w:rPr>
+      </w:pPr>
+      <w:r>
+        <w:rPr>
+          <w:rFonts w:cs="Calibri" w:hint="cs"/>
+          <w:b w:val="0"/>
+          <w:bCs w:val="0"/>
+          <w:smallCaps/>
+          <w:snapToGrid w:val="0"/>
+          <w:szCs w:val="24"/>
+          <w:rtl/>
+          <w:lang w:bidi="ar-EG"/>
+        </w:rPr>
+        <w:t xml:space="preserve">ثم اختيار المشروع </w:t>
+      </w:r>
+    </w:p>
+    <w:p>
+      <w:pPr>
+        <w:spacing w:after="200"/>
+        <w:rPr>
+          <w:rFonts w:cs="Calibri"/>
+          <w:b w:val="0"/>
+          <w:bCs w:val="0"/>
+          <w:smallCaps/>
+          <w:snapToGrid w:val="0"/>
+          <w:szCs w:val="24"/>
+          <w:rtl/>
+          <w:lang w:bidi="ar-EG"/>
+        </w:rPr>
+      </w:pPr>
+      <w:r>
+        <w:rPr>
+          <w:rFonts w:cs="Calibri"/>
+          <w:b w:val="0"/>
+          <w:bCs w:val="0"/>
+          <w:smallCaps/>
+          <w:snapToGrid w:val="0"/>
+          <w:szCs w:val="24"/>
+          <w:rtl/>
+          <w:lang w:bidi="ar-EG"/>
+        </w:rPr>
+        <w:drawing>
+          <wp:inline distT="0" distB="0" distL="0" distR="0" wp14:anchorId="60B676A2" wp14:editId="457C75D5">
+            <wp:extent cx="5486400" cy="2748280"/>
+            <wp:effectExtent l="0" t="0" r="0" b="0"/>
+            <wp:docPr id="2068157470" name="Picture 1"/>
+            <wp:cNvGraphicFramePr>
+              <a:graphicFrameLocks xmlns:a="http://schemas.openxmlformats.org/drawingml/2006/main" noChangeAspect="1"/>
+            </wp:cNvGraphicFramePr>
+            <a:graphic xmlns:a="http://schemas.openxmlformats.org/drawingml/2006/main">
+              <a:graphicData uri="http://schemas.openxmlformats.org/drawingml/2006/picture">
+                <pic:pic xmlns:pic="http://schemas.openxmlformats.org/drawingml/2006/picture">
+                  <pic:nvPicPr>
+                    <pic:cNvPr id="2068157470" name=""/>
+                    <pic:cNvPicPr/>
+                  </pic:nvPicPr>
+                  <pic:blipFill>
+                    <a:blip r:embed="rId32"/>
+                    <a:stretch>
+                      <a:fillRect/>
+                    </a:stretch>
+                  </pic:blipFill>
+                  <pic:spPr>
+                    <a:xfrm>
+                      <a:off x="0" y="0"/>
+                      <a:ext cx="5486400" cy="2748280"/>
+                    </a:xfrm>
+                    <a:prstGeom prst="rect">
+                      <a:avLst/>
+                    </a:prstGeom>
+                  </pic:spPr>
+                </pic:pic>
+              </a:graphicData>
+            </a:graphic>
+          </wp:inline>
+        </w:drawing>
+      </w:r>
+    </w:p>
+    <w:p>
+      <w:pPr>
+        <w:spacing w:after="200"/>
+        <w:rPr>
+          <w:rFonts w:cs="Calibri"/>
+          <w:b w:val="0"/>
+          <w:bCs w:val="0"/>
+          <w:smallCaps/>
+          <w:snapToGrid w:val="0"/>
+          <w:szCs w:val="24"/>
+          <w:rtl/>
+          <w:lang w:bidi="ar-EG"/>
+        </w:rPr>
+      </w:pPr>
+    </w:p>
+    <w:p>
+      <w:pPr>
+        <w:spacing w:after="200"/>
+        <w:rPr>
+          <w:rFonts w:cs="Calibri"/>
+          <w:b w:val="0"/>
+          <w:bCs w:val="0"/>
+          <w:smallCaps/>
+          <w:snapToGrid w:val="0"/>
+          <w:szCs w:val="24"/>
+          <w:rtl/>
+          <w:lang w:bidi="ar-EG"/>
+        </w:rPr>
+      </w:pPr>
+      <w:r>
+        <w:rPr>
+          <w:rFonts w:cs="Calibri" w:hint="cs"/>
+          <w:b w:val="0"/>
+          <w:bCs w:val="0"/>
+          <w:smallCaps/>
+          <w:snapToGrid w:val="0"/>
+          <w:szCs w:val="24"/>
+          <w:rtl/>
+          <w:lang w:bidi="ar-EG"/>
+        </w:rPr>
+        <w:t>في حالة عدم وجود المشروع فهناك مشكلة في تخزين ملفات المشروع ، ولإصلاحها يتم إعادة تشغيل البرنامج حتي يظهر المنتج</w:t>
+      </w:r>
+    </w:p>
+    <w:p>
+      <w:pPr>
+        <w:spacing w:after="200"/>
+        <w:rPr>
+          <w:rFonts w:cs="Calibri"/>
+          <w:b w:val="0"/>
+          <w:bCs w:val="0"/>
+          <w:smallCaps/>
+          <w:snapToGrid w:val="0"/>
+          <w:szCs w:val="24"/>
+          <w:rtl/>
+          <w:lang w:bidi="ar-EG"/>
+        </w:rPr>
+      </w:pPr>
+      <w:r>
+        <w:rPr>
+          <w:rFonts w:cs="Calibri"/>
+          <w:b w:val="0"/>
+          <w:bCs w:val="0"/>
+          <w:smallCaps/>
+          <w:snapToGrid w:val="0"/>
+          <w:szCs w:val="24"/>
+          <w:rtl/>
+          <w:lang w:bidi="ar-EG"/>
+        </w:rPr>
+        <w:lastRenderedPageBreak/>
+        <w:drawing>
+          <wp:inline distT="0" distB="0" distL="0" distR="0" wp14:anchorId="3EF6D763" wp14:editId="1EB1CA22">
+            <wp:extent cx="3010320" cy="1219370"/>
+            <wp:effectExtent l="0" t="0" r="0" b="0"/>
+            <wp:docPr id="515530280" name="Picture 1"/>
+            <wp:cNvGraphicFramePr>
+              <a:graphicFrameLocks xmlns:a="http://schemas.openxmlformats.org/drawingml/2006/main" noChangeAspect="1"/>
+            </wp:cNvGraphicFramePr>
+            <a:graphic xmlns:a="http://schemas.openxmlformats.org/drawingml/2006/main">
+              <a:graphicData uri="http://schemas.openxmlformats.org/drawingml/2006/picture">
+                <pic:pic xmlns:pic="http://schemas.openxmlformats.org/drawingml/2006/picture">
+                  <pic:nvPicPr>
+                    <pic:cNvPr id="515530280" name=""/>
+                    <pic:cNvPicPr/>
+                  </pic:nvPicPr>
+                  <pic:blipFill>
+                    <a:blip r:embed="rId33"/>
+                    <a:stretch>
+                      <a:fillRect/>
+                    </a:stretch>
+                  </pic:blipFill>
+                  <pic:spPr>
+                    <a:xfrm>
+                      <a:off x="0" y="0"/>
+                      <a:ext cx="3010320" cy="1219370"/>
+                    </a:xfrm>
+                    <a:prstGeom prst="rect">
+                      <a:avLst/>
+                    </a:prstGeom>
+                  </pic:spPr>
+                </pic:pic>
+              </a:graphicData>
+            </a:graphic>
+          </wp:inline>
+        </w:drawing>
+      </w:r>
+    </w:p>
+    <w:p>
+      <w:pPr>
+        <w:spacing w:after="200"/>
+        <w:rPr>
+          <w:rFonts w:cs="Calibri"/>
+          <w:b w:val="0"/>
+          <w:bCs w:val="0"/>
+          <w:smallCaps/>
+          <w:snapToGrid w:val="0"/>
+          <w:szCs w:val="24"/>
+          <w:rtl/>
+          <w:lang w:bidi="ar-EG"/>
+        </w:rPr>
+      </w:pPr>
+      <w:r>
+        <w:rPr>
+          <w:rFonts w:cs="Calibri" w:hint="cs"/>
+          <w:b w:val="0"/>
+          <w:bCs w:val="0"/>
+          <w:smallCaps/>
+          <w:snapToGrid w:val="0"/>
+          <w:szCs w:val="24"/>
+          <w:rtl/>
+          <w:lang w:bidi="ar-EG"/>
+        </w:rPr>
+        <w:t>ثم اختيار تصفح ثم اختيار مسار المشروع</w:t>
+      </w:r>
+    </w:p>
+    <w:p>
+      <w:pPr>
+        <w:spacing w:after="200"/>
+        <w:rPr>
+          <w:rFonts w:cs="Calibri"/>
+          <w:b w:val="0"/>
+          <w:bCs w:val="0"/>
+          <w:smallCaps/>
+          <w:snapToGrid w:val="0"/>
+          <w:szCs w:val="24"/>
+          <w:rtl/>
+          <w:lang w:bidi="ar-EG"/>
+        </w:rPr>
+      </w:pPr>
+      <w:r>
+        <w:rPr>
+          <w:noProof/>
+        </w:rPr>
+        <w:drawing>
+          <wp:inline distT="0" distB="0" distL="0" distR="0" wp14:anchorId="1C37B00E" wp14:editId="62293251">
+            <wp:extent cx="5486400" cy="2637790"/>
+            <wp:effectExtent l="0" t="0" r="0" b="0"/>
+            <wp:docPr id="1059494756" name="Picture 2"/>
+            <wp:cNvGraphicFramePr>
+              <a:graphicFrameLocks xmlns:a="http://schemas.openxmlformats.org/drawingml/2006/main" noChangeAspect="1"/>
+            </wp:cNvGraphicFramePr>
+            <a:graphic xmlns:a="http://schemas.openxmlformats.org/drawingml/2006/main">
+              <a:graphicData uri="http://schemas.openxmlformats.org/drawingml/2006/picture">
+                <pic:pic xmlns:pic="http://schemas.openxmlformats.org/drawingml/2006/picture">
+                  <pic:nvPicPr>
+                    <pic:cNvPr id="0" name="Picture 2"/>
                     <pic:cNvPicPr>
                       <a:picLocks noChangeAspect="1" noChangeArrowheads="1"/>
                     </pic:cNvPicPr>
                   </pic:nvPicPr>
                   <pic:blipFill>
-                    <a:blip r:embed="rId26">
+                    <a:blip r:embed="rId34">
                       <a:extLst>
                         <a:ext uri="{28A0092B-C50C-407E-A947-70E740481C1C}">
                           <a14:useLocalDpi xmlns:a14="http://schemas.microsoft.com/office/drawing/2010/main" val="0"/>
@@ -6045,26 +5644,499 @@
                   <pic:spPr bwMode="auto">
                     <a:xfrm>
                       <a:off x="0" y="0"/>
-                      <a:ext cx="5486400" cy="4835525"/>
+                      <a:ext cx="5486400" cy="2637790"/>
                     </a:xfrm>
                     <a:prstGeom prst="rect">
                       <a:avLst/>
                     </a:prstGeom>
                     <a:noFill/>
+                    <a:ln>
+                      <a:noFill/>
+                    </a:ln>
                   </pic:spPr>
                 </pic:pic>
               </a:graphicData>
             </a:graphic>
-            <wp14:sizeRelH relativeFrom="page">
-              <wp14:pctWidth>0</wp14:pctWidth>
-            </wp14:sizeRelH>
-            <wp14:sizeRelV relativeFrom="page">
-              <wp14:pctHeight>0</wp14:pctHeight>
-            </wp14:sizeRelV>
-          </wp:anchor>
+          </wp:inline>
         </w:drawing>
       </w:r>
-      <w:r>
+    </w:p>
+    <w:p>
+      <w:pPr>
+        <w:spacing w:after="200"/>
+        <w:rPr>
+          <w:rFonts w:cs="Calibri"/>
+          <w:b w:val="0"/>
+          <w:bCs w:val="0"/>
+          <w:smallCaps/>
+          <w:snapToGrid w:val="0"/>
+          <w:szCs w:val="24"/>
+          <w:rtl/>
+          <w:lang w:bidi="ar-EG"/>
+        </w:rPr>
+      </w:pPr>
+      <w:r>
+        <w:rPr>
+          <w:rFonts w:cs="Calibri" w:hint="cs"/>
+          <w:b w:val="0"/>
+          <w:bCs w:val="0"/>
+          <w:smallCaps/>
+          <w:snapToGrid w:val="0"/>
+          <w:szCs w:val="24"/>
+          <w:rtl/>
+          <w:lang w:bidi="ar-EG"/>
+        </w:rPr>
+        <w:t>ثم التشغيل حتي يظهر المكون في البرنامج</w:t>
+      </w:r>
+    </w:p>
+    <w:p>
+      <w:pPr>
+        <w:spacing w:after="200"/>
+        <w:rPr>
+          <w:rFonts w:cs="Calibri"/>
+          <w:b w:val="0"/>
+          <w:bCs w:val="0"/>
+          <w:smallCaps/>
+          <w:snapToGrid w:val="0"/>
+          <w:szCs w:val="24"/>
+          <w:rtl/>
+          <w:lang w:bidi="ar-EG"/>
+        </w:rPr>
+      </w:pPr>
+      <w:r>
+        <w:rPr>
+          <w:rFonts w:cs="Calibri"/>
+          <w:b w:val="0"/>
+          <w:bCs w:val="0"/>
+          <w:smallCaps/>
+          <w:noProof/>
+          <w:snapToGrid w:val="0"/>
+          <w:szCs w:val="24"/>
+          <w:rtl/>
+          <w:lang w:bidi="ar-EG"/>
+        </w:rPr>
+        <w:drawing>
+          <wp:inline distT="0" distB="0" distL="0" distR="0" wp14:anchorId="74C7ECD2" wp14:editId="2DD137B9">
+            <wp:extent cx="5486400" cy="2776855"/>
+            <wp:effectExtent l="0" t="0" r="0" b="4445"/>
+            <wp:docPr id="457930982" name="Picture 1"/>
+            <wp:cNvGraphicFramePr>
+              <a:graphicFrameLocks xmlns:a="http://schemas.openxmlformats.org/drawingml/2006/main" noChangeAspect="1"/>
+            </wp:cNvGraphicFramePr>
+            <a:graphic xmlns:a="http://schemas.openxmlformats.org/drawingml/2006/main">
+              <a:graphicData uri="http://schemas.openxmlformats.org/drawingml/2006/picture">
+                <pic:pic xmlns:pic="http://schemas.openxmlformats.org/drawingml/2006/picture">
+                  <pic:nvPicPr>
+                    <pic:cNvPr id="457930982" name=""/>
+                    <pic:cNvPicPr/>
+                  </pic:nvPicPr>
+                  <pic:blipFill>
+                    <a:blip r:embed="rId35"/>
+                    <a:stretch>
+                      <a:fillRect/>
+                    </a:stretch>
+                  </pic:blipFill>
+                  <pic:spPr>
+                    <a:xfrm>
+                      <a:off x="0" y="0"/>
+                      <a:ext cx="5486400" cy="2776855"/>
+                    </a:xfrm>
+                    <a:prstGeom prst="rect">
+                      <a:avLst/>
+                    </a:prstGeom>
+                  </pic:spPr>
+                </pic:pic>
+              </a:graphicData>
+            </a:graphic>
+          </wp:inline>
+        </w:drawing>
+      </w:r>
+    </w:p>
+    <w:p>
+      <w:pPr>
+        <w:spacing w:after="200"/>
+        <w:rPr>
+          <w:rFonts w:cs="Calibri"/>
+          <w:b w:val="0"/>
+          <w:bCs w:val="0"/>
+          <w:smallCaps/>
+          <w:snapToGrid w:val="0"/>
+          <w:szCs w:val="24"/>
+          <w:rtl/>
+          <w:lang w:bidi="ar-EG"/>
+        </w:rPr>
+      </w:pPr>
+    </w:p>
+    <w:p>
+      <w:pPr>
+        <w:spacing w:after="200"/>
+        <w:rPr>
+          <w:szCs w:val="24"/>
+          <w:rtl/>
+          <w:lang w:bidi="ar-EG"/>
+        </w:rPr>
+      </w:pPr>
+      <w:r>
+        <w:rPr>
+          <w:rFonts w:cs="Calibri"/>
+          <w:b w:val="0"/>
+          <w:bCs w:val="0"/>
+          <w:smallCaps/>
+          <w:snapToGrid w:val="0"/>
+          <w:szCs w:val="24"/>
+          <w:rtl/>
+          <w:lang w:bidi="ar-EG"/>
+        </w:rPr>
+        <w:lastRenderedPageBreak/>
+        <w:t xml:space="preserve">نكتب الصنف والذي هو التصنيف ونكتب اسم الملف الذي نعمل عليه الذي هو اختبار ونكتب داخل </w:t>
+      </w:r>
+      <w:r>
+        <w:rPr>
+          <w:szCs w:val="24"/>
+        </w:rPr>
+        <w:t xml:space="preserve">{ } </w:t>
+      </w:r>
+      <w:r>
+        <w:rPr>
+          <w:szCs w:val="24"/>
+          <w:rtl/>
+          <w:lang w:bidi="ar-EG"/>
+        </w:rPr>
+        <w:t>كل ادوات الصنف من متغيرات ودوال او ال</w:t>
+      </w:r>
+      <w:r>
+        <w:rPr>
+          <w:szCs w:val="24"/>
+          <w:lang w:bidi="ar-EG"/>
+        </w:rPr>
+        <w:t xml:space="preserve"> functions </w:t>
+      </w:r>
+      <w:r>
+        <w:rPr>
+          <w:szCs w:val="24"/>
+          <w:rtl/>
+          <w:lang w:bidi="ar-EG"/>
+        </w:rPr>
+        <w:t>وغيرها</w:t>
+      </w:r>
+    </w:p>
+    <w:p>
+      <w:pPr>
+        <w:spacing w:after="200"/>
+        <w:rPr>
+          <w:szCs w:val="24"/>
+          <w:rtl/>
+        </w:rPr>
+      </w:pPr>
+    </w:p>
+    <w:p>
+      <w:pPr>
+        <w:spacing w:after="200"/>
+        <w:rPr>
+          <w:szCs w:val="24"/>
+          <w:rtl/>
+        </w:rPr>
+      </w:pPr>
+    </w:p>
+    <w:tbl>
+      <w:tblPr>
+        <w:tblStyle w:val="TableGrid"/>
+        <w:bidiVisual/>
+        <w:tblW w:w="0" w:type="auto"/>
+        <w:tblLook w:val="04A0" w:firstRow="1" w:lastRow="0" w:firstColumn="1" w:lastColumn="0" w:noHBand="0" w:noVBand="1"/>
+      </w:tblPr>
+      <w:tblGrid>
+        <w:gridCol w:w="8630"/>
+      </w:tblGrid>
+      <w:tr>
+        <w:tc>
+          <w:tcPr>
+            <w:tcW w:w="8630" w:type="dxa"/>
+          </w:tcPr>
+          <w:p>
+            <w:pPr>
+              <w:spacing w:after="200"/>
+              <w:rPr>
+                <w:szCs w:val="24"/>
+              </w:rPr>
+            </w:pPr>
+            <w:r>
+              <w:rPr>
+                <w:szCs w:val="24"/>
+                <w:rtl/>
+              </w:rPr>
+              <w:t xml:space="preserve">                           بسم الله الحكيم الخبير</w:t>
+            </w:r>
+          </w:p>
+          <w:p>
+            <w:pPr>
+              <w:spacing w:after="200"/>
+              <w:rPr>
+                <w:szCs w:val="24"/>
+                <w:rtl/>
+              </w:rPr>
+            </w:pPr>
+            <w:r>
+              <w:rPr>
+                <w:szCs w:val="24"/>
+                <w:rtl/>
+              </w:rPr>
+              <w:t xml:space="preserve">               </w:t>
+            </w:r>
+          </w:p>
+          <w:p>
+            <w:pPr>
+              <w:spacing w:after="200"/>
+              <w:rPr>
+                <w:szCs w:val="24"/>
+                <w:rtl/>
+              </w:rPr>
+            </w:pPr>
+            <w:r>
+              <w:rPr>
+                <w:szCs w:val="24"/>
+                <w:rtl/>
+              </w:rPr>
+              <w:t xml:space="preserve">                                                               </w:t>
+            </w:r>
+          </w:p>
+          <w:p>
+            <w:pPr>
+              <w:spacing w:after="200"/>
+              <w:rPr>
+                <w:szCs w:val="24"/>
+                <w:rtl/>
+              </w:rPr>
+            </w:pPr>
+            <w:r>
+              <w:rPr>
+                <w:szCs w:val="24"/>
+                <w:rtl/>
+              </w:rPr>
+              <w:t xml:space="preserve">الرزمة    اختبارات </w:t>
+            </w:r>
+          </w:p>
+          <w:p>
+            <w:pPr>
+              <w:spacing w:after="200"/>
+              <w:rPr>
+                <w:szCs w:val="24"/>
+                <w:rtl/>
+              </w:rPr>
+            </w:pPr>
+            <w:r>
+              <w:rPr>
+                <w:szCs w:val="24"/>
+                <w:rtl/>
+              </w:rPr>
+              <w:t xml:space="preserve"> </w:t>
+            </w:r>
+          </w:p>
+          <w:p>
+            <w:pPr>
+              <w:spacing w:after="200"/>
+              <w:rPr>
+                <w:szCs w:val="24"/>
+                <w:rtl/>
+              </w:rPr>
+            </w:pPr>
+            <w:r>
+              <w:rPr>
+                <w:szCs w:val="24"/>
+                <w:rtl/>
+              </w:rPr>
+              <w:t xml:space="preserve">استعمل </w:t>
+            </w:r>
+            <w:r>
+              <w:rPr>
+                <w:szCs w:val="24"/>
+                <w:rtl/>
+              </w:rPr>
+              <w:tab/>
+              <w:t xml:space="preserve"> الخوارزم.وسائط.شاشة </w:t>
+            </w:r>
+          </w:p>
+          <w:p>
+            <w:pPr>
+              <w:spacing w:after="200"/>
+              <w:rPr>
+                <w:szCs w:val="24"/>
+                <w:rtl/>
+              </w:rPr>
+            </w:pPr>
+            <w:r>
+              <w:rPr>
+                <w:szCs w:val="24"/>
+                <w:rtl/>
+              </w:rPr>
+              <w:t xml:space="preserve"> </w:t>
+            </w:r>
+          </w:p>
+          <w:p>
+            <w:pPr>
+              <w:spacing w:after="200"/>
+              <w:rPr>
+                <w:szCs w:val="24"/>
+                <w:rtl/>
+              </w:rPr>
+            </w:pPr>
+            <w:r>
+              <w:rPr>
+                <w:szCs w:val="24"/>
+                <w:rtl/>
+              </w:rPr>
+              <w:t>الصنف      اختبار  {</w:t>
+            </w:r>
+            <w:r>
+              <w:rPr>
+                <w:szCs w:val="24"/>
+                <w:rtl/>
+              </w:rPr>
+              <w:tab/>
+            </w:r>
+          </w:p>
+          <w:p>
+            <w:pPr>
+              <w:spacing w:after="200"/>
+              <w:rPr>
+                <w:szCs w:val="24"/>
+                <w:rtl/>
+              </w:rPr>
+            </w:pPr>
+            <w:r>
+              <w:rPr>
+                <w:szCs w:val="24"/>
+                <w:rtl/>
+              </w:rPr>
+              <w:t xml:space="preserve"> </w:t>
+            </w:r>
+          </w:p>
+          <w:p>
+            <w:pPr>
+              <w:spacing w:after="200"/>
+              <w:rPr>
+                <w:szCs w:val="24"/>
+                <w:rtl/>
+              </w:rPr>
+            </w:pPr>
+            <w:r>
+              <w:rPr>
+                <w:szCs w:val="24"/>
+                <w:rtl/>
+              </w:rPr>
+              <w:t xml:space="preserve">   الدالة  الاصل() {</w:t>
+            </w:r>
+          </w:p>
+          <w:p>
+            <w:pPr>
+              <w:spacing w:after="200"/>
+              <w:rPr>
+                <w:szCs w:val="24"/>
+                <w:rtl/>
+              </w:rPr>
+            </w:pPr>
+            <w:r>
+              <w:rPr>
+                <w:szCs w:val="24"/>
+                <w:rtl/>
+              </w:rPr>
+              <w:t xml:space="preserve">   </w:t>
+            </w:r>
+          </w:p>
+          <w:p>
+            <w:pPr>
+              <w:spacing w:after="200"/>
+              <w:rPr>
+                <w:szCs w:val="24"/>
+                <w:rtl/>
+              </w:rPr>
+            </w:pPr>
+            <w:r>
+              <w:rPr>
+                <w:szCs w:val="24"/>
+                <w:rtl/>
+              </w:rPr>
+              <w:t xml:space="preserve">       شاشة::اكتب("السلام عليكم ورحمة الله") </w:t>
+            </w:r>
+          </w:p>
+          <w:p>
+            <w:pPr>
+              <w:spacing w:after="200"/>
+              <w:rPr>
+                <w:szCs w:val="24"/>
+                <w:rtl/>
+              </w:rPr>
+            </w:pPr>
+            <w:r>
+              <w:rPr>
+                <w:szCs w:val="24"/>
+                <w:rtl/>
+              </w:rPr>
+              <w:t xml:space="preserve">   }</w:t>
+            </w:r>
+          </w:p>
+          <w:p>
+            <w:pPr>
+              <w:spacing w:after="200"/>
+              <w:rPr>
+                <w:szCs w:val="24"/>
+                <w:rtl/>
+              </w:rPr>
+            </w:pPr>
+            <w:r>
+              <w:rPr>
+                <w:szCs w:val="24"/>
+                <w:rtl/>
+              </w:rPr>
+              <w:t>}</w:t>
+            </w:r>
+            <w:r>
+              <w:rPr>
+                <w:szCs w:val="24"/>
+                <w:rtl/>
+              </w:rPr>
+              <w:tab/>
+            </w:r>
+          </w:p>
+          <w:p>
+            <w:pPr>
+              <w:spacing w:after="200"/>
+              <w:rPr>
+                <w:szCs w:val="24"/>
+                <w:rtl/>
+              </w:rPr>
+            </w:pPr>
+            <w:r>
+              <w:rPr>
+                <w:szCs w:val="24"/>
+                <w:rtl/>
+              </w:rPr>
+              <w:t xml:space="preserve">                                       </w:t>
+            </w:r>
+          </w:p>
+          <w:p>
+            <w:pPr>
+              <w:spacing w:after="200"/>
+              <w:rPr>
+                <w:szCs w:val="24"/>
+                <w:rtl/>
+              </w:rPr>
+            </w:pPr>
+          </w:p>
+        </w:tc>
+      </w:tr>
+    </w:tbl>
+    <w:p>
+      <w:pPr>
+        <w:spacing w:after="200"/>
+        <w:rPr>
+          <w:szCs w:val="24"/>
+        </w:rPr>
+      </w:pPr>
+    </w:p>
+    <w:p>
+      <w:pPr>
+        <w:spacing w:after="200"/>
         <w:rPr>
           <w:rFonts w:cs="Times New Roman"/>
           <w:bCs w:val="0"/>
@@ -6075,9 +6147,7 @@
           <w:rtl/>
           <w:lang w:bidi="ar-EG"/>
         </w:rPr>
-        <w:t xml:space="preserve">لينطلق البرنامج يجب ان يكون له نقطة انطلاق ونقطة الانطلاق هي الدالة </w:t>
-      </w:r>
-      <w:proofErr w:type="spellStart"/>
+      </w:pPr>
       <w:r>
         <w:rPr>
           <w:rFonts w:cs="Times New Roman"/>
@@ -6089,9 +6159,8 @@
           <w:rtl/>
           <w:lang w:bidi="ar-EG"/>
         </w:rPr>
-        <w:t>الاصل</w:t>
-      </w:r>
-      <w:proofErr w:type="gramStart"/>
+        <w:t>لينطلق البرنامج يجب ان يكون له نقطة انطلاق ونقطة الانطلاق هي الدالة الاصل..الدالة تعني ال</w:t>
+      </w:r>
       <w:r>
         <w:rPr>
           <w:rFonts w:cs="Times New Roman"/>
@@ -6100,13 +6169,10 @@
           <w:smallCaps/>
           <w:snapToGrid w:val="0"/>
           <w:szCs w:val="24"/>
-          <w:rtl/>
-          <w:lang w:bidi="ar-EG"/>
-        </w:rPr>
-        <w:t>..الدالة</w:t>
-      </w:r>
-      <w:proofErr w:type="spellEnd"/>
-      <w:proofErr w:type="gramEnd"/>
+          <w:lang w:bidi="ar-EG"/>
+        </w:rPr>
+        <w:t xml:space="preserve"> function </w:t>
+      </w:r>
       <w:r>
         <w:rPr>
           <w:rFonts w:cs="Times New Roman"/>
@@ -6118,7 +6184,7 @@
           <w:rtl/>
           <w:lang w:bidi="ar-EG"/>
         </w:rPr>
-        <w:t xml:space="preserve"> تعني ال</w:t>
+        <w:t xml:space="preserve">او الوظيفه </w:t>
       </w:r>
       <w:r>
         <w:rPr>
@@ -6130,7 +6196,7 @@
           <w:szCs w:val="24"/>
           <w:lang w:bidi="ar-EG"/>
         </w:rPr>
-        <w:t xml:space="preserve"> function </w:t>
+        <w:t> </w:t>
       </w:r>
       <w:r>
         <w:rPr>
@@ -6143,10 +6209,8 @@
           <w:rtl/>
           <w:lang w:bidi="ar-EG"/>
         </w:rPr>
-        <w:t xml:space="preserve">او </w:t>
-      </w:r>
-      <w:proofErr w:type="spellStart"/>
-      <w:proofErr w:type="gramStart"/>
+        <w:t>ولايمكن اعتبار صنفٍ ما تنفيذيا الا اذا حوى هذه الدالة</w:t>
+      </w:r>
       <w:r>
         <w:rPr>
           <w:rFonts w:cs="Times New Roman"/>
@@ -6155,12 +6219,10 @@
           <w:smallCaps/>
           <w:snapToGrid w:val="0"/>
           <w:szCs w:val="24"/>
-          <w:rtl/>
-          <w:lang w:bidi="ar-EG"/>
-        </w:rPr>
-        <w:t>الوظيفه</w:t>
-      </w:r>
-      <w:proofErr w:type="spellEnd"/>
+          <w:lang w:bidi="ar-EG"/>
+        </w:rPr>
+        <w:t xml:space="preserve">. </w:t>
+      </w:r>
       <w:r>
         <w:rPr>
           <w:rFonts w:cs="Times New Roman"/>
@@ -6172,7 +6234,7 @@
           <w:rtl/>
           <w:lang w:bidi="ar-EG"/>
         </w:rPr>
-        <w:t xml:space="preserve"> </w:t>
+        <w:t>كما يشير اسمها فهي الاصل ، </w:t>
       </w:r>
       <w:r>
         <w:rPr>
@@ -6184,10 +6246,12 @@
           <w:szCs w:val="24"/>
           <w:lang w:bidi="ar-EG"/>
         </w:rPr>
-        <w:t> </w:t>
-      </w:r>
-      <w:proofErr w:type="spellStart"/>
-      <w:r>
+        <w:t xml:space="preserve"> </w:t>
+      </w:r>
+    </w:p>
+    <w:p>
+      <w:pPr>
+        <w:spacing w:after="200"/>
         <w:rPr>
           <w:rFonts w:cs="Times New Roman"/>
           <w:bCs w:val="0"/>
@@ -6198,10 +6262,7 @@
           <w:rtl/>
           <w:lang w:bidi="ar-EG"/>
         </w:rPr>
-        <w:t>ولايمكن</w:t>
-      </w:r>
-      <w:proofErr w:type="spellEnd"/>
-      <w:proofErr w:type="gramEnd"/>
+      </w:pPr>
       <w:r>
         <w:rPr>
           <w:rFonts w:cs="Times New Roman"/>
@@ -6210,12 +6271,11 @@
           <w:smallCaps/>
           <w:snapToGrid w:val="0"/>
           <w:szCs w:val="24"/>
-          <w:rtl/>
-          <w:lang w:bidi="ar-EG"/>
-        </w:rPr>
-        <w:t xml:space="preserve"> اعتبار صنفٍ ما تنفيذيا الا </w:t>
-      </w:r>
-      <w:proofErr w:type="gramStart"/>
+          <w:lang w:bidi="ar-EG"/>
+        </w:rPr>
+        <w:lastRenderedPageBreak/>
+        <w:t> </w:t>
+      </w:r>
       <w:r>
         <w:rPr>
           <w:rFonts w:cs="Times New Roman"/>
@@ -6227,9 +6287,8 @@
           <w:rtl/>
           <w:lang w:bidi="ar-EG"/>
         </w:rPr>
-        <w:t>اذا</w:t>
-      </w:r>
-      <w:proofErr w:type="gramEnd"/>
+        <w:t>وكل الدوال المستعملة داخلها تعتبر فروعا لها</w:t>
+      </w:r>
       <w:r>
         <w:rPr>
           <w:rFonts w:cs="Times New Roman"/>
@@ -6238,12 +6297,14 @@
           <w:smallCaps/>
           <w:snapToGrid w:val="0"/>
           <w:szCs w:val="24"/>
-          <w:rtl/>
-          <w:lang w:bidi="ar-EG"/>
-        </w:rPr>
-        <w:t xml:space="preserve"> حوى هذه الدالة</w:t>
-      </w:r>
-      <w:r>
+          <w:lang w:bidi="ar-EG"/>
+        </w:rPr>
+        <w:t xml:space="preserve">./ </w:t>
+      </w:r>
+    </w:p>
+    <w:p>
+      <w:pPr>
+        <w:spacing w:after="200"/>
         <w:rPr>
           <w:rFonts w:cs="Times New Roman"/>
           <w:bCs w:val="0"/>
@@ -6251,10 +6312,10 @@
           <w:smallCaps/>
           <w:snapToGrid w:val="0"/>
           <w:szCs w:val="24"/>
-          <w:lang w:bidi="ar-EG"/>
-        </w:rPr>
-        <w:t xml:space="preserve">. </w:t>
-      </w:r>
+          <w:rtl/>
+          <w:lang w:bidi="ar-EG"/>
+        </w:rPr>
+      </w:pPr>
       <w:r>
         <w:rPr>
           <w:rFonts w:cs="Times New Roman"/>
@@ -6266,9 +6327,8 @@
           <w:rtl/>
           <w:lang w:bidi="ar-EG"/>
         </w:rPr>
-        <w:t xml:space="preserve">كما يشير اسمها فهي </w:t>
-      </w:r>
-      <w:proofErr w:type="gramStart"/>
+        <w:t>كما أن كل الدالة تحتوي على نسق متتابع من التعليمات</w:t>
+      </w:r>
       <w:r>
         <w:rPr>
           <w:rFonts w:cs="Times New Roman"/>
@@ -6277,12 +6337,10 @@
           <w:smallCaps/>
           <w:snapToGrid w:val="0"/>
           <w:szCs w:val="24"/>
-          <w:rtl/>
-          <w:lang w:bidi="ar-EG"/>
-        </w:rPr>
-        <w:t>الاصل ،</w:t>
-      </w:r>
-      <w:proofErr w:type="gramEnd"/>
+          <w:lang w:bidi="ar-EG"/>
+        </w:rPr>
+        <w:t xml:space="preserve">. </w:t>
+      </w:r>
       <w:r>
         <w:rPr>
           <w:rFonts w:cs="Times New Roman"/>
@@ -6294,9 +6352,12 @@
           <w:rtl/>
           <w:lang w:bidi="ar-EG"/>
         </w:rPr>
-        <w:t> </w:t>
-      </w:r>
-      <w:r>
+        <w:t xml:space="preserve">في مثالنا لدينا تعليمة واحدة تكتب جملة على الشاشة عن </w:t>
+      </w:r>
+    </w:p>
+    <w:p>
+      <w:pPr>
+        <w:spacing w:after="200"/>
         <w:rPr>
           <w:rFonts w:cs="Times New Roman"/>
           <w:bCs w:val="0"/>
@@ -6306,11 +6367,10 @@
           <w:szCs w:val="24"/>
           <w:lang w:bidi="ar-EG"/>
         </w:rPr>
-        <w:t xml:space="preserve">  </w:t>
-      </w:r>
-      <w:r>
-        <w:rPr>
-          <w:rFonts w:cs="Times New Roman"/>
+      </w:pPr>
+      <w:r>
+        <w:rPr>
+          <w:rFonts w:cs="Times New Roman" w:hint="cs"/>
           <w:bCs w:val="0"/>
           <w:caps/>
           <w:smallCaps/>
@@ -6319,9 +6379,8 @@
           <w:rtl/>
           <w:lang w:bidi="ar-EG"/>
         </w:rPr>
-        <w:t xml:space="preserve">وكل الدوال المستعملة داخلها تعتبر فروعا </w:t>
-      </w:r>
-      <w:proofErr w:type="gramStart"/>
+        <w:t xml:space="preserve">طريقة  </w:t>
+      </w:r>
       <w:r>
         <w:rPr>
           <w:rFonts w:cs="Times New Roman"/>
@@ -6333,7 +6392,7 @@
           <w:rtl/>
           <w:lang w:bidi="ar-EG"/>
         </w:rPr>
-        <w:t>لها</w:t>
+        <w:t>استعمال     الدالة اكتب</w:t>
       </w:r>
       <w:r>
         <w:rPr>
@@ -6345,9 +6404,8 @@
           <w:szCs w:val="24"/>
           <w:lang w:bidi="ar-EG"/>
         </w:rPr>
-        <w:t>./</w:t>
-      </w:r>
-      <w:proofErr w:type="gramEnd"/>
+        <w:t> </w:t>
+      </w:r>
       <w:r>
         <w:rPr>
           <w:rFonts w:cs="Times New Roman"/>
@@ -6356,9 +6414,10 @@
           <w:smallCaps/>
           <w:snapToGrid w:val="0"/>
           <w:szCs w:val="24"/>
-          <w:lang w:bidi="ar-EG"/>
-        </w:rPr>
-        <w:t xml:space="preserve"> </w:t>
+          <w:rtl/>
+          <w:lang w:bidi="ar-EG"/>
+        </w:rPr>
+        <w:t>الموجودة في الصنف شاشة</w:t>
       </w:r>
       <w:r>
         <w:rPr>
@@ -6367,13 +6426,14 @@
           <w:caps/>
           <w:smallCaps/>
           <w:snapToGrid w:val="0"/>
-          <w:szCs w:val="24"/>
-          <w:rtl/>
-          <w:lang w:bidi="ar-EG"/>
-        </w:rPr>
-        <w:t>كما أن كل الدالة تحتوي على نسق متتابع من التعليمات</w:t>
-      </w:r>
-      <w:r>
+          <w:lang w:bidi="ar-EG"/>
+        </w:rPr>
+        <w:t xml:space="preserve"> </w:t>
+      </w:r>
+    </w:p>
+    <w:p>
+      <w:pPr>
+        <w:spacing w:after="200"/>
         <w:rPr>
           <w:rFonts w:cs="Times New Roman"/>
           <w:bCs w:val="0"/>
@@ -6383,8 +6443,7 @@
           <w:szCs w:val="24"/>
           <w:lang w:bidi="ar-EG"/>
         </w:rPr>
-        <w:t xml:space="preserve">. </w:t>
-      </w:r>
+      </w:pPr>
       <w:r>
         <w:rPr>
           <w:rFonts w:cs="Times New Roman"/>
@@ -6396,9 +6455,29 @@
           <w:rtl/>
           <w:lang w:bidi="ar-EG"/>
         </w:rPr>
-        <w:t>في مثالنا لدينا تعليمة واحدة تكتب جملة على الشاشة عن طري استعمال     الدالة اكتب</w:t>
-      </w:r>
-      <w:r>
+        <w:t>كاننا نقول اكتب علي الشاشة السلام عليكم ورحمة الله وبركاته</w:t>
+      </w:r>
+    </w:p>
+    <w:p>
+      <w:pPr>
+        <w:spacing w:after="200"/>
+        <w:rPr>
+          <w:rtl/>
+          <w:lang w:bidi="ar-EG"/>
+        </w:rPr>
+      </w:pPr>
+      <w:r>
+        <w:rPr>
+          <w:rFonts w:hint="cs"/>
+          <w:rtl/>
+          <w:lang w:bidi="ar-EG"/>
+        </w:rPr>
+        <w:t>تنبيه هام جدا:</w:t>
+      </w:r>
+    </w:p>
+    <w:p>
+      <w:pPr>
+        <w:spacing w:after="200"/>
         <w:rPr>
           <w:rFonts w:cs="Times New Roman"/>
           <w:bCs w:val="0"/>
@@ -6408,101 +6487,30 @@
           <w:szCs w:val="24"/>
           <w:lang w:bidi="ar-EG"/>
         </w:rPr>
-        <w:t> </w:t>
-      </w:r>
-      <w:r>
-        <w:rPr>
-          <w:rFonts w:cs="Times New Roman"/>
-          <w:bCs w:val="0"/>
-          <w:caps/>
-          <w:smallCaps/>
-          <w:snapToGrid w:val="0"/>
-          <w:szCs w:val="24"/>
-          <w:rtl/>
-          <w:lang w:bidi="ar-EG"/>
-        </w:rPr>
-        <w:t>الموجودة في الصنف شاشة</w:t>
-      </w:r>
-      <w:r>
-        <w:rPr>
-          <w:rFonts w:cs="Times New Roman"/>
-          <w:bCs w:val="0"/>
-          <w:caps/>
-          <w:smallCaps/>
-          <w:snapToGrid w:val="0"/>
-          <w:lang w:bidi="ar-EG"/>
-        </w:rPr>
-        <w:t xml:space="preserve"> </w:t>
-      </w:r>
-    </w:p>
-    <w:p>
-      <w:pPr>
-        <w:spacing w:after="200"/>
-        <w:rPr>
-          <w:rFonts w:cs="Times New Roman"/>
-          <w:bCs w:val="0"/>
-          <w:caps/>
-          <w:smallCaps/>
-          <w:snapToGrid w:val="0"/>
-          <w:szCs w:val="24"/>
-          <w:lang w:bidi="ar-EG"/>
-        </w:rPr>
-      </w:pPr>
-      <w:proofErr w:type="spellStart"/>
-      <w:r>
-        <w:rPr>
-          <w:rFonts w:cs="Times New Roman"/>
-          <w:bCs w:val="0"/>
-          <w:caps/>
-          <w:smallCaps/>
-          <w:snapToGrid w:val="0"/>
-          <w:szCs w:val="24"/>
-          <w:rtl/>
-          <w:lang w:bidi="ar-EG"/>
-        </w:rPr>
-        <w:t>كاننا</w:t>
-      </w:r>
-      <w:proofErr w:type="spellEnd"/>
-      <w:r>
-        <w:rPr>
-          <w:rFonts w:cs="Times New Roman"/>
-          <w:bCs w:val="0"/>
-          <w:caps/>
-          <w:smallCaps/>
-          <w:snapToGrid w:val="0"/>
-          <w:szCs w:val="24"/>
-          <w:rtl/>
-          <w:lang w:bidi="ar-EG"/>
-        </w:rPr>
-        <w:t xml:space="preserve"> نقول اكتب </w:t>
-      </w:r>
-      <w:proofErr w:type="gramStart"/>
-      <w:r>
-        <w:rPr>
-          <w:rFonts w:cs="Times New Roman"/>
-          <w:bCs w:val="0"/>
-          <w:caps/>
-          <w:smallCaps/>
-          <w:snapToGrid w:val="0"/>
-          <w:szCs w:val="24"/>
-          <w:rtl/>
-          <w:lang w:bidi="ar-EG"/>
-        </w:rPr>
-        <w:t>علي</w:t>
-      </w:r>
-      <w:proofErr w:type="gramEnd"/>
-      <w:r>
-        <w:rPr>
-          <w:rFonts w:cs="Times New Roman"/>
-          <w:bCs w:val="0"/>
-          <w:caps/>
-          <w:smallCaps/>
-          <w:snapToGrid w:val="0"/>
-          <w:szCs w:val="24"/>
-          <w:rtl/>
-          <w:lang w:bidi="ar-EG"/>
-        </w:rPr>
-        <w:t xml:space="preserve"> الشاشة السلام عليكم ورحمة الله وبركاته</w:t>
+      </w:pPr>
+      <w:r>
+        <w:rPr>
+          <w:rFonts w:hint="cs"/>
+          <w:rtl/>
+          <w:lang w:bidi="ar-EG"/>
+        </w:rPr>
+        <w:t xml:space="preserve">بعد </w:t>
+      </w:r>
+      <w:r>
+        <w:rPr>
+          <w:rFonts w:hint="cs"/>
+          <w:rtl/>
+          <w:lang w:bidi="ar-EG"/>
+        </w:rPr>
+        <w:t xml:space="preserve"> تقوم بإنشاء مشروعك باتباع الخطوات المبينة ، ثم قم بنسخ </w:t>
+      </w:r>
+      <w:r>
+        <w:rPr>
+          <w:rFonts w:hint="cs"/>
+          <w:rtl/>
+          <w:lang w:bidi="ar-EG"/>
+        </w:rPr>
+        <w:t>الملفات التي يتم عرضها في هذا الكتاب بداخل تطبيقك</w:t>
       </w:r>
     </w:p>
     <w:p>
@@ -6524,18 +6532,8 @@
           <w:rtl/>
           <w:lang w:bidi="ar-EG"/>
         </w:rPr>
-        <w:t xml:space="preserve">تطبيق التجريد بلغة </w:t>
-      </w:r>
-      <w:proofErr w:type="spellStart"/>
-      <w:r>
-        <w:rPr>
-          <w:rFonts w:hint="cs"/>
-          <w:rtl/>
-          <w:lang w:bidi="ar-EG"/>
-        </w:rPr>
-        <w:t>الخوارزم</w:t>
-      </w:r>
-      <w:proofErr w:type="spellEnd"/>
+        <w:t>تطبيق التجريد بلغة الخوارزم</w:t>
+      </w:r>
     </w:p>
     <w:p>
       <w:pPr>
@@ -6561,35 +6559,7 @@
           <w:rtl/>
           <w:lang w:bidi="ar-EG"/>
         </w:rPr>
-        <w:t xml:space="preserve">تعد مؤشرات الدالة منهجا شائعا تستخدم في نواة </w:t>
-      </w:r>
-      <w:proofErr w:type="gramStart"/>
-      <w:r>
-        <w:rPr>
-          <w:rFonts w:cs="Times New Roman" w:hint="cs"/>
-          <w:bCs w:val="0"/>
-          <w:caps/>
-          <w:smallCaps/>
-          <w:snapToGrid w:val="0"/>
-          <w:szCs w:val="24"/>
-          <w:rtl/>
-          <w:lang w:bidi="ar-EG"/>
-        </w:rPr>
-        <w:t>التشغيل ،</w:t>
-      </w:r>
-      <w:proofErr w:type="gramEnd"/>
-      <w:r>
-        <w:rPr>
-          <w:rFonts w:cs="Times New Roman" w:hint="cs"/>
-          <w:bCs w:val="0"/>
-          <w:caps/>
-          <w:smallCaps/>
-          <w:snapToGrid w:val="0"/>
-          <w:szCs w:val="24"/>
-          <w:rtl/>
-          <w:lang w:bidi="ar-EG"/>
-        </w:rPr>
-        <w:t xml:space="preserve"> </w:t>
+        <w:t xml:space="preserve">تعد مؤشرات الدالة منهجا شائعا تستخدم في نواة التشغيل ، </w:t>
       </w:r>
       <w:r>
         <w:rPr>
@@ -6601,59 +6571,7 @@
           <w:rtl/>
           <w:lang w:eastAsia="en-US" w:bidi="ar-EG"/>
         </w:rPr>
-        <w:t xml:space="preserve">ونبدأ بالبنية التي تحدد الواجهة </w:t>
-      </w:r>
-      <w:proofErr w:type="gramStart"/>
-      <w:r>
-        <w:rPr>
-          <w:rFonts w:ascii="Calibri" w:eastAsia="Calibri" w:hAnsi="Calibri" w:cs="Arial" w:hint="cs"/>
-          <w:b w:val="0"/>
-          <w:bCs w:val="0"/>
-          <w:sz w:val="22"/>
-          <w:szCs w:val="22"/>
-          <w:rtl/>
-          <w:lang w:eastAsia="en-US" w:bidi="ar-EG"/>
-        </w:rPr>
-        <w:t>البرمجية ،</w:t>
-      </w:r>
-      <w:proofErr w:type="gramEnd"/>
-      <w:r>
-        <w:rPr>
-          <w:rFonts w:ascii="Calibri" w:eastAsia="Calibri" w:hAnsi="Calibri" w:cs="Arial" w:hint="cs"/>
-          <w:b w:val="0"/>
-          <w:bCs w:val="0"/>
-          <w:sz w:val="22"/>
-          <w:szCs w:val="22"/>
-          <w:rtl/>
-          <w:lang w:eastAsia="en-US" w:bidi="ar-EG"/>
-        </w:rPr>
-        <w:t xml:space="preserve"> فالدوال التي احيطت اسماؤها </w:t>
-      </w:r>
-      <w:proofErr w:type="spellStart"/>
-      <w:r>
-        <w:rPr>
-          <w:rFonts w:ascii="Calibri" w:eastAsia="Calibri" w:hAnsi="Calibri" w:cs="Arial" w:hint="cs"/>
-          <w:b w:val="0"/>
-          <w:bCs w:val="0"/>
-          <w:sz w:val="22"/>
-          <w:szCs w:val="22"/>
-          <w:rtl/>
-          <w:lang w:eastAsia="en-US" w:bidi="ar-EG"/>
-        </w:rPr>
-        <w:t>باقواس</w:t>
-      </w:r>
-      <w:proofErr w:type="spellEnd"/>
-      <w:r>
-        <w:rPr>
-          <w:rFonts w:ascii="Calibri" w:eastAsia="Calibri" w:hAnsi="Calibri" w:cs="Arial" w:hint="cs"/>
-          <w:b w:val="0"/>
-          <w:bCs w:val="0"/>
-          <w:sz w:val="22"/>
-          <w:szCs w:val="22"/>
-          <w:rtl/>
-          <w:lang w:eastAsia="en-US" w:bidi="ar-EG"/>
-        </w:rPr>
-        <w:t xml:space="preserve"> محددة المؤشر </w:t>
+        <w:t xml:space="preserve">ونبدأ بالبنية التي تحدد الواجهة البرمجية ، فالدوال التي احيطت اسماؤها باقواس محددة المؤشر </w:t>
       </w:r>
       <w:r>
         <w:rPr>
@@ -6681,6 +6599,989 @@
     </w:p>
     <w:p>
       <w:pPr>
+        <w:spacing w:after="200"/>
+        <w:rPr>
+          <w:rFonts w:ascii="Calibri" w:eastAsia="Calibri" w:hAnsi="Calibri" w:cs="Arial"/>
+          <w:b w:val="0"/>
+          <w:bCs w:val="0"/>
+          <w:sz w:val="22"/>
+          <w:szCs w:val="22"/>
+          <w:rtl/>
+          <w:lang w:eastAsia="en-US" w:bidi="ar-EG"/>
+        </w:rPr>
+      </w:pPr>
+    </w:p>
+    <w:tbl>
+      <w:tblPr>
+        <w:tblStyle w:val="TableGrid"/>
+        <w:bidiVisual/>
+        <w:tblW w:w="0" w:type="auto"/>
+        <w:tblLook w:val="04A0" w:firstRow="1" w:lastRow="0" w:firstColumn="1" w:lastColumn="0" w:noHBand="0" w:noVBand="1"/>
+      </w:tblPr>
+      <w:tblGrid>
+        <w:gridCol w:w="8630"/>
+      </w:tblGrid>
+      <w:tr>
+        <w:tc>
+          <w:tcPr>
+            <w:tcW w:w="8630" w:type="dxa"/>
+            <w:shd w:val="clear" w:color="auto" w:fill="F2F2F2" w:themeFill="background1" w:themeFillShade="F2"/>
+          </w:tcPr>
+          <w:p>
+            <w:pPr>
+              <w:jc w:val="center"/>
+              <w:rPr>
+                <w:rFonts w:ascii="Calibri" w:eastAsia="Calibri" w:hAnsi="Calibri" w:cs="Arial"/>
+                <w:b w:val="0"/>
+                <w:bCs w:val="0"/>
+                <w:sz w:val="22"/>
+                <w:szCs w:val="22"/>
+                <w:u w:val="single"/>
+                <w:rtl/>
+                <w:lang w:eastAsia="en-US"/>
+              </w:rPr>
+            </w:pPr>
+            <w:r>
+              <w:rPr>
+                <w:rFonts w:ascii="Calibri" w:eastAsia="Calibri" w:hAnsi="Calibri" w:cs="Arial" w:hint="cs"/>
+                <w:b w:val="0"/>
+                <w:bCs w:val="0"/>
+                <w:sz w:val="22"/>
+                <w:szCs w:val="22"/>
+                <w:u w:val="single"/>
+                <w:rtl/>
+                <w:lang w:eastAsia="en-US"/>
+              </w:rPr>
+              <w:t>تطبيق1</w:t>
+            </w:r>
+          </w:p>
+        </w:tc>
+      </w:tr>
+      <w:tr>
+        <w:tc>
+          <w:tcPr>
+            <w:tcW w:w="8630" w:type="dxa"/>
+            <w:shd w:val="clear" w:color="auto" w:fill="F2F2F2" w:themeFill="background1" w:themeFillShade="F2"/>
+          </w:tcPr>
+          <w:p>
+            <w:pPr>
+              <w:rPr>
+                <w:rFonts w:ascii="Calibri" w:eastAsia="Calibri" w:hAnsi="Calibri" w:cs="Arial"/>
+                <w:b w:val="0"/>
+                <w:bCs w:val="0"/>
+                <w:sz w:val="22"/>
+                <w:szCs w:val="22"/>
+                <w:lang w:eastAsia="en-US"/>
+              </w:rPr>
+            </w:pPr>
+            <w:r>
+              <w:rPr>
+                <w:rFonts w:ascii="Calibri" w:eastAsia="Calibri" w:hAnsi="Calibri" w:cs="Arial"/>
+                <w:b w:val="0"/>
+                <w:bCs w:val="0"/>
+                <w:sz w:val="22"/>
+                <w:szCs w:val="22"/>
+                <w:u w:val="single"/>
+                <w:rtl/>
+                <w:lang w:eastAsia="en-US"/>
+              </w:rPr>
+              <w:t xml:space="preserve"> </w:t>
+            </w:r>
+            <w:r>
+              <w:rPr>
+                <w:rFonts w:ascii="Calibri" w:eastAsia="Calibri" w:hAnsi="Calibri" w:cs="Arial"/>
+                <w:b w:val="0"/>
+                <w:bCs w:val="0"/>
+                <w:sz w:val="22"/>
+                <w:szCs w:val="22"/>
+                <w:rtl/>
+                <w:lang w:eastAsia="en-US"/>
+              </w:rPr>
+              <w:t xml:space="preserve">                       </w:t>
+            </w:r>
+            <w:r>
+              <w:rPr>
+                <w:rFonts w:ascii="Calibri" w:eastAsia="Calibri" w:hAnsi="Calibri" w:cs="Arial"/>
+                <w:b w:val="0"/>
+                <w:bCs w:val="0"/>
+                <w:sz w:val="22"/>
+                <w:szCs w:val="22"/>
+                <w:rtl/>
+                <w:lang w:eastAsia="en-US"/>
+              </w:rPr>
+              <w:t xml:space="preserve">                      </w:t>
+            </w:r>
+            <w:r>
+              <w:rPr>
+                <w:rFonts w:ascii="Calibri" w:eastAsia="Calibri" w:hAnsi="Calibri" w:cs="Arial"/>
+                <w:b w:val="0"/>
+                <w:bCs w:val="0"/>
+                <w:sz w:val="22"/>
+                <w:szCs w:val="22"/>
+                <w:u w:val="single"/>
+                <w:rtl/>
+                <w:lang w:eastAsia="en-US"/>
+              </w:rPr>
+              <w:t xml:space="preserve">  </w:t>
+            </w:r>
+            <w:r>
+              <w:rPr>
+                <w:rFonts w:ascii="Calibri" w:eastAsia="Calibri" w:hAnsi="Calibri" w:cs="Arial"/>
+                <w:b w:val="0"/>
+                <w:bCs w:val="0"/>
+                <w:sz w:val="22"/>
+                <w:szCs w:val="22"/>
+                <w:rtl/>
+                <w:lang w:eastAsia="en-US"/>
+              </w:rPr>
+              <w:t xml:space="preserve">                      </w:t>
+            </w:r>
+            <w:r>
+              <w:rPr>
+                <w:rFonts w:ascii="Calibri" w:eastAsia="Calibri" w:hAnsi="Calibri" w:cs="Arial"/>
+                <w:sz w:val="22"/>
+                <w:szCs w:val="22"/>
+                <w:rtl/>
+                <w:lang w:eastAsia="en-US"/>
+              </w:rPr>
+              <w:t>بسم</w:t>
+            </w:r>
+            <w:r>
+              <w:rPr>
+                <w:rFonts w:ascii="Calibri" w:eastAsia="Calibri" w:hAnsi="Calibri" w:cs="Arial"/>
+                <w:b w:val="0"/>
+                <w:bCs w:val="0"/>
+                <w:sz w:val="22"/>
+                <w:szCs w:val="22"/>
+                <w:rtl/>
+                <w:lang w:eastAsia="en-US"/>
+              </w:rPr>
+              <w:t xml:space="preserve"> </w:t>
+            </w:r>
+            <w:r>
+              <w:rPr>
+                <w:rFonts w:ascii="Calibri" w:eastAsia="Calibri" w:hAnsi="Calibri" w:cs="Arial"/>
+                <w:sz w:val="22"/>
+                <w:szCs w:val="22"/>
+                <w:rtl/>
+                <w:lang w:eastAsia="en-US"/>
+              </w:rPr>
+              <w:t>الله</w:t>
+            </w:r>
+            <w:r>
+              <w:rPr>
+                <w:rFonts w:ascii="Calibri" w:eastAsia="Calibri" w:hAnsi="Calibri" w:cs="Arial"/>
+                <w:b w:val="0"/>
+                <w:bCs w:val="0"/>
+                <w:sz w:val="22"/>
+                <w:szCs w:val="22"/>
+                <w:rtl/>
+                <w:lang w:eastAsia="en-US"/>
+              </w:rPr>
+              <w:t xml:space="preserve"> </w:t>
+            </w:r>
+            <w:r>
+              <w:rPr>
+                <w:rFonts w:ascii="Calibri" w:eastAsia="Calibri" w:hAnsi="Calibri" w:cs="Arial"/>
+                <w:sz w:val="22"/>
+                <w:szCs w:val="22"/>
+                <w:rtl/>
+                <w:lang w:eastAsia="en-US"/>
+              </w:rPr>
+              <w:t>الحكيم</w:t>
+            </w:r>
+            <w:r>
+              <w:rPr>
+                <w:rFonts w:ascii="Calibri" w:eastAsia="Calibri" w:hAnsi="Calibri" w:cs="Arial"/>
+                <w:b w:val="0"/>
+                <w:bCs w:val="0"/>
+                <w:sz w:val="22"/>
+                <w:szCs w:val="22"/>
+                <w:rtl/>
+                <w:lang w:eastAsia="en-US"/>
+              </w:rPr>
+              <w:t xml:space="preserve"> </w:t>
+            </w:r>
+            <w:r>
+              <w:rPr>
+                <w:rFonts w:ascii="Calibri" w:eastAsia="Calibri" w:hAnsi="Calibri" w:cs="Arial"/>
+                <w:sz w:val="22"/>
+                <w:szCs w:val="22"/>
+                <w:rtl/>
+                <w:lang w:eastAsia="en-US"/>
+              </w:rPr>
+              <w:t>الخبير</w:t>
+            </w:r>
+          </w:p>
+          <w:p>
+            <w:pPr>
+              <w:rPr>
+                <w:rFonts w:ascii="Calibri" w:eastAsia="Calibri" w:hAnsi="Calibri" w:cs="Arial"/>
+                <w:b w:val="0"/>
+                <w:bCs w:val="0"/>
+                <w:sz w:val="22"/>
+                <w:szCs w:val="22"/>
+                <w:rtl/>
+                <w:lang w:eastAsia="en-US"/>
+              </w:rPr>
+            </w:pPr>
+            <w:r>
+              <w:rPr>
+                <w:rFonts w:ascii="Calibri" w:eastAsia="Calibri" w:hAnsi="Calibri" w:cs="Arial"/>
+                <w:b w:val="0"/>
+                <w:bCs w:val="0"/>
+                <w:sz w:val="22"/>
+                <w:szCs w:val="22"/>
+                <w:rtl/>
+                <w:lang w:eastAsia="en-US"/>
+              </w:rPr>
+              <w:t xml:space="preserve">                                                 </w:t>
+            </w:r>
+          </w:p>
+          <w:p>
+            <w:pPr>
+              <w:rPr>
+                <w:rFonts w:ascii="Calibri" w:eastAsia="Calibri" w:hAnsi="Calibri" w:cs="Arial"/>
+                <w:b w:val="0"/>
+                <w:bCs w:val="0"/>
+                <w:sz w:val="22"/>
+                <w:szCs w:val="22"/>
+                <w:rtl/>
+                <w:lang w:eastAsia="en-US"/>
+              </w:rPr>
+            </w:pPr>
+            <w:r>
+              <w:rPr>
+                <w:rFonts w:ascii="Calibri" w:eastAsia="Calibri" w:hAnsi="Calibri" w:cs="Arial"/>
+                <w:sz w:val="22"/>
+                <w:szCs w:val="22"/>
+                <w:rtl/>
+                <w:lang w:eastAsia="en-US"/>
+              </w:rPr>
+              <w:t>الرزمة</w:t>
+            </w:r>
+            <w:r>
+              <w:rPr>
+                <w:rFonts w:ascii="Calibri" w:eastAsia="Calibri" w:hAnsi="Calibri" w:cs="Arial"/>
+                <w:b w:val="0"/>
+                <w:bCs w:val="0"/>
+                <w:sz w:val="22"/>
+                <w:szCs w:val="22"/>
+                <w:rtl/>
+                <w:lang w:eastAsia="en-US"/>
+              </w:rPr>
+              <w:t xml:space="preserve">    اختبارات  </w:t>
+            </w:r>
+          </w:p>
+          <w:p>
+            <w:pPr>
+              <w:rPr>
+                <w:rFonts w:ascii="Calibri" w:eastAsia="Calibri" w:hAnsi="Calibri" w:cs="Arial"/>
+                <w:b w:val="0"/>
+                <w:bCs w:val="0"/>
+                <w:sz w:val="22"/>
+                <w:szCs w:val="22"/>
+                <w:rtl/>
+                <w:lang w:eastAsia="en-US"/>
+              </w:rPr>
+            </w:pPr>
+          </w:p>
+          <w:p>
+            <w:pPr>
+              <w:rPr>
+                <w:rFonts w:ascii="Calibri" w:eastAsia="Calibri" w:hAnsi="Calibri" w:cs="Arial"/>
+                <w:b w:val="0"/>
+                <w:bCs w:val="0"/>
+                <w:sz w:val="22"/>
+                <w:szCs w:val="22"/>
+                <w:rtl/>
+                <w:lang w:eastAsia="en-US"/>
+              </w:rPr>
+            </w:pPr>
+            <w:r>
+              <w:rPr>
+                <w:rFonts w:ascii="Calibri" w:eastAsia="Calibri" w:hAnsi="Calibri" w:cs="Arial"/>
+                <w:b w:val="0"/>
+                <w:bCs w:val="0"/>
+                <w:sz w:val="22"/>
+                <w:szCs w:val="22"/>
+                <w:rtl/>
+                <w:lang w:eastAsia="en-US"/>
+              </w:rPr>
+              <w:t xml:space="preserve">   (۩   الواجهة البرمجية التي سيتم تنفيذها ۩)                                                                                </w:t>
+            </w:r>
+          </w:p>
+          <w:p>
+            <w:pPr>
+              <w:rPr>
+                <w:rFonts w:ascii="Calibri" w:eastAsia="Calibri" w:hAnsi="Calibri" w:cs="Arial"/>
+                <w:b w:val="0"/>
+                <w:bCs w:val="0"/>
+                <w:sz w:val="22"/>
+                <w:szCs w:val="22"/>
+                <w:rtl/>
+                <w:lang w:eastAsia="en-US"/>
+              </w:rPr>
+            </w:pPr>
+          </w:p>
+          <w:p>
+            <w:pPr>
+              <w:rPr>
+                <w:rFonts w:ascii="Calibri" w:eastAsia="Calibri" w:hAnsi="Calibri" w:cs="Arial"/>
+                <w:b w:val="0"/>
+                <w:bCs w:val="0"/>
+                <w:sz w:val="22"/>
+                <w:szCs w:val="22"/>
+                <w:rtl/>
+                <w:lang w:eastAsia="en-US"/>
+              </w:rPr>
+            </w:pPr>
+            <w:r>
+              <w:rPr>
+                <w:rFonts w:ascii="Calibri" w:eastAsia="Calibri" w:hAnsi="Calibri" w:cs="Arial"/>
+                <w:sz w:val="22"/>
+                <w:szCs w:val="22"/>
+                <w:rtl/>
+                <w:lang w:eastAsia="en-US"/>
+              </w:rPr>
+              <w:t>استعمل</w:t>
+            </w:r>
+            <w:r>
+              <w:rPr>
+                <w:rFonts w:ascii="Calibri" w:eastAsia="Calibri" w:hAnsi="Calibri" w:cs="Arial"/>
+                <w:b w:val="0"/>
+                <w:bCs w:val="0"/>
+                <w:sz w:val="22"/>
+                <w:szCs w:val="22"/>
+                <w:rtl/>
+                <w:lang w:eastAsia="en-US"/>
+              </w:rPr>
+              <w:t xml:space="preserve"> الخوارزم.وسائط.شاشة</w:t>
+            </w:r>
+          </w:p>
+          <w:p>
+            <w:pPr>
+              <w:rPr>
+                <w:rFonts w:ascii="Calibri" w:eastAsia="Calibri" w:hAnsi="Calibri" w:cs="Arial"/>
+                <w:b w:val="0"/>
+                <w:bCs w:val="0"/>
+                <w:sz w:val="22"/>
+                <w:szCs w:val="22"/>
+                <w:rtl/>
+                <w:lang w:eastAsia="en-US"/>
+              </w:rPr>
+            </w:pPr>
+            <w:r>
+              <w:rPr>
+                <w:rFonts w:ascii="Calibri" w:eastAsia="Calibri" w:hAnsi="Calibri" w:cs="Arial"/>
+                <w:b w:val="0"/>
+                <w:bCs w:val="0"/>
+                <w:sz w:val="22"/>
+                <w:szCs w:val="22"/>
+                <w:rtl/>
+                <w:lang w:eastAsia="en-US"/>
+              </w:rPr>
+              <w:t xml:space="preserve"> </w:t>
+            </w:r>
+          </w:p>
+          <w:p>
+            <w:pPr>
+              <w:rPr>
+                <w:rFonts w:ascii="Calibri" w:eastAsia="Calibri" w:hAnsi="Calibri" w:cs="Arial"/>
+                <w:b w:val="0"/>
+                <w:bCs w:val="0"/>
+                <w:sz w:val="22"/>
+                <w:szCs w:val="22"/>
+                <w:rtl/>
+                <w:lang w:eastAsia="en-US"/>
+              </w:rPr>
+            </w:pPr>
+            <w:r>
+              <w:rPr>
+                <w:rFonts w:ascii="Calibri" w:eastAsia="Calibri" w:hAnsi="Calibri" w:cs="Arial"/>
+                <w:b w:val="0"/>
+                <w:bCs w:val="0"/>
+                <w:sz w:val="22"/>
+                <w:szCs w:val="22"/>
+                <w:rtl/>
+                <w:lang w:eastAsia="en-US"/>
+              </w:rPr>
+              <w:t xml:space="preserve">(۩   تطبيق دالة السلام عليكم ۩)     </w:t>
+            </w:r>
+          </w:p>
+          <w:p>
+            <w:pPr>
+              <w:rPr>
+                <w:rFonts w:ascii="Calibri" w:eastAsia="Calibri" w:hAnsi="Calibri" w:cs="Arial"/>
+                <w:b w:val="0"/>
+                <w:bCs w:val="0"/>
+                <w:sz w:val="22"/>
+                <w:szCs w:val="22"/>
+                <w:rtl/>
+                <w:lang w:eastAsia="en-US"/>
+              </w:rPr>
+            </w:pPr>
+          </w:p>
+          <w:p>
+            <w:pPr>
+              <w:rPr>
+                <w:rFonts w:ascii="Calibri" w:eastAsia="Calibri" w:hAnsi="Calibri" w:cs="Arial"/>
+                <w:b w:val="0"/>
+                <w:bCs w:val="0"/>
+                <w:sz w:val="22"/>
+                <w:szCs w:val="22"/>
+                <w:rtl/>
+                <w:lang w:eastAsia="en-US"/>
+              </w:rPr>
+            </w:pPr>
+            <w:r>
+              <w:rPr>
+                <w:rFonts w:ascii="Calibri" w:eastAsia="Calibri" w:hAnsi="Calibri" w:cs="Arial"/>
+                <w:sz w:val="22"/>
+                <w:szCs w:val="22"/>
+                <w:rtl/>
+                <w:lang w:eastAsia="en-US"/>
+              </w:rPr>
+              <w:t>الدالة</w:t>
+            </w:r>
+            <w:r>
+              <w:rPr>
+                <w:rFonts w:ascii="Calibri" w:eastAsia="Calibri" w:hAnsi="Calibri" w:cs="Arial"/>
+                <w:b w:val="0"/>
+                <w:bCs w:val="0"/>
+                <w:sz w:val="22"/>
+                <w:szCs w:val="22"/>
+                <w:rtl/>
+                <w:lang w:eastAsia="en-US"/>
+              </w:rPr>
+              <w:t xml:space="preserve"> اكتب_وداعا(){</w:t>
+            </w:r>
+          </w:p>
+          <w:p>
+            <w:pPr>
+              <w:rPr>
+                <w:rFonts w:ascii="Calibri" w:eastAsia="Calibri" w:hAnsi="Calibri" w:cs="Arial"/>
+                <w:b w:val="0"/>
+                <w:bCs w:val="0"/>
+                <w:sz w:val="22"/>
+                <w:szCs w:val="22"/>
+                <w:rtl/>
+                <w:lang w:eastAsia="en-US"/>
+              </w:rPr>
+            </w:pPr>
+            <w:r>
+              <w:rPr>
+                <w:rFonts w:ascii="Calibri" w:eastAsia="Calibri" w:hAnsi="Calibri" w:cs="Arial"/>
+                <w:b w:val="0"/>
+                <w:bCs w:val="0"/>
+                <w:sz w:val="22"/>
+                <w:szCs w:val="22"/>
+                <w:rtl/>
+                <w:lang w:eastAsia="en-US"/>
+              </w:rPr>
+              <w:t xml:space="preserve">       شاشة::</w:t>
+            </w:r>
+            <w:r>
+              <w:rPr>
+                <w:rFonts w:ascii="Calibri" w:eastAsia="Calibri" w:hAnsi="Calibri" w:cs="Arial"/>
+                <w:sz w:val="22"/>
+                <w:szCs w:val="22"/>
+                <w:rtl/>
+                <w:lang w:eastAsia="en-US"/>
+              </w:rPr>
+              <w:t>اكتب</w:t>
+            </w:r>
+            <w:r>
+              <w:rPr>
+                <w:rFonts w:ascii="Calibri" w:eastAsia="Calibri" w:hAnsi="Calibri" w:cs="Arial"/>
+                <w:b w:val="0"/>
+                <w:bCs w:val="0"/>
+                <w:sz w:val="22"/>
+                <w:szCs w:val="22"/>
+                <w:rtl/>
+                <w:lang w:eastAsia="en-US"/>
+              </w:rPr>
+              <w:t xml:space="preserve">("السلام عليكم ورحمة الله") </w:t>
+            </w:r>
+          </w:p>
+          <w:p>
+            <w:pPr>
+              <w:rPr>
+                <w:rFonts w:ascii="Calibri" w:eastAsia="Calibri" w:hAnsi="Calibri" w:cs="Arial"/>
+                <w:b w:val="0"/>
+                <w:bCs w:val="0"/>
+                <w:sz w:val="22"/>
+                <w:szCs w:val="22"/>
+                <w:rtl/>
+                <w:lang w:eastAsia="en-US"/>
+              </w:rPr>
+            </w:pPr>
+            <w:r>
+              <w:rPr>
+                <w:rFonts w:ascii="Calibri" w:eastAsia="Calibri" w:hAnsi="Calibri" w:cs="Arial"/>
+                <w:b w:val="0"/>
+                <w:bCs w:val="0"/>
+                <w:sz w:val="22"/>
+                <w:szCs w:val="22"/>
+                <w:rtl/>
+                <w:lang w:eastAsia="en-US"/>
+              </w:rPr>
+              <w:t xml:space="preserve">}                                                                          </w:t>
+            </w:r>
+          </w:p>
+          <w:p>
+            <w:pPr>
+              <w:rPr>
+                <w:rFonts w:ascii="Calibri" w:eastAsia="Calibri" w:hAnsi="Calibri" w:cs="Arial"/>
+                <w:b w:val="0"/>
+                <w:bCs w:val="0"/>
+                <w:sz w:val="22"/>
+                <w:szCs w:val="22"/>
+                <w:rtl/>
+                <w:lang w:eastAsia="en-US"/>
+              </w:rPr>
+            </w:pPr>
+            <w:r>
+              <w:rPr>
+                <w:rFonts w:ascii="Calibri" w:eastAsia="Calibri" w:hAnsi="Calibri" w:cs="Arial"/>
+                <w:b w:val="0"/>
+                <w:bCs w:val="0"/>
+                <w:sz w:val="22"/>
+                <w:szCs w:val="22"/>
+                <w:rtl/>
+                <w:lang w:eastAsia="en-US"/>
+              </w:rPr>
+              <w:t xml:space="preserve">  </w:t>
+            </w:r>
+          </w:p>
+          <w:p>
+            <w:pPr>
+              <w:rPr>
+                <w:rFonts w:ascii="Calibri" w:eastAsia="Calibri" w:hAnsi="Calibri" w:cs="Arial"/>
+                <w:b w:val="0"/>
+                <w:bCs w:val="0"/>
+                <w:sz w:val="22"/>
+                <w:szCs w:val="22"/>
+                <w:rtl/>
+                <w:lang w:eastAsia="en-US"/>
+              </w:rPr>
+            </w:pPr>
+            <w:r>
+              <w:rPr>
+                <w:rFonts w:ascii="Calibri" w:eastAsia="Calibri" w:hAnsi="Calibri" w:cs="Arial"/>
+                <w:b w:val="0"/>
+                <w:bCs w:val="0"/>
+                <w:sz w:val="22"/>
+                <w:szCs w:val="22"/>
+                <w:rtl/>
+                <w:lang w:eastAsia="en-US"/>
+              </w:rPr>
+              <w:t xml:space="preserve">   (۩   بنية لتنفيذ الواجهة البرمجية ۩)               </w:t>
+            </w:r>
+          </w:p>
+          <w:p>
+            <w:pPr>
+              <w:rPr>
+                <w:rFonts w:ascii="Calibri" w:eastAsia="Calibri" w:hAnsi="Calibri" w:cs="Arial"/>
+                <w:b w:val="0"/>
+                <w:bCs w:val="0"/>
+                <w:sz w:val="22"/>
+                <w:szCs w:val="22"/>
+                <w:rtl/>
+                <w:lang w:eastAsia="en-US"/>
+              </w:rPr>
+            </w:pPr>
+            <w:r>
+              <w:rPr>
+                <w:rFonts w:ascii="Calibri" w:eastAsia="Calibri" w:hAnsi="Calibri" w:cs="Arial"/>
+                <w:b w:val="0"/>
+                <w:bCs w:val="0"/>
+                <w:sz w:val="22"/>
+                <w:szCs w:val="22"/>
+                <w:rtl/>
+                <w:lang w:eastAsia="en-US"/>
+              </w:rPr>
+              <w:t xml:space="preserve"> </w:t>
+            </w:r>
+          </w:p>
+          <w:p>
+            <w:pPr>
+              <w:rPr>
+                <w:rFonts w:ascii="Calibri" w:eastAsia="Calibri" w:hAnsi="Calibri" w:cs="Arial"/>
+                <w:b w:val="0"/>
+                <w:bCs w:val="0"/>
+                <w:sz w:val="22"/>
+                <w:szCs w:val="22"/>
+                <w:rtl/>
+                <w:lang w:eastAsia="en-US"/>
+              </w:rPr>
+            </w:pPr>
+            <w:r>
+              <w:rPr>
+                <w:rFonts w:ascii="Calibri" w:eastAsia="Calibri" w:hAnsi="Calibri" w:cs="Arial"/>
+                <w:b w:val="0"/>
+                <w:bCs w:val="0"/>
+                <w:sz w:val="22"/>
+                <w:szCs w:val="22"/>
+                <w:rtl/>
+                <w:lang w:eastAsia="en-US"/>
+              </w:rPr>
+              <w:t xml:space="preserve">   </w:t>
+            </w:r>
+            <w:r>
+              <w:rPr>
+                <w:rFonts w:ascii="Calibri" w:eastAsia="Calibri" w:hAnsi="Calibri" w:cs="Arial"/>
+                <w:sz w:val="22"/>
+                <w:szCs w:val="22"/>
+                <w:rtl/>
+                <w:lang w:eastAsia="en-US"/>
+              </w:rPr>
+              <w:t>الدالة</w:t>
+            </w:r>
+            <w:r>
+              <w:rPr>
+                <w:rFonts w:ascii="Calibri" w:eastAsia="Calibri" w:hAnsi="Calibri" w:cs="Arial"/>
+                <w:b w:val="0"/>
+                <w:bCs w:val="0"/>
+                <w:sz w:val="22"/>
+                <w:szCs w:val="22"/>
+                <w:rtl/>
+                <w:lang w:eastAsia="en-US"/>
+              </w:rPr>
+              <w:t xml:space="preserve">  </w:t>
+            </w:r>
+            <w:r>
+              <w:rPr>
+                <w:rFonts w:ascii="Calibri" w:eastAsia="Calibri" w:hAnsi="Calibri" w:cs="Arial"/>
+                <w:sz w:val="22"/>
+                <w:szCs w:val="22"/>
+                <w:rtl/>
+                <w:lang w:eastAsia="en-US"/>
+              </w:rPr>
+              <w:t>الاصل</w:t>
+            </w:r>
+            <w:r>
+              <w:rPr>
+                <w:rFonts w:ascii="Calibri" w:eastAsia="Calibri" w:hAnsi="Calibri" w:cs="Arial"/>
+                <w:b w:val="0"/>
+                <w:bCs w:val="0"/>
+                <w:sz w:val="22"/>
+                <w:szCs w:val="22"/>
+                <w:rtl/>
+                <w:lang w:eastAsia="en-US"/>
+              </w:rPr>
+              <w:t>() {</w:t>
+            </w:r>
+          </w:p>
+          <w:p>
+            <w:pPr>
+              <w:rPr>
+                <w:rFonts w:ascii="Calibri" w:eastAsia="Calibri" w:hAnsi="Calibri" w:cs="Arial"/>
+                <w:b w:val="0"/>
+                <w:bCs w:val="0"/>
+                <w:sz w:val="22"/>
+                <w:szCs w:val="22"/>
+                <w:rtl/>
+                <w:lang w:eastAsia="en-US"/>
+              </w:rPr>
+            </w:pPr>
+            <w:r>
+              <w:rPr>
+                <w:rFonts w:ascii="Calibri" w:eastAsia="Calibri" w:hAnsi="Calibri" w:cs="Arial"/>
+                <w:b w:val="0"/>
+                <w:bCs w:val="0"/>
+                <w:sz w:val="22"/>
+                <w:szCs w:val="22"/>
+                <w:rtl/>
+                <w:lang w:eastAsia="en-US"/>
+              </w:rPr>
+              <w:t xml:space="preserve">  اكتب_وداعا()</w:t>
+            </w:r>
+          </w:p>
+          <w:p>
+            <w:pPr>
+              <w:rPr>
+                <w:rFonts w:ascii="Calibri" w:eastAsia="Calibri" w:hAnsi="Calibri" w:cs="Arial"/>
+                <w:b w:val="0"/>
+                <w:bCs w:val="0"/>
+                <w:sz w:val="22"/>
+                <w:szCs w:val="22"/>
+                <w:rtl/>
+                <w:lang w:eastAsia="en-US"/>
+              </w:rPr>
+            </w:pPr>
+            <w:r>
+              <w:rPr>
+                <w:rFonts w:ascii="Calibri" w:eastAsia="Calibri" w:hAnsi="Calibri" w:cs="Arial"/>
+                <w:b w:val="0"/>
+                <w:bCs w:val="0"/>
+                <w:sz w:val="22"/>
+                <w:szCs w:val="22"/>
+                <w:rtl/>
+                <w:lang w:eastAsia="en-US"/>
+              </w:rPr>
+              <w:t xml:space="preserve">                                  </w:t>
+            </w:r>
+          </w:p>
+          <w:p>
+            <w:pPr>
+              <w:rPr>
+                <w:rFonts w:ascii="Calibri" w:eastAsia="Calibri" w:hAnsi="Calibri" w:cs="Arial"/>
+                <w:b w:val="0"/>
+                <w:bCs w:val="0"/>
+                <w:sz w:val="22"/>
+                <w:szCs w:val="22"/>
+                <w:rtl/>
+                <w:lang w:eastAsia="en-US"/>
+              </w:rPr>
+            </w:pPr>
+            <w:r>
+              <w:rPr>
+                <w:rFonts w:ascii="Calibri" w:eastAsia="Calibri" w:hAnsi="Calibri" w:cs="Arial"/>
+                <w:b w:val="0"/>
+                <w:bCs w:val="0"/>
+                <w:sz w:val="22"/>
+                <w:szCs w:val="22"/>
+                <w:rtl/>
+                <w:lang w:eastAsia="en-US"/>
+              </w:rPr>
+              <w:t xml:space="preserve">   }  </w:t>
+            </w:r>
+          </w:p>
+          <w:p>
+            <w:pPr>
+              <w:rPr>
+                <w:rFonts w:ascii="Calibri" w:eastAsia="Calibri" w:hAnsi="Calibri" w:cs="Arial"/>
+                <w:b w:val="0"/>
+                <w:bCs w:val="0"/>
+                <w:sz w:val="22"/>
+                <w:szCs w:val="22"/>
+                <w:rtl/>
+                <w:lang w:eastAsia="en-US"/>
+              </w:rPr>
+            </w:pPr>
+          </w:p>
+          <w:p>
+            <w:pPr>
+              <w:rPr>
+                <w:rFonts w:ascii="Calibri" w:eastAsia="Calibri" w:hAnsi="Calibri" w:cs="Arial"/>
+                <w:b w:val="0"/>
+                <w:bCs w:val="0"/>
+                <w:sz w:val="22"/>
+                <w:szCs w:val="22"/>
+                <w:rtl/>
+                <w:lang w:eastAsia="en-US"/>
+              </w:rPr>
+            </w:pPr>
+            <w:r>
+              <w:rPr>
+                <w:rFonts w:ascii="Calibri" w:eastAsia="Calibri" w:hAnsi="Calibri" w:cs="Arial"/>
+                <w:b w:val="0"/>
+                <w:bCs w:val="0"/>
+                <w:sz w:val="22"/>
+                <w:szCs w:val="22"/>
+                <w:rtl/>
+                <w:lang w:eastAsia="en-US"/>
+              </w:rPr>
+              <w:t xml:space="preserve">                 </w:t>
+            </w:r>
+          </w:p>
+          <w:p>
+            <w:pPr>
+              <w:rPr>
+                <w:rFonts w:ascii="Calibri" w:eastAsia="Calibri" w:hAnsi="Calibri" w:cs="Arial"/>
+                <w:b w:val="0"/>
+                <w:bCs w:val="0"/>
+                <w:sz w:val="22"/>
+                <w:szCs w:val="22"/>
+                <w:rtl/>
+                <w:lang w:eastAsia="en-US" w:bidi="ar-EG"/>
+              </w:rPr>
+            </w:pPr>
+          </w:p>
+        </w:tc>
+      </w:tr>
+    </w:tbl>
+    <w:p>
+      <w:pPr>
+        <w:rPr>
+          <w:rFonts w:ascii="Calibri" w:eastAsia="Calibri" w:hAnsi="Calibri" w:cs="Arial"/>
+          <w:b w:val="0"/>
+          <w:bCs w:val="0"/>
+          <w:sz w:val="22"/>
+          <w:szCs w:val="22"/>
+          <w:rtl/>
+          <w:lang w:eastAsia="en-US" w:bidi="ar-EG"/>
+        </w:rPr>
+      </w:pPr>
+    </w:p>
+    <w:p>
+      <w:pPr>
+        <w:bidi w:val="0"/>
+        <w:rPr>
+          <w:rFonts w:ascii="Calibri" w:eastAsia="Calibri" w:hAnsi="Calibri" w:cs="Arial"/>
+          <w:b w:val="0"/>
+          <w:bCs w:val="0"/>
+          <w:sz w:val="22"/>
+          <w:szCs w:val="22"/>
+          <w:rtl/>
+          <w:lang w:eastAsia="en-US" w:bidi="ar-EG"/>
+        </w:rPr>
+      </w:pPr>
+      <w:r>
+        <w:rPr>
+          <w:rFonts w:ascii="Calibri" w:eastAsia="Calibri" w:hAnsi="Calibri" w:cs="Arial"/>
+          <w:b w:val="0"/>
+          <w:bCs w:val="0"/>
+          <w:sz w:val="22"/>
+          <w:szCs w:val="22"/>
+          <w:rtl/>
+          <w:lang w:eastAsia="en-US" w:bidi="ar-EG"/>
+        </w:rPr>
+        <w:br w:type="page"/>
+      </w:r>
+    </w:p>
+    <w:p>
+      <w:pPr>
+        <w:rPr>
+          <w:rFonts w:ascii="Calibri" w:eastAsia="Calibri" w:hAnsi="Calibri" w:cs="Arial"/>
+          <w:b w:val="0"/>
+          <w:bCs w:val="0"/>
+          <w:sz w:val="22"/>
+          <w:szCs w:val="22"/>
+          <w:rtl/>
+          <w:lang w:eastAsia="en-US" w:bidi="ar-EG"/>
+        </w:rPr>
+      </w:pPr>
+      <w:r>
+        <w:rPr>
+          <w:rFonts w:ascii="Calibri" w:eastAsia="Calibri" w:hAnsi="Calibri" w:cs="Arial" w:hint="cs"/>
+          <w:b w:val="0"/>
+          <w:bCs w:val="0"/>
+          <w:sz w:val="22"/>
+          <w:szCs w:val="22"/>
+          <w:rtl/>
+          <w:lang w:eastAsia="en-US" w:bidi="ar-EG"/>
+        </w:rPr>
+        <w:lastRenderedPageBreak/>
+        <w:t>تعد هذه الشيفرة المبرمجة هي ابسط نموذج عن البني التي يتكرر استخدامها في جميع البرامج المبنية علي لغة الخوارزم</w:t>
+      </w:r>
+      <w:r>
+        <w:rPr>
+          <w:rFonts w:ascii="Calibri" w:eastAsia="Calibri" w:hAnsi="Calibri" w:cs="Arial" w:hint="cs"/>
+          <w:b w:val="0"/>
+          <w:bCs w:val="0"/>
+          <w:sz w:val="22"/>
+          <w:szCs w:val="22"/>
+          <w:rtl/>
+          <w:lang w:eastAsia="en-US" w:bidi="ar-EG"/>
+        </w:rPr>
+        <w:t xml:space="preserve"> </w:t>
+      </w:r>
+    </w:p>
+    <w:p>
+      <w:pPr>
+        <w:rPr>
+          <w:rFonts w:ascii="Calibri" w:eastAsia="Calibri" w:hAnsi="Calibri" w:cs="Arial"/>
+          <w:b w:val="0"/>
+          <w:bCs w:val="0"/>
+          <w:sz w:val="22"/>
+          <w:szCs w:val="22"/>
+          <w:rtl/>
+          <w:lang w:eastAsia="en-US" w:bidi="ar-EG"/>
+        </w:rPr>
+      </w:pPr>
+      <w:r>
+        <w:rPr>
+          <w:rFonts w:ascii="Calibri" w:eastAsia="Calibri" w:hAnsi="Calibri" w:cs="Arial" w:hint="cs"/>
+          <w:b w:val="0"/>
+          <w:bCs w:val="0"/>
+          <w:sz w:val="22"/>
+          <w:szCs w:val="22"/>
+          <w:rtl/>
+          <w:lang w:eastAsia="en-US" w:bidi="ar-EG"/>
+        </w:rPr>
+        <w:t xml:space="preserve">نبدأ بالبنية التي تحدد الواجهة البرمجية "الدالة الأصل" فالدوال التي احيطت اسماؤها باقواس مع محدد المؤشر تصف مؤشر الدالة ، حيث ان دوال تنفيذ الواجهة البرمجية هي عبارة عن غلاف حول الدوال الأخرى التي تكون عادة مسبوقة بشرطة سفلية إذ تستدعي الدالة الدالة" الأصل"  دالة اخري </w:t>
+      </w:r>
+      <w:r>
+        <w:rPr>
+          <w:rFonts w:ascii="Calibri" w:eastAsia="Calibri" w:hAnsi="Calibri" w:cs="Arial" w:hint="cs"/>
+          <w:b w:val="0"/>
+          <w:bCs w:val="0"/>
+          <w:sz w:val="22"/>
+          <w:szCs w:val="22"/>
+          <w:rtl/>
+          <w:lang w:eastAsia="en-US" w:bidi="ar-EG"/>
+        </w:rPr>
+        <w:t>"اكتب_وداعا"</w:t>
+      </w:r>
+      <w:r>
+        <w:rPr>
+          <w:rFonts w:ascii="Calibri" w:eastAsia="Calibri" w:hAnsi="Calibri" w:cs="Arial" w:hint="cs"/>
+          <w:b w:val="0"/>
+          <w:bCs w:val="0"/>
+          <w:sz w:val="22"/>
+          <w:szCs w:val="22"/>
+          <w:rtl/>
+          <w:lang w:eastAsia="en-US" w:bidi="ar-EG"/>
+        </w:rPr>
+        <w:t xml:space="preserve"> علي سبيل المثال</w:t>
+      </w:r>
+    </w:p>
+    <w:p>
+      <w:pPr>
+        <w:bidi w:val="0"/>
+        <w:rPr>
+          <w:rFonts w:ascii="Calibri" w:eastAsia="Calibri" w:hAnsi="Calibri" w:cs="Arial"/>
+          <w:b w:val="0"/>
+          <w:bCs w:val="0"/>
+          <w:sz w:val="22"/>
+          <w:szCs w:val="22"/>
+          <w:rtl/>
+          <w:lang w:eastAsia="en-US" w:bidi="ar-EG"/>
+        </w:rPr>
+      </w:pPr>
+      <w:r>
+        <w:rPr>
+          <w:rFonts w:ascii="Calibri" w:eastAsia="Calibri" w:hAnsi="Calibri" w:cs="Arial"/>
+          <w:b w:val="0"/>
+          <w:bCs w:val="0"/>
+          <w:sz w:val="22"/>
+          <w:szCs w:val="22"/>
+          <w:rtl/>
+          <w:lang w:eastAsia="en-US" w:bidi="ar-EG"/>
+        </w:rPr>
+        <w:br w:type="page"/>
+      </w:r>
+    </w:p>
+    <w:p>
+      <w:pPr>
+        <w:rPr>
+          <w:rFonts w:ascii="Calibri" w:eastAsia="Calibri" w:hAnsi="Calibri" w:cs="Arial"/>
+          <w:b w:val="0"/>
+          <w:bCs w:val="0"/>
+          <w:sz w:val="22"/>
+          <w:szCs w:val="22"/>
+          <w:rtl/>
+          <w:lang w:eastAsia="en-US" w:bidi="ar-EG"/>
+        </w:rPr>
+      </w:pPr>
+    </w:p>
+    <w:p>
+      <w:pPr>
+        <w:rPr>
+          <w:rFonts w:ascii="Calibri" w:eastAsia="Calibri" w:hAnsi="Calibri" w:cs="Arial"/>
+          <w:b w:val="0"/>
+          <w:bCs w:val="0"/>
+          <w:sz w:val="22"/>
+          <w:szCs w:val="22"/>
+          <w:rtl/>
+          <w:lang w:eastAsia="en-US" w:bidi="ar-EG"/>
+        </w:rPr>
+      </w:pPr>
+    </w:p>
+    <w:p>
+      <w:pPr>
         <w:rPr>
           <w:rFonts w:ascii="Calibri" w:eastAsia="Calibri" w:hAnsi="Calibri" w:cs="Arial"/>
           <w:b w:val="0"/>
@@ -6690,18 +7591,18 @@
           <w:lang w:eastAsia="en-US" w:bidi="ar-EG"/>
         </w:rPr>
       </w:pPr>
-    </w:p>
-    <w:p>
-      <w:pPr>
-        <w:rPr>
-          <w:rFonts w:ascii="Calibri" w:eastAsia="Calibri" w:hAnsi="Calibri" w:cs="Arial"/>
+      <w:r>
+        <w:rPr>
+          <w:rFonts w:ascii="Calibri" w:eastAsia="Calibri" w:hAnsi="Calibri" w:cs="Arial" w:hint="cs"/>
           <w:b w:val="0"/>
           <w:bCs w:val="0"/>
           <w:sz w:val="22"/>
           <w:szCs w:val="22"/>
+          <w:rtl/>
           <w:lang w:eastAsia="en-US" w:bidi="ar-EG"/>
         </w:rPr>
-      </w:pPr>
+        <w:t>نبدأ بالدالة التي تحدد الواجهة المبرمجة</w:t>
+      </w:r>
     </w:p>
     <w:p>
       <w:pPr>
@@ -6741,115 +7642,15 @@
           <w:rtl/>
           <w:lang w:bidi="ar-EG"/>
         </w:rPr>
-        <w:t xml:space="preserve">علوم الحاسب الآلي من الألف </w:t>
-      </w:r>
-      <w:proofErr w:type="gramStart"/>
+        <w:t>علوم الحاسب الآلي من الألف إلي الياء</w:t>
+      </w:r>
       <w:r>
         <w:rPr>
           <w:rFonts w:hint="cs"/>
           <w:rtl/>
           <w:lang w:bidi="ar-EG"/>
         </w:rPr>
-        <w:t>إلي</w:t>
-      </w:r>
-      <w:proofErr w:type="gramEnd"/>
-      <w:r>
-        <w:rPr>
-          <w:rFonts w:hint="cs"/>
-          <w:rtl/>
-          <w:lang w:bidi="ar-EG"/>
-        </w:rPr>
-        <w:t xml:space="preserve"> </w:t>
-      </w:r>
-      <w:proofErr w:type="gramStart"/>
-      <w:r>
-        <w:rPr>
-          <w:rFonts w:hint="cs"/>
-          <w:rtl/>
-          <w:lang w:bidi="ar-EG"/>
-        </w:rPr>
-        <w:t>الياء</w:t>
-      </w:r>
-      <w:r>
-        <w:rPr>
-          <w:rFonts w:hint="cs"/>
-          <w:rtl/>
-          <w:lang w:bidi="ar-EG"/>
-        </w:rPr>
-        <w:t xml:space="preserve"> ،</w:t>
-      </w:r>
-      <w:proofErr w:type="gramEnd"/>
-      <w:r>
-        <w:rPr>
-          <w:rFonts w:hint="cs"/>
-          <w:rtl/>
-          <w:lang w:bidi="ar-EG"/>
-        </w:rPr>
-        <w:t xml:space="preserve"> للمؤلف إيان </w:t>
-      </w:r>
-      <w:proofErr w:type="spellStart"/>
-      <w:proofErr w:type="gramStart"/>
-      <w:r>
-        <w:rPr>
-          <w:rFonts w:hint="cs"/>
-          <w:rtl/>
-          <w:lang w:bidi="ar-EG"/>
-        </w:rPr>
-        <w:t>ويناند</w:t>
-      </w:r>
-      <w:proofErr w:type="spellEnd"/>
-      <w:r>
-        <w:rPr>
-          <w:rFonts w:hint="cs"/>
-          <w:rtl/>
-          <w:lang w:bidi="ar-EG"/>
-        </w:rPr>
-        <w:t xml:space="preserve"> ،</w:t>
-      </w:r>
-      <w:proofErr w:type="gramEnd"/>
-      <w:r>
-        <w:rPr>
-          <w:rFonts w:hint="cs"/>
-          <w:rtl/>
-          <w:lang w:bidi="ar-EG"/>
-        </w:rPr>
-        <w:t xml:space="preserve"> وترجمة علا عباس- زينب </w:t>
-      </w:r>
-      <w:proofErr w:type="gramStart"/>
-      <w:r>
-        <w:rPr>
-          <w:rFonts w:hint="cs"/>
-          <w:rtl/>
-          <w:lang w:bidi="ar-EG"/>
-        </w:rPr>
-        <w:t>الزعيم ،اكاديمية</w:t>
-      </w:r>
-      <w:proofErr w:type="gramEnd"/>
-      <w:r>
-        <w:rPr>
-          <w:rFonts w:hint="cs"/>
-          <w:rtl/>
-          <w:lang w:bidi="ar-EG"/>
-        </w:rPr>
-        <w:t xml:space="preserve"> </w:t>
-      </w:r>
-      <w:proofErr w:type="gramStart"/>
-      <w:r>
-        <w:rPr>
-          <w:rFonts w:hint="cs"/>
-          <w:rtl/>
-          <w:lang w:bidi="ar-EG"/>
-        </w:rPr>
-        <w:t>الحاسوب ،</w:t>
-      </w:r>
-      <w:proofErr w:type="gramEnd"/>
-      <w:r>
-        <w:rPr>
-          <w:rFonts w:hint="cs"/>
-          <w:rtl/>
-          <w:lang w:bidi="ar-EG"/>
-        </w:rPr>
-        <w:t xml:space="preserve"> المملكة المتحدة، 2024</w:t>
+        <w:t xml:space="preserve"> ، للمؤلف إيان ويناند ، وترجمة علا عباس- زينب الزعيم ،اكاديمية الحاسوب ، المملكة المتحدة، 2024</w:t>
       </w:r>
     </w:p>
     <w:p>
@@ -6881,39 +7682,26 @@
           <w:lang w:bidi="ar-EG"/>
         </w:rPr>
       </w:pPr>
-    </w:p>
-    <w:p>
-      <w:pPr>
-        <w:pStyle w:val="ListParagraph"/>
-        <w:jc w:val="center"/>
-        <w:rPr>
-          <w:rtl/>
-          <w:lang w:bidi="ar-EG"/>
-        </w:rPr>
-      </w:pPr>
       <w:r>
         <w:rPr>
           <w:rFonts w:hint="cs"/>
           <w:rtl/>
           <w:lang w:bidi="ar-EG"/>
         </w:rPr>
-        <w:t xml:space="preserve">لغة البرمجة </w:t>
-      </w:r>
-      <w:proofErr w:type="spellStart"/>
-      <w:proofErr w:type="gramStart"/>
+        <w:t>لغة البرمجة الخوارزم</w:t>
+      </w:r>
+      <w:r>
+        <w:rPr>
+          <w:lang w:bidi="ar-EG"/>
+        </w:rPr>
+        <w:t xml:space="preserve"> </w:t>
+      </w:r>
       <w:r>
         <w:rPr>
           <w:rFonts w:hint="cs"/>
           <w:rtl/>
           <w:lang w:bidi="ar-EG"/>
         </w:rPr>
-        <w:t>الخوارزم</w:t>
-      </w:r>
-      <w:proofErr w:type="spellEnd"/>
-      <w:r>
-        <w:rPr>
-          <w:lang w:bidi="ar-EG"/>
-        </w:rPr>
         <w:t xml:space="preserve"> </w:t>
       </w:r>
       <w:r>
@@ -6922,7 +7710,7 @@
           <w:rtl/>
           <w:lang w:bidi="ar-EG"/>
         </w:rPr>
-        <w:t xml:space="preserve"> </w:t>
+        <w:t>، والشرح الخاص بها</w:t>
       </w:r>
       <w:r>
         <w:rPr>
@@ -6930,44 +7718,9 @@
           <w:rtl/>
           <w:lang w:bidi="ar-EG"/>
         </w:rPr>
-        <w:t>،</w:t>
-      </w:r>
-      <w:proofErr w:type="gramEnd"/>
-      <w:r>
-        <w:rPr>
-          <w:rFonts w:hint="cs"/>
-          <w:rtl/>
-          <w:lang w:bidi="ar-EG"/>
-        </w:rPr>
-        <w:t xml:space="preserve"> والشرح الخاص بها</w:t>
-      </w:r>
-      <w:r>
-        <w:rPr>
-          <w:rFonts w:hint="cs"/>
-          <w:rtl/>
-          <w:lang w:bidi="ar-EG"/>
-        </w:rPr>
-        <w:t xml:space="preserve">، لفريق عمل موقع </w:t>
-      </w:r>
-      <w:proofErr w:type="spellStart"/>
-      <w:r>
-        <w:rPr>
-          <w:rFonts w:hint="cs"/>
-          <w:rtl/>
-          <w:lang w:bidi="ar-EG"/>
-        </w:rPr>
-        <w:t>الخوارزم</w:t>
-      </w:r>
-      <w:proofErr w:type="spellEnd"/>
-      <w:r>
-        <w:rPr>
-          <w:rFonts w:hint="cs"/>
-          <w:rtl/>
-          <w:lang w:bidi="ar-EG"/>
-        </w:rPr>
-        <w:t xml:space="preserve"> </w:t>
-      </w:r>
-      <w:hyperlink r:id="rId27" w:history="1">
+        <w:t xml:space="preserve">، لفريق عمل موقع الخوارزم </w:t>
+      </w:r>
+      <w:hyperlink r:id="rId36" w:history="1">
         <w:r>
           <w:rPr>
             <w:rStyle w:val="Hyperlink"/>
@@ -7006,9 +7759,9 @@
           <w:noProof/>
         </w:rPr>
         <w:drawing>
-          <wp:inline distT="0" distB="0" distL="0" distR="0" wp14:anchorId="6EB89BA6" wp14:editId="720E814A">
-            <wp:extent cx="3143250" cy="3143250"/>
-            <wp:effectExtent l="0" t="0" r="0" b="0"/>
+          <wp:inline distT="0" distB="0" distL="0" distR="0" wp14:anchorId="6EB89BA6" wp14:editId="7415B731">
+            <wp:extent cx="2028825" cy="2028825"/>
+            <wp:effectExtent l="0" t="0" r="9525" b="9525"/>
             <wp:docPr id="1962318041" name="Picture 3"/>
             <wp:cNvGraphicFramePr>
               <a:graphicFrameLocks xmlns:a="http://schemas.openxmlformats.org/drawingml/2006/main" noChangeAspect="1"/>
@@ -7023,7 +7776,7 @@
                     </pic:cNvPicPr>
                   </pic:nvPicPr>
                   <pic:blipFill>
-                    <a:blip r:embed="rId28">
+                    <a:blip r:embed="rId37">
                       <a:extLst>
                         <a:ext uri="{28A0092B-C50C-407E-A947-70E740481C1C}">
                           <a14:useLocalDpi xmlns:a14="http://schemas.microsoft.com/office/drawing/2010/main" val="0"/>
@@ -7038,7 +7791,7 @@
                   <pic:spPr bwMode="auto">
                     <a:xfrm>
                       <a:off x="0" y="0"/>
-                      <a:ext cx="3143250" cy="3143250"/>
+                      <a:ext cx="2028825" cy="2028825"/>
                     </a:xfrm>
                     <a:prstGeom prst="rect">
                       <a:avLst/>
@@ -7084,63 +7837,23 @@
           <w:lang w:bidi="ar-EG"/>
         </w:rPr>
       </w:pPr>
-      <w:proofErr w:type="spellStart"/>
       <w:r>
         <w:rPr>
           <w:rFonts w:hint="cs"/>
           <w:rtl/>
           <w:lang w:bidi="ar-EG"/>
         </w:rPr>
-        <w:t>مجع</w:t>
-      </w:r>
-      <w:proofErr w:type="spellEnd"/>
+        <w:t>مجمع</w:t>
+      </w:r>
       <w:r>
         <w:rPr>
           <w:rFonts w:hint="cs"/>
           <w:rtl/>
           <w:lang w:bidi="ar-EG"/>
         </w:rPr>
-        <w:t xml:space="preserve"> لغة </w:t>
-      </w:r>
-      <w:proofErr w:type="spellStart"/>
-      <w:proofErr w:type="gramStart"/>
-      <w:r>
-        <w:rPr>
-          <w:rFonts w:hint="cs"/>
-          <w:rtl/>
-          <w:lang w:bidi="ar-EG"/>
-        </w:rPr>
-        <w:t>الخوارزم،لفريق</w:t>
-      </w:r>
-      <w:proofErr w:type="spellEnd"/>
-      <w:proofErr w:type="gramEnd"/>
-      <w:r>
-        <w:rPr>
-          <w:rFonts w:hint="cs"/>
-          <w:rtl/>
-          <w:lang w:bidi="ar-EG"/>
-        </w:rPr>
-        <w:t xml:space="preserve"> عمل موقع </w:t>
-      </w:r>
-      <w:proofErr w:type="spellStart"/>
-      <w:r>
-        <w:rPr>
-          <w:rFonts w:hint="cs"/>
-          <w:rtl/>
-          <w:lang w:bidi="ar-EG"/>
-        </w:rPr>
-        <w:t>الخوارزم</w:t>
-      </w:r>
-      <w:proofErr w:type="spellEnd"/>
-      <w:r>
-        <w:rPr>
-          <w:rFonts w:hint="cs"/>
-          <w:rtl/>
-          <w:lang w:bidi="ar-EG"/>
-        </w:rPr>
-        <w:t xml:space="preserve"> </w:t>
-      </w:r>
-      <w:hyperlink r:id="rId29" w:history="1">
+        <w:t xml:space="preserve"> لغة الخوارزم،لفريق عمل موقع الخوارزم </w:t>
+      </w:r>
+      <w:hyperlink r:id="rId38" w:history="1">
         <w:r>
           <w:rPr>
             <w:rStyle w:val="Hyperlink"/>
@@ -7165,6 +7878,7 @@
         <w:pStyle w:val="ListParagraph"/>
         <w:jc w:val="center"/>
         <w:rPr>
+          <w:rtl/>
           <w:lang w:bidi="ar-EG"/>
         </w:rPr>
       </w:pPr>
@@ -7172,11 +7886,10 @@
         <w:rPr>
           <w:noProof/>
         </w:rPr>
-        <w:lastRenderedPageBreak/>
         <w:drawing>
-          <wp:inline distT="0" distB="0" distL="0" distR="0" wp14:anchorId="55D6C402" wp14:editId="6F7A5BDE">
-            <wp:extent cx="1809750" cy="1809750"/>
-            <wp:effectExtent l="0" t="0" r="0" b="0"/>
+          <wp:inline distT="0" distB="0" distL="0" distR="0" wp14:anchorId="55D6C402" wp14:editId="27AD60AC">
+            <wp:extent cx="2143125" cy="2143125"/>
+            <wp:effectExtent l="0" t="0" r="9525" b="9525"/>
             <wp:docPr id="56454406" name="Picture 2"/>
             <wp:cNvGraphicFramePr>
               <a:graphicFrameLocks xmlns:a="http://schemas.openxmlformats.org/drawingml/2006/main" noChangeAspect="1"/>
@@ -7191,7 +7904,7 @@
                     </pic:cNvPicPr>
                   </pic:nvPicPr>
                   <pic:blipFill>
-                    <a:blip r:embed="rId30">
+                    <a:blip r:embed="rId39">
                       <a:extLst>
                         <a:ext uri="{28A0092B-C50C-407E-A947-70E740481C1C}">
                           <a14:useLocalDpi xmlns:a14="http://schemas.microsoft.com/office/drawing/2010/main" val="0"/>
@@ -7206,7 +7919,7 @@
                   <pic:spPr bwMode="auto">
                     <a:xfrm>
                       <a:off x="0" y="0"/>
-                      <a:ext cx="1809750" cy="1809750"/>
+                      <a:ext cx="2143125" cy="2143125"/>
                     </a:xfrm>
                     <a:prstGeom prst="rect">
                       <a:avLst/>
@@ -7223,8 +7936,29 @@
         </w:drawing>
       </w:r>
     </w:p>
+    <w:p>
+      <w:pPr>
+        <w:bidi w:val="0"/>
+        <w:rPr>
+          <w:rFonts w:ascii="Calibri" w:eastAsia="Calibri" w:hAnsi="Calibri" w:cs="Arial"/>
+          <w:b w:val="0"/>
+          <w:bCs w:val="0"/>
+          <w:sz w:val="22"/>
+          <w:szCs w:val="22"/>
+          <w:rtl/>
+          <w:lang w:eastAsia="en-US" w:bidi="ar-EG"/>
+        </w:rPr>
+      </w:pPr>
+      <w:r>
+        <w:rPr>
+          <w:rtl/>
+          <w:lang w:bidi="ar-EG"/>
+        </w:rPr>
+        <w:br w:type="page"/>
+      </w:r>
+    </w:p>
     <w:sectPr>
-      <w:headerReference w:type="default" r:id="rId31"/>
+      <w:headerReference w:type="default" r:id="rId40"/>
       <w:pgSz w:w="12240" w:h="15840"/>
       <w:pgMar w:top="1440" w:right="1800" w:bottom="1440" w:left="1800" w:header="720" w:footer="720" w:gutter="0"/>
       <w:cols w:space="720"/>
@@ -7283,29 +8017,20 @@
     </w:pPr>
     <w:r>
       <w:rPr>
-        <w:rFonts w:hint="cs"/>
-        <w:rtl/>
-        <w:lang w:bidi="ar-EG"/>
-      </w:rPr>
-      <w:t>أندلسي للبحوث والتطبيقات</w:t>
-    </w:r>
-  </w:p>
-  <w:p>
-    <w:pPr>
-      <w:pStyle w:val="Header"/>
-      <w:jc w:val="right"/>
-      <w:rPr>
-        <w:lang w:bidi="ar-EG"/>
-      </w:rPr>
-    </w:pPr>
-    <w:r>
-      <w:rPr>
         <w:noProof/>
       </w:rPr>
       <w:drawing>
-        <wp:inline distT="0" distB="0" distL="0" distR="0" wp14:anchorId="3B05BAE0" wp14:editId="5F693E95">
-          <wp:extent cx="2028825" cy="1331416"/>
-          <wp:effectExtent l="0" t="0" r="0" b="2540"/>
+        <wp:anchor distT="0" distB="0" distL="114300" distR="114300" simplePos="0" relativeHeight="251658240" behindDoc="0" locked="0" layoutInCell="1" allowOverlap="1" wp14:anchorId="3B05BAE0" wp14:editId="0FBC62F2">
+          <wp:simplePos x="0" y="0"/>
+          <wp:positionH relativeFrom="column">
+            <wp:posOffset>-266700</wp:posOffset>
+          </wp:positionH>
+          <wp:positionV relativeFrom="paragraph">
+            <wp:posOffset>-323850</wp:posOffset>
+          </wp:positionV>
+          <wp:extent cx="2562225" cy="981075"/>
+          <wp:effectExtent l="0" t="0" r="9525" b="9525"/>
+          <wp:wrapSquare wrapText="bothSides"/>
           <wp:docPr id="1376142340" name="Picture 1"/>
           <wp:cNvGraphicFramePr>
             <a:graphicFrameLocks xmlns:a="http://schemas.openxmlformats.org/drawingml/2006/main" noChangeAspect="1"/>
@@ -7335,7 +8060,7 @@
                 <pic:spPr bwMode="auto">
                   <a:xfrm>
                     <a:off x="0" y="0"/>
-                    <a:ext cx="2042176" cy="1340178"/>
+                    <a:ext cx="2562225" cy="981075"/>
                   </a:xfrm>
                   <a:prstGeom prst="rect">
                     <a:avLst/>
@@ -7348,9 +8073,56 @@
               </pic:pic>
             </a:graphicData>
           </a:graphic>
-        </wp:inline>
+          <wp14:sizeRelH relativeFrom="margin">
+            <wp14:pctWidth>0</wp14:pctWidth>
+          </wp14:sizeRelH>
+          <wp14:sizeRelV relativeFrom="margin">
+            <wp14:pctHeight>0</wp14:pctHeight>
+          </wp14:sizeRelV>
+        </wp:anchor>
       </w:drawing>
     </w:r>
+    <w:r>
+      <w:rPr>
+        <w:rFonts w:hint="cs"/>
+        <w:rtl/>
+        <w:lang w:bidi="ar-EG"/>
+      </w:rPr>
+      <w:t xml:space="preserve">أندلسي </w:t>
+    </w:r>
+    <w:r>
+      <w:rPr>
+        <w:rFonts w:hint="cs"/>
+        <w:rtl/>
+        <w:lang w:bidi="ar-EG"/>
+      </w:rPr>
+      <w:t>للبحث</w:t>
+    </w:r>
+    <w:r>
+      <w:rPr>
+        <w:rFonts w:hint="cs"/>
+        <w:rtl/>
+        <w:lang w:bidi="ar-EG"/>
+      </w:rPr>
+      <w:t xml:space="preserve"> </w:t>
+    </w:r>
+    <w:r>
+      <w:rPr>
+        <w:rFonts w:hint="cs"/>
+        <w:rtl/>
+        <w:lang w:bidi="ar-EG"/>
+      </w:rPr>
+      <w:t>والتطوير</w:t>
+    </w:r>
+  </w:p>
+  <w:p>
+    <w:pPr>
+      <w:pStyle w:val="Header"/>
+      <w:jc w:val="right"/>
+      <w:rPr>
+        <w:lang w:bidi="ar-EG"/>
+      </w:rPr>
+    </w:pPr>
   </w:p>
 </w:hdr>
 </file>
@@ -8137,7 +8909,6 @@
   <w:style w:type="character" w:default="1" w:styleId="DefaultParagraphFont">
     <w:name w:val="Default Paragraph Font"/>
     <w:uiPriority w:val="1"/>
-    <w:semiHidden/>
     <w:unhideWhenUsed/>
   </w:style>
   <w:style w:type="table" w:default="1" w:styleId="TableNormal">
@@ -8722,6 +9493,30 @@
       <w:ind w:left="480"/>
     </w:pPr>
   </w:style>
+  <w:style w:type="character" w:styleId="FollowedHyperlink">
+    <w:name w:val="FollowedHyperlink"/>
+    <w:basedOn w:val="DefaultParagraphFont"/>
+    <w:uiPriority w:val="99"/>
+    <w:semiHidden/>
+    <w:unhideWhenUsed/>
+    <w:rsid w:val="00553D85"/>
+    <w:rPr>
+      <w:color w:val="96607D" w:themeColor="followedHyperlink"/>
+      <w:u w:val="single"/>
+    </w:rPr>
+  </w:style>
+  <w:style w:type="paragraph" w:styleId="NormalWeb">
+    <w:name w:val="Normal (Web)"/>
+    <w:basedOn w:val="Normal"/>
+    <w:uiPriority w:val="99"/>
+    <w:semiHidden/>
+    <w:unhideWhenUsed/>
+    <w:rsid w:val="00E8211F"/>
+    <w:rPr>
+      <w:rFonts w:cs="Times New Roman"/>
+      <w:szCs w:val="24"/>
+    </w:rPr>
+  </w:style>
 </w:styles>
 </file>
 
